--- a/courts/ninth-circuit/california/federal/southern-district/motion-brief/usage/OUTPUT-motion-brief.docx
+++ b/courts/ninth-circuit/california/federal/southern-district/motion-brief/usage/OUTPUT-motion-brief.docx
@@ -103,11 +103,195 @@
     </w:p>
     <w:p>
       <w:pPr>
-        <w:spacing w:before="0" w:after="0" w:line="480" w:lineRule="auto"/>
-      </w:pPr>
-      <w:r>
-        <w:t xml:space="preserve"/>
-      </w:r>
+        <w:spacing w:before="240" w:after="0" w:line="240" w:lineRule="auto"/>
+        <w:jc w:val="center"/>
+      </w:pPr>
+      <w:r>
+        <w:rPr>
+          <w:b/>
+        </w:rPr>
+        <w:t xml:space="preserve">UNITED STATES DISTRICT COURT</w:t>
+      </w:r>
+    </w:p>
+    <w:p>
+      <w:pPr>
+        <w:spacing w:before="0" w:after="0" w:line="240" w:lineRule="auto"/>
+        <w:jc w:val="center"/>
+      </w:pPr>
+      <w:r>
+        <w:rPr>
+          <w:b/>
+        </w:rPr>
+        <w:t xml:space="preserve">SOUTHERN DISTRICT OF CALIFORNIA</w:t>
+      </w:r>
+    </w:p>
+    <w:p>
+      <w:pPr>
+        <w:spacing w:before="0" w:after="240" w:line="240" w:lineRule="auto"/>
+        <w:jc w:val="center"/>
+      </w:pPr>
+      <w:r>
+        <w:rPr>
+          <w:b/>
+        </w:rPr>
+        <w:t xml:space="preserve">SAN DIEGO</w:t>
+      </w:r>
+    </w:p>
+    <w:tbl>
+      <w:tblPr>
+        <w:tblW w:w="8640" w:type="dxa"/>
+        <w:tblLayout w:type="fixed"/>
+        <w:tblCellMar>
+          <w:left w:w="0" w:type="dxa"/>
+          <w:right w:w="0" w:type="dxa"/>
+        </w:tblCellMar>
+        <w:tblLook w:val="0000"/>
+      </w:tblPr>
+      <w:tblGrid>
+        <w:gridCol w:w="4320"/>
+        <w:gridCol w:w="4320"/>
+      </w:tblGrid>
+      <w:tr>
+        <w:trPr>
+          <w:cantSplit/>
+        </w:trPr>
+        <w:tc>
+          <w:tcPr>
+            <w:tcW w:w="4320" w:type="dxa"/>
+            <w:tcBorders>
+              <w:bottom w:val="single" w:sz="6" w:space="0" w:color="000000"/>
+              <w:right w:val="single" w:sz="6" w:space="0" w:color="000000"/>
+            </w:tcBorders>
+            <w:tcMar>
+              <w:bottom w:w="140" w:type="dxa"/>
+              <w:right w:w="336" w:type="dxa"/>
+            </w:tcMar>
+          </w:tcPr>
+          <w:p>
+            <w:pPr>
+              <w:spacing w:before="0" w:after="0" w:line="240" w:lineRule="auto"/>
+            </w:pPr>
+            <w:r>
+              <w:t xml:space="preserve">JENNIFER SAGER, individually and on behalf of all others similarly situated,</w:t>
+            </w:r>
+          </w:p>
+          <w:p>
+            <w:pPr>
+              <w:spacing w:before="0" w:after="0" w:line="240" w:lineRule="auto"/>
+              <w:ind w:left="2592" w:firstLine="0"/>
+            </w:pPr>
+            <w:r>
+              <w:t xml:space="preserve">Plaintiff,</w:t>
+            </w:r>
+          </w:p>
+          <w:p>
+            <w:pPr>
+              <w:spacing w:before="240" w:after="240" w:line="240" w:lineRule="auto"/>
+              <w:jc w:val="center"/>
+            </w:pPr>
+            <w:r>
+              <w:t xml:space="preserve">v.</w:t>
+            </w:r>
+          </w:p>
+          <w:p>
+            <w:pPr>
+              <w:spacing w:before="0" w:after="0" w:line="240" w:lineRule="auto"/>
+            </w:pPr>
+            <w:r>
+              <w:t xml:space="preserve">CETERA FINANCIAL GROUP, INC. and CETERA INVESTMENT SERVICES LLC,</w:t>
+            </w:r>
+          </w:p>
+          <w:p>
+            <w:pPr>
+              <w:spacing w:before="0" w:after="0" w:line="240" w:lineRule="auto"/>
+              <w:ind w:left="2592" w:firstLine="0"/>
+            </w:pPr>
+            <w:r>
+              <w:t xml:space="preserve">Defendants.</w:t>
+            </w:r>
+          </w:p>
+        </w:tc>
+        <w:tc>
+          <w:tcPr>
+            <w:tcW w:w="4320" w:type="dxa"/>
+            <w:tcMar>
+              <w:top w:w="84" w:type="dxa"/>
+              <w:left w:w="336" w:type="dxa"/>
+            </w:tcMar>
+          </w:tcPr>
+          <w:p>
+            <w:pPr>
+              <w:spacing w:before="0" w:after="0" w:line="240" w:lineRule="auto"/>
+            </w:pPr>
+            <w:r>
+              <w:t xml:space="preserve">Case No. 3:26-cv-03372-RSH-VET</w:t>
+            </w:r>
+          </w:p>
+          <w:p>
+            <w:pPr>
+              <w:spacing w:before="240" w:after="240" w:line="240" w:lineRule="auto"/>
+            </w:pPr>
+            <w:r>
+              <w:rPr>
+                <w:b/>
+              </w:rPr>
+              <w:t xml:space="preserve">MEMORANDUM OF POINTS AND AUTHORITIES IN SUPPORT OF DEFENDANTS’ MOTION TO DISMISS COMPLAINT</w:t>
+            </w:r>
+          </w:p>
+          <w:p>
+            <w:pPr>
+              <w:spacing w:before="0" w:after="0" w:line="240" w:lineRule="auto"/>
+            </w:pPr>
+            <w:r>
+              <w:t xml:space="preserve">Date: October 5, 2026</w:t>
+            </w:r>
+          </w:p>
+          <w:p>
+            <w:pPr>
+              <w:spacing w:before="0" w:after="0" w:line="240" w:lineRule="auto"/>
+            </w:pPr>
+            <w:r>
+              <w:t xml:space="preserve">Time: Under Submission</w:t>
+            </w:r>
+          </w:p>
+          <w:p>
+            <w:pPr>
+              <w:spacing w:before="0" w:after="0" w:line="240" w:lineRule="auto"/>
+            </w:pPr>
+            <w:r>
+              <w:t xml:space="preserve">Place: Courtroom 3B</w:t>
+            </w:r>
+          </w:p>
+          <w:p>
+            <w:pPr>
+              <w:spacing w:before="0" w:after="0" w:line="240" w:lineRule="auto"/>
+            </w:pPr>
+            <w:r>
+              <w:t xml:space="preserve">Hon. Robert S. Huie</w:t>
+            </w:r>
+          </w:p>
+        </w:tc>
+      </w:tr>
+    </w:tbl>
+    <w:p>
+      <w:pPr>
+        <w:suppressLineNumbers/>
+        <w:spacing w:before="0" w:after="0" w:line="20" w:lineRule="exact"/>
+        <w:sectPr>
+          <w:footerReference w:type="default" r:id="rIdCasdCover"/>
+          <w:footnotePr>
+            <w:numRestart w:val="eachSect"/>
+          </w:footnotePr>
+          <w:type w:val="nextPage"/>
+          <w:pgSz w:w="12240" w:h="15840"/>
+          <w:pgMar w:top="1440" w:right="1440" w:bottom="1440" w:left="2160" w:header="720" w:footer="120" w:gutter="0"/>
+          <w:pgBorders w:offsetFrom="text">
+            <w:left w:val="double" w:sz="4" w:space="14" w:color="auto"/>
+            <w:right w:val="single" w:sz="4" w:space="7" w:color="auto"/>
+          </w:pgBorders>
+          <w:lnNumType w:countBy="1" w:distance="720" w:restart="newPage"/>
+        </w:sectPr>
+      </w:pPr>
     </w:p>
     <w:p>
       <w:pPr>
@@ -118,11 +302,219 @@
         <w:rPr>
           <w:b/>
         </w:rPr>
-        <w:t xml:space="preserve">UNITED STATES DISTRICT COURT</w:t>
-      </w:r>
-    </w:p>
-    <w:p>
-      <w:pPr>
+        <w:t xml:space="preserve">TABLE OF CONTENTS</w:t>
+      </w:r>
+    </w:p>
+    <w:p>
+      <w:pPr>
+        <w:keepNext/>
+        <w:spacing w:before="0" w:after="120" w:line="240" w:lineRule="auto"/>
+        <w:jc w:val="right"/>
+      </w:pPr>
+      <w:r>
+        <w:rPr>
+          <w:b/>
+        </w:rPr>
+        <w:t xml:space="preserve">Page</w:t>
+      </w:r>
+    </w:p>
+    <w:p>
+      <w:pPr>
+        <w:keepLines/>
+        <w:tabs>
+          <w:tab w:val="right" w:leader="dot" w:pos="8620"/>
+        </w:tabs>
+        <w:spacing w:before="0" w:after="120" w:line="240" w:lineRule="auto"/>
+        <w:ind w:left="720" w:right="720" w:hanging="720"/>
+      </w:pPr>
+      <w:r>
+        <w:t xml:space="preserve">INTRODUCTION</w:t>
+      </w:r>
+      <w:r>
+        <w:t xml:space="preserve"> </w:t>
+      </w:r>
+      <w:r>
+        <w:tab/>
+      </w:r>
+      <w:r>
+        <w:t xml:space="preserve">1</w:t>
+      </w:r>
+    </w:p>
+    <w:p>
+      <w:pPr>
+        <w:keepLines/>
+        <w:tabs>
+          <w:tab w:val="right" w:leader="dot" w:pos="8620"/>
+        </w:tabs>
+        <w:spacing w:before="0" w:after="120" w:line="240" w:lineRule="auto"/>
+        <w:ind w:left="720" w:right="720" w:hanging="720"/>
+      </w:pPr>
+      <w:r>
+        <w:t xml:space="preserve">FACTUAL BACKGROUND</w:t>
+      </w:r>
+      <w:r>
+        <w:t xml:space="preserve"> </w:t>
+      </w:r>
+      <w:r>
+        <w:tab/>
+      </w:r>
+      <w:r>
+        <w:t xml:space="preserve">1</w:t>
+      </w:r>
+    </w:p>
+    <w:p>
+      <w:pPr>
+        <w:keepLines/>
+        <w:tabs>
+          <w:tab w:val="right" w:leader="dot" w:pos="8620"/>
+        </w:tabs>
+        <w:spacing w:before="0" w:after="120" w:line="240" w:lineRule="auto"/>
+        <w:ind w:left="720" w:right="720" w:hanging="720"/>
+      </w:pPr>
+      <w:r>
+        <w:t xml:space="preserve">STANDARD OF REVIEW</w:t>
+      </w:r>
+      <w:r>
+        <w:t xml:space="preserve"> </w:t>
+      </w:r>
+      <w:r>
+        <w:tab/>
+      </w:r>
+      <w:r>
+        <w:t xml:space="preserve">2</w:t>
+      </w:r>
+    </w:p>
+    <w:p>
+      <w:pPr>
+        <w:keepLines/>
+        <w:tabs>
+          <w:tab w:val="right" w:leader="dot" w:pos="8620"/>
+        </w:tabs>
+        <w:spacing w:before="0" w:after="120" w:line="240" w:lineRule="auto"/>
+        <w:ind w:left="720" w:right="720" w:hanging="720"/>
+      </w:pPr>
+      <w:r>
+        <w:t xml:space="preserve">ARGUMENT</w:t>
+      </w:r>
+      <w:r>
+        <w:t xml:space="preserve"> </w:t>
+      </w:r>
+      <w:r>
+        <w:tab/>
+      </w:r>
+      <w:r>
+        <w:t xml:space="preserve">3</w:t>
+      </w:r>
+    </w:p>
+    <w:p>
+      <w:pPr>
+        <w:keepLines/>
+        <w:tabs>
+          <w:tab w:val="right" w:leader="dot" w:pos="8620"/>
+        </w:tabs>
+        <w:spacing w:before="0" w:after="120" w:line="240" w:lineRule="auto"/>
+        <w:ind w:left="720" w:right="720" w:hanging="720"/>
+      </w:pPr>
+      <w:r>
+        <w:t xml:space="preserve">I.</w:t>
+      </w:r>
+      <w:r>
+        <w:tab/>
+      </w:r>
+      <w:r>
+        <w:t xml:space="preserve">The Complaint Fails Rule 8’s Basic Pleading Standards and Should Be Dismissed Under Rule 12(b)(6) or a More Definite Statement Should Be Required.</w:t>
+      </w:r>
+      <w:r>
+        <w:t xml:space="preserve"> </w:t>
+      </w:r>
+      <w:r>
+        <w:tab/>
+      </w:r>
+      <w:r>
+        <w:t xml:space="preserve">3</w:t>
+      </w:r>
+    </w:p>
+    <w:p>
+      <w:pPr>
+        <w:keepLines/>
+        <w:tabs>
+          <w:tab w:val="right" w:leader="dot" w:pos="8620"/>
+        </w:tabs>
+        <w:spacing w:before="0" w:after="120" w:line="240" w:lineRule="auto"/>
+        <w:ind w:left="720" w:right="720" w:hanging="720"/>
+      </w:pPr>
+      <w:r>
+        <w:t xml:space="preserve">II.</w:t>
+      </w:r>
+      <w:r>
+        <w:tab/>
+      </w:r>
+      <w:r>
+        <w:t xml:space="preserve">CFG Should Be Dismissed as a Defendant</w:t>
+      </w:r>
+      <w:r>
+        <w:t xml:space="preserve"> </w:t>
+      </w:r>
+      <w:r>
+        <w:tab/>
+      </w:r>
+      <w:r>
+        <w:t xml:space="preserve">3</w:t>
+      </w:r>
+    </w:p>
+    <w:p>
+      <w:pPr>
+        <w:keepLines/>
+        <w:tabs>
+          <w:tab w:val="right" w:leader="dot" w:pos="8620"/>
+        </w:tabs>
+        <w:spacing w:before="0" w:after="120" w:line="240" w:lineRule="auto"/>
+        <w:ind w:left="720" w:right="720" w:hanging="720"/>
+      </w:pPr>
+      <w:r>
+        <w:t xml:space="preserve">III.</w:t>
+      </w:r>
+      <w:r>
+        <w:tab/>
+      </w:r>
+      <w:r>
+        <w:t xml:space="preserve">Plaintiff Fails to State a Claim for Unjust Enrichment (Count VI)</w:t>
+      </w:r>
+      <w:r>
+        <w:t xml:space="preserve"> </w:t>
+      </w:r>
+      <w:r>
+        <w:tab/>
+      </w:r>
+      <w:r>
+        <w:t xml:space="preserve">4</w:t>
+      </w:r>
+    </w:p>
+    <w:p>
+      <w:pPr>
+        <w:keepLines/>
+        <w:tabs>
+          <w:tab w:val="right" w:leader="dot" w:pos="8620"/>
+        </w:tabs>
+        <w:spacing w:before="0" w:after="120" w:line="240" w:lineRule="auto"/>
+        <w:ind w:left="720" w:right="720" w:hanging="720"/>
+      </w:pPr>
+      <w:r>
+        <w:t xml:space="preserve">CONCLUSION</w:t>
+      </w:r>
+      <w:r>
+        <w:t xml:space="preserve"> </w:t>
+      </w:r>
+      <w:r>
+        <w:tab/>
+      </w:r>
+      <w:r>
+        <w:t xml:space="preserve">6</w:t>
+      </w:r>
+    </w:p>
+    <w:p>
+      <w:pPr>
+        <w:pageBreakBefore/>
         <w:spacing w:before="0" w:after="0" w:line="480" w:lineRule="auto"/>
         <w:jc w:val="center"/>
       </w:pPr>
@@ -130,383 +522,366 @@
         <w:rPr>
           <w:b/>
         </w:rPr>
-        <w:t xml:space="preserve">SOUTHERN DISTRICT OF CALIFORNIA</w:t>
-      </w:r>
-    </w:p>
-    <w:p>
-      <w:pPr>
-        <w:spacing w:before="0" w:after="0" w:line="480" w:lineRule="auto"/>
-        <w:jc w:val="center"/>
+        <w:t xml:space="preserve">TABLE OF AUTHORITIES</w:t>
+      </w:r>
+    </w:p>
+    <w:p>
+      <w:pPr>
+        <w:keepNext/>
+        <w:spacing w:before="0" w:after="120" w:line="240" w:lineRule="auto"/>
+        <w:jc w:val="right"/>
       </w:pPr>
       <w:r>
         <w:rPr>
           <w:b/>
         </w:rPr>
-        <w:t xml:space="preserve">SAN DIEGO</w:t>
-      </w:r>
-    </w:p>
-    <w:p>
-      <w:pPr>
-        <w:spacing w:before="0" w:after="0" w:line="480" w:lineRule="auto"/>
-      </w:pPr>
-      <w:r>
-        <w:t xml:space="preserve"/>
-      </w:r>
-    </w:p>
-    <w:p>
-      <w:pPr>
-        <w:spacing w:before="0" w:after="0" w:line="240" w:lineRule="auto"/>
-      </w:pPr>
-      <w:r>
-        <w:t xml:space="preserve">JENNIFER SAGER, individually and on behalf of all others similarly situated,</w:t>
-      </w:r>
-    </w:p>
-    <w:p>
-      <w:pPr>
-        <w:spacing w:before="0" w:after="0" w:line="240" w:lineRule="auto"/>
-        <w:ind w:left="1440" w:firstLine="0"/>
-      </w:pPr>
-      <w:r>
-        <w:t xml:space="preserve">Plaintiff,</w:t>
-      </w:r>
-    </w:p>
-    <w:p>
-      <w:pPr>
-        <w:spacing w:before="0" w:after="0" w:line="240" w:lineRule="auto"/>
-        <w:ind w:left="720" w:firstLine="0"/>
-      </w:pPr>
-      <w:r>
-        <w:t xml:space="preserve">v.</w:t>
-      </w:r>
-    </w:p>
-    <w:p>
-      <w:pPr>
-        <w:spacing w:before="0" w:after="0" w:line="240" w:lineRule="auto"/>
-      </w:pPr>
-      <w:r>
-        <w:t xml:space="preserve">CETERA FINANCIAL GROUP, INC. and CETERA INVESTMENT SERVICES LLC,</w:t>
-      </w:r>
-    </w:p>
-    <w:p>
-      <w:pPr>
-        <w:spacing w:before="0" w:after="0" w:line="240" w:lineRule="auto"/>
-        <w:ind w:left="1440" w:firstLine="0"/>
-      </w:pPr>
-      <w:r>
-        <w:t xml:space="preserve">Defendants.</w:t>
-      </w:r>
-    </w:p>
-    <w:p>
-      <w:pPr>
-        <w:spacing w:before="0" w:after="0" w:line="480" w:lineRule="auto"/>
-        <w:ind w:left="4680" w:firstLine="0"/>
-      </w:pPr>
-      <w:r>
-        <w:t xml:space="preserve">Case No. 3:26-cv-03372-RSH-VET</w:t>
-      </w:r>
-    </w:p>
-    <w:p>
-      <w:pPr>
-        <w:spacing w:before="0" w:after="0" w:line="480" w:lineRule="auto"/>
-      </w:pPr>
-      <w:r>
-        <w:t xml:space="preserve"/>
-      </w:r>
-    </w:p>
-    <w:p>
-      <w:pPr>
-        <w:spacing w:before="0" w:after="0" w:line="480" w:lineRule="auto"/>
-        <w:jc w:val="center"/>
+        <w:t xml:space="preserve">Page(s)</w:t>
+      </w:r>
+    </w:p>
+    <w:p>
+      <w:pPr>
+        <w:keepNext/>
+        <w:spacing w:before="240" w:after="120" w:line="240" w:lineRule="auto"/>
       </w:pPr>
       <w:r>
         <w:rPr>
           <w:b/>
         </w:rPr>
-        <w:t xml:space="preserve">Memorandum of Points and Authorities in Support of Defendants’ Motion to Dismiss Complaint</w:t>
-      </w:r>
-    </w:p>
-    <w:p>
-      <w:pPr>
-        <w:spacing w:before="0" w:after="0" w:line="480" w:lineRule="auto"/>
-      </w:pPr>
-      <w:r>
-        <w:t xml:space="preserve"/>
-      </w:r>
-    </w:p>
-    <w:p>
-      <w:pPr>
-        <w:spacing w:before="0" w:after="0" w:line="240" w:lineRule="auto"/>
-        <w:ind w:left="4680" w:firstLine="0"/>
-      </w:pPr>
-      <w:r>
-        <w:t xml:space="preserve">Date: October 5, 2026</w:t>
-      </w:r>
-    </w:p>
-    <w:p>
-      <w:pPr>
-        <w:spacing w:before="0" w:after="0" w:line="240" w:lineRule="auto"/>
-        <w:ind w:left="4680" w:firstLine="0"/>
-      </w:pPr>
-      <w:r>
-        <w:t xml:space="preserve">Time: Under Submission</w:t>
-      </w:r>
-    </w:p>
-    <w:p>
-      <w:pPr>
-        <w:spacing w:before="0" w:after="0" w:line="240" w:lineRule="auto"/>
-        <w:ind w:left="4680" w:firstLine="0"/>
-      </w:pPr>
-      <w:r>
-        <w:t xml:space="preserve">Courtroom 3B</w:t>
-      </w:r>
-    </w:p>
-    <w:p>
-      <w:pPr>
-        <w:spacing w:before="0" w:after="0" w:line="240" w:lineRule="auto"/>
-        <w:ind w:left="4680" w:firstLine="0"/>
-      </w:pPr>
-      <w:r>
-        <w:t xml:space="preserve">Judge: Hon. Robert S. Huie</w:t>
-      </w:r>
-    </w:p>
-    <w:p>
-      <w:r>
-        <w:br w:type="page"/>
-      </w:r>
-    </w:p>
-    <w:p>
-      <w:pPr>
-        <w:spacing w:before="0" w:after="0" w:line="480" w:lineRule="auto"/>
-        <w:jc w:val="center"/>
+        <w:t xml:space="preserve">Cases</w:t>
+      </w:r>
+    </w:p>
+    <w:p>
+      <w:pPr>
+        <w:keepLines/>
+        <w:tabs>
+          <w:tab w:val="right" w:leader="dot" w:pos="8620"/>
+        </w:tabs>
+        <w:spacing w:before="0" w:after="120" w:line="240" w:lineRule="auto"/>
+        <w:ind w:left="504" w:right="1120" w:hanging="504"/>
+      </w:pPr>
+      <w:r>
+        <w:rPr>
+          <w:i/>
+        </w:rPr>
+        <w:t xml:space="preserve">Ashcroft v. Iqbal</w:t>
+      </w:r>
+      <w:r>
+        <w:t xml:space="preserve">, 556 U.S. 662 (2009)</w:t>
+      </w:r>
+      <w:r>
+        <w:t xml:space="preserve"> </w:t>
+      </w:r>
+      <w:r>
+        <w:tab/>
+      </w:r>
+      <w:r>
+        <w:t xml:space="preserve">2</w:t>
+      </w:r>
+    </w:p>
+    <w:p>
+      <w:pPr>
+        <w:keepLines/>
+        <w:tabs>
+          <w:tab w:val="right" w:leader="dot" w:pos="8620"/>
+        </w:tabs>
+        <w:spacing w:before="0" w:after="120" w:line="240" w:lineRule="auto"/>
+        <w:ind w:left="504" w:right="1120" w:hanging="504"/>
+      </w:pPr>
+      <w:r>
+        <w:rPr>
+          <w:i/>
+        </w:rPr>
+        <w:t xml:space="preserve">Bell Atl. Corp. v. Twombly</w:t>
+      </w:r>
+      <w:r>
+        <w:t xml:space="preserve">, 550 U.S. 544 (2007)</w:t>
+      </w:r>
+      <w:r>
+        <w:t xml:space="preserve"> </w:t>
+      </w:r>
+      <w:r>
+        <w:tab/>
+      </w:r>
+      <w:r>
+        <w:t xml:space="preserve">2</w:t>
+      </w:r>
+    </w:p>
+    <w:p>
+      <w:pPr>
+        <w:keepLines/>
+        <w:tabs>
+          <w:tab w:val="right" w:leader="dot" w:pos="8620"/>
+        </w:tabs>
+        <w:spacing w:before="0" w:after="120" w:line="240" w:lineRule="auto"/>
+        <w:ind w:left="504" w:right="1120" w:hanging="504"/>
+      </w:pPr>
+      <w:r>
+        <w:rPr>
+          <w:i/>
+        </w:rPr>
+        <w:t xml:space="preserve">Bernstein v. Extendicare Health Servs.</w:t>
+      </w:r>
+      <w:r>
+        <w:t xml:space="preserve">, 607 F. Supp. 2d 1027 (D. Minn. 2009)</w:t>
+      </w:r>
+      <w:r>
+        <w:t xml:space="preserve"> </w:t>
+      </w:r>
+      <w:r>
+        <w:tab/>
+      </w:r>
+      <w:r>
+        <w:t xml:space="preserve">3</w:t>
+      </w:r>
+    </w:p>
+    <w:p>
+      <w:pPr>
+        <w:keepLines/>
+        <w:tabs>
+          <w:tab w:val="right" w:leader="dot" w:pos="8620"/>
+        </w:tabs>
+        <w:spacing w:before="0" w:after="120" w:line="240" w:lineRule="auto"/>
+        <w:ind w:left="504" w:right="1120" w:hanging="504"/>
+      </w:pPr>
+      <w:r>
+        <w:rPr>
+          <w:i/>
+        </w:rPr>
+        <w:t xml:space="preserve">Futo v. U.S. Bancorp</w:t>
+      </w:r>
+      <w:r>
+        <w:t xml:space="preserve">, 826 F. Supp. 3d 1016 (D. Minn. 2026)</w:t>
+      </w:r>
+      <w:r>
+        <w:t xml:space="preserve"> </w:t>
+      </w:r>
+      <w:r>
+        <w:tab/>
+      </w:r>
+      <w:r>
+        <w:t xml:space="preserve">1, 4</w:t>
+      </w:r>
+    </w:p>
+    <w:p>
+      <w:pPr>
+        <w:keepLines/>
+        <w:tabs>
+          <w:tab w:val="right" w:leader="dot" w:pos="8620"/>
+        </w:tabs>
+        <w:spacing w:before="0" w:after="120" w:line="240" w:lineRule="auto"/>
+        <w:ind w:left="504" w:right="1120" w:hanging="504"/>
+      </w:pPr>
+      <w:r>
+        <w:rPr>
+          <w:i/>
+        </w:rPr>
+        <w:t xml:space="preserve">ServiceMaster of St. Cloud v. GAB Bus. Servs., Inc.</w:t>
+      </w:r>
+      <w:r>
+        <w:t xml:space="preserve">, 544 N.W.2d 302 (Minn. 1996)</w:t>
+      </w:r>
+      <w:r>
+        <w:t xml:space="preserve"> </w:t>
+      </w:r>
+      <w:r>
+        <w:tab/>
+      </w:r>
+      <w:r>
+        <w:t xml:space="preserve">4</w:t>
+      </w:r>
+    </w:p>
+    <w:p>
+      <w:pPr>
+        <w:keepLines/>
+        <w:tabs>
+          <w:tab w:val="right" w:leader="dot" w:pos="8620"/>
+        </w:tabs>
+        <w:spacing w:before="0" w:after="120" w:line="240" w:lineRule="auto"/>
+        <w:ind w:left="504" w:right="1120" w:hanging="504"/>
+      </w:pPr>
+      <w:r>
+        <w:rPr>
+          <w:i/>
+        </w:rPr>
+        <w:t xml:space="preserve">Souter v. Edgewell Pers. Care Co.</w:t>
+      </w:r>
+      <w:r>
+        <w:t xml:space="preserve">, 542 F. Supp. 3d 1083 (S.D. Cal. 2021)</w:t>
+      </w:r>
+      <w:r>
+        <w:t xml:space="preserve"> </w:t>
+      </w:r>
+      <w:r>
+        <w:tab/>
+      </w:r>
+      <w:r>
+        <w:t xml:space="preserve">3</w:t>
+      </w:r>
+    </w:p>
+    <w:p>
+      <w:pPr>
+        <w:keepLines/>
+        <w:tabs>
+          <w:tab w:val="right" w:leader="dot" w:pos="8620"/>
+        </w:tabs>
+        <w:spacing w:before="0" w:after="120" w:line="240" w:lineRule="auto"/>
+        <w:ind w:left="504" w:right="1120" w:hanging="504"/>
+      </w:pPr>
+      <w:r>
+        <w:rPr>
+          <w:i/>
+        </w:rPr>
+        <w:t xml:space="preserve">United States v. Bestfoods</w:t>
+      </w:r>
+      <w:r>
+        <w:t xml:space="preserve">, 524 U.S. 51 (1998)</w:t>
+      </w:r>
+      <w:r>
+        <w:t xml:space="preserve"> </w:t>
+      </w:r>
+      <w:r>
+        <w:tab/>
+      </w:r>
+      <w:r>
+        <w:t xml:space="preserve">4</w:t>
+      </w:r>
+    </w:p>
+    <w:p>
+      <w:pPr>
+        <w:keepLines/>
+        <w:tabs>
+          <w:tab w:val="right" w:leader="dot" w:pos="8620"/>
+        </w:tabs>
+        <w:spacing w:before="0" w:after="120" w:line="240" w:lineRule="auto"/>
+        <w:ind w:left="504" w:right="1120" w:hanging="504"/>
+      </w:pPr>
+      <w:r>
+        <w:rPr>
+          <w:i/>
+        </w:rPr>
+        <w:t xml:space="preserve">Wright v. Capella Univ., Inc.</w:t>
+      </w:r>
+      <w:r>
+        <w:t xml:space="preserve">, 378 F. Supp. 3d 760 (D. Minn. 2019)</w:t>
+      </w:r>
+      <w:r>
+        <w:t xml:space="preserve"> </w:t>
+      </w:r>
+      <w:r>
+        <w:tab/>
+      </w:r>
+      <w:r>
+        <w:t xml:space="preserve">5</w:t>
+      </w:r>
+    </w:p>
+    <w:p>
+      <w:pPr>
+        <w:keepNext/>
+        <w:spacing w:before="240" w:after="120" w:line="240" w:lineRule="auto"/>
       </w:pPr>
       <w:r>
         <w:rPr>
           <w:b/>
         </w:rPr>
-        <w:t xml:space="preserve">TABLE OF CONTENTS</w:t>
-      </w:r>
-    </w:p>
-    <w:p>
-      <w:pPr>
-        <w:spacing w:before="0" w:after="0" w:line="240" w:lineRule="auto"/>
-      </w:pPr>
-      <w:r>
-        <w:fldChar w:fldCharType="begin" w:dirty="true"/>
-      </w:r>
-      <w:r>
-        <w:instrText xml:space="preserve"> TOC \o "1-3" \h \z \u </w:instrText>
-      </w:r>
-      <w:r>
-        <w:fldChar w:fldCharType="separate"/>
-      </w:r>
-      <w:r>
-        <w:t>Update the field (select all, then F9) to build the table of contents.</w:t>
-      </w:r>
-      <w:r>
-        <w:fldChar w:fldCharType="end"/>
-      </w:r>
-    </w:p>
-    <w:p>
-      <w:r>
-        <w:br w:type="page"/>
-      </w:r>
-    </w:p>
-    <w:p>
-      <w:pPr>
-        <w:spacing w:before="0" w:after="0" w:line="480" w:lineRule="auto"/>
-        <w:jc w:val="center"/>
-      </w:pPr>
-      <w:r>
-        <w:rPr>
-          <w:b/>
-        </w:rPr>
-        <w:t xml:space="preserve">TABLE OF AUTHORITIES</w:t>
-      </w:r>
-    </w:p>
-    <w:p>
-      <w:pPr>
-        <w:keepNext/>
-        <w:spacing w:before="240" w:after="240" w:line="240" w:lineRule="auto"/>
-      </w:pPr>
-      <w:r>
-        <w:rPr>
-          <w:b/>
-        </w:rPr>
-        <w:t xml:space="preserve">Cases:</w:t>
-      </w:r>
-    </w:p>
-    <w:p>
-      <w:pPr>
-        <w:spacing w:before="0" w:after="240" w:line="240" w:lineRule="auto"/>
-        <w:ind w:left="360" w:firstLine="0"/>
-      </w:pPr>
-      <w:r>
-        <w:rPr>
-          <w:i/>
-        </w:rPr>
-        <w:t xml:space="preserve">Ashcroft v. Iqbal</w:t>
-      </w:r>
-      <w:r>
-        <w:t xml:space="preserve">, 556 U.S. 662 (2009)</w:t>
-      </w:r>
-    </w:p>
-    <w:p>
-      <w:pPr>
-        <w:spacing w:before="0" w:after="240" w:line="240" w:lineRule="auto"/>
-        <w:ind w:left="360" w:firstLine="0"/>
-      </w:pPr>
-      <w:r>
-        <w:rPr>
-          <w:i/>
-        </w:rPr>
-        <w:t xml:space="preserve">Bell Atl. Corp. v. Twombly</w:t>
-      </w:r>
-      <w:r>
-        <w:t xml:space="preserve">, 550 U.S. 544 (2007)</w:t>
-      </w:r>
-    </w:p>
-    <w:p>
-      <w:pPr>
-        <w:spacing w:before="0" w:after="240" w:line="240" w:lineRule="auto"/>
-        <w:ind w:left="360" w:firstLine="0"/>
-      </w:pPr>
-      <w:r>
-        <w:rPr>
-          <w:i/>
-        </w:rPr>
-        <w:t xml:space="preserve">Bernstein v. Extendicare Health Servs.</w:t>
-      </w:r>
-      <w:r>
-        <w:t xml:space="preserve">, 607 F. Supp. 2d 1027 (D. Minn. 2009)</w:t>
-      </w:r>
-    </w:p>
-    <w:p>
-      <w:pPr>
-        <w:spacing w:before="0" w:after="240" w:line="240" w:lineRule="auto"/>
-        <w:ind w:left="360" w:firstLine="0"/>
-      </w:pPr>
-      <w:r>
-        <w:rPr>
-          <w:i/>
-        </w:rPr>
-        <w:t xml:space="preserve">Futo v. U.S. Bancorp</w:t>
-      </w:r>
-      <w:r>
-        <w:t xml:space="preserve">, 826 F. Supp. 3d 1016 (D. Minn. 2026)</w:t>
-      </w:r>
-    </w:p>
-    <w:p>
-      <w:pPr>
-        <w:spacing w:before="0" w:after="240" w:line="240" w:lineRule="auto"/>
-        <w:ind w:left="360" w:firstLine="0"/>
-      </w:pPr>
-      <w:r>
-        <w:rPr>
-          <w:i/>
-        </w:rPr>
-        <w:t xml:space="preserve">ServiceMaster of St. Cloud v. GAB Bus. Servs., Inc.</w:t>
-      </w:r>
-      <w:r>
-        <w:t xml:space="preserve">, 544 N.W.2d 302 (Minn. 1996)</w:t>
-      </w:r>
-    </w:p>
-    <w:p>
-      <w:pPr>
-        <w:spacing w:before="0" w:after="240" w:line="240" w:lineRule="auto"/>
-        <w:ind w:left="360" w:firstLine="0"/>
-      </w:pPr>
-      <w:r>
-        <w:rPr>
-          <w:i/>
-        </w:rPr>
-        <w:t xml:space="preserve">Souter v. Edgewell Pers. Care Co.</w:t>
-      </w:r>
-      <w:r>
-        <w:t xml:space="preserve">, 542 F. Supp. 3d 1083 (S.D. Cal. 2021)</w:t>
-      </w:r>
-    </w:p>
-    <w:p>
-      <w:pPr>
-        <w:spacing w:before="0" w:after="240" w:line="240" w:lineRule="auto"/>
-        <w:ind w:left="360" w:firstLine="0"/>
-      </w:pPr>
-      <w:r>
-        <w:rPr>
-          <w:i/>
-        </w:rPr>
-        <w:t xml:space="preserve">United States v. Bestfoods</w:t>
-      </w:r>
-      <w:r>
-        <w:t xml:space="preserve">, 524 U.S. 51 (1998)</w:t>
-      </w:r>
-    </w:p>
-    <w:p>
-      <w:pPr>
-        <w:spacing w:before="0" w:after="240" w:line="240" w:lineRule="auto"/>
-        <w:ind w:left="360" w:firstLine="0"/>
-      </w:pPr>
-      <w:r>
-        <w:rPr>
-          <w:i/>
-        </w:rPr>
-        <w:t xml:space="preserve">Wright v. Capella Univ., Inc.</w:t>
-      </w:r>
-      <w:r>
-        <w:t xml:space="preserve">, 378 F. Supp. 3d 760 (D. Minn. 2019)</w:t>
-      </w:r>
-    </w:p>
-    <w:p>
-      <w:pPr>
-        <w:keepNext/>
-        <w:spacing w:before="240" w:after="240" w:line="240" w:lineRule="auto"/>
-      </w:pPr>
-      <w:r>
-        <w:rPr>
-          <w:b/>
-        </w:rPr>
-        <w:t xml:space="preserve">Rules:</w:t>
-      </w:r>
-    </w:p>
-    <w:p>
-      <w:pPr>
-        <w:spacing w:before="0" w:after="240" w:line="240" w:lineRule="auto"/>
-        <w:ind w:left="360" w:firstLine="0"/>
+        <w:t xml:space="preserve">Federal Rules</w:t>
+      </w:r>
+    </w:p>
+    <w:p>
+      <w:pPr>
+        <w:keepLines/>
+        <w:tabs>
+          <w:tab w:val="right" w:leader="dot" w:pos="8620"/>
+        </w:tabs>
+        <w:spacing w:before="0" w:after="120" w:line="240" w:lineRule="auto"/>
+        <w:ind w:left="504" w:right="1120" w:hanging="504"/>
       </w:pPr>
       <w:r>
         <w:t xml:space="preserve">Fed. R. Civ. P. 12(b)(6)</w:t>
       </w:r>
-    </w:p>
-    <w:p>
-      <w:pPr>
-        <w:spacing w:before="0" w:after="240" w:line="240" w:lineRule="auto"/>
-        <w:ind w:left="360" w:firstLine="0"/>
+      <w:r>
+        <w:t xml:space="preserve"> </w:t>
+      </w:r>
+      <w:r>
+        <w:tab/>
+      </w:r>
+      <w:r>
+        <w:t xml:space="preserve">3</w:t>
+      </w:r>
+    </w:p>
+    <w:p>
+      <w:pPr>
+        <w:keepLines/>
+        <w:tabs>
+          <w:tab w:val="right" w:leader="dot" w:pos="8620"/>
+        </w:tabs>
+        <w:spacing w:before="0" w:after="120" w:line="240" w:lineRule="auto"/>
+        <w:ind w:left="504" w:right="1120" w:hanging="504"/>
       </w:pPr>
       <w:r>
         <w:t xml:space="preserve">Fed. R. Civ. P. 12(e)</w:t>
       </w:r>
-    </w:p>
-    <w:p>
-      <w:pPr>
-        <w:spacing w:before="0" w:after="240" w:line="240" w:lineRule="auto"/>
-        <w:ind w:left="360" w:firstLine="0"/>
+      <w:r>
+        <w:t xml:space="preserve"> </w:t>
+      </w:r>
+      <w:r>
+        <w:tab/>
+      </w:r>
+      <w:r>
+        <w:t xml:space="preserve">3</w:t>
+      </w:r>
+    </w:p>
+    <w:p>
+      <w:pPr>
+        <w:keepLines/>
+        <w:tabs>
+          <w:tab w:val="right" w:leader="dot" w:pos="8620"/>
+        </w:tabs>
+        <w:spacing w:before="0" w:after="120" w:line="240" w:lineRule="auto"/>
+        <w:ind w:left="504" w:right="1120" w:hanging="504"/>
       </w:pPr>
       <w:r>
         <w:t xml:space="preserve">Fed. R. Civ. P. 8</w:t>
       </w:r>
-    </w:p>
-    <w:p>
-      <w:r>
-        <w:br w:type="page"/>
-      </w:r>
-    </w:p>
-    <w:bookmarkStart w:id="20" w:name="introduction"/>
+      <w:r>
+        <w:t xml:space="preserve"> </w:t>
+      </w:r>
+      <w:r>
+        <w:tab/>
+      </w:r>
+      <w:r>
+        <w:t xml:space="preserve">3, 4</w:t>
+      </w:r>
+    </w:p>
+    <w:p>
+      <w:pPr>
+        <w:suppressLineNumbers/>
+        <w:spacing w:before="0" w:after="0" w:line="20" w:lineRule="exact"/>
+        <w:sectPr>
+          <w:footerReference w:type="default" r:id="rIdCasdPage"/>
+          <w:footnotePr>
+            <w:numRestart w:val="eachSect"/>
+          </w:footnotePr>
+          <w:type w:val="nextPage"/>
+          <w:pgSz w:w="12240" w:h="15840"/>
+          <w:pgMar w:top="1440" w:right="1440" w:bottom="1440" w:left="2160" w:header="720" w:footer="120" w:gutter="0"/>
+          <w:pgBorders w:offsetFrom="text">
+            <w:left w:val="double" w:sz="4" w:space="14" w:color="auto"/>
+            <w:right w:val="single" w:sz="4" w:space="7" w:color="auto"/>
+          </w:pgBorders>
+          <w:lnNumType w:countBy="1" w:distance="720" w:restart="newPage"/>
+          <w:pgNumType w:fmt="lowerRoman" w:start="1"/>
+        </w:sectPr>
+      </w:pPr>
+    </w:p>
     <w:p>
       <w:pPr>
         <w:pStyle w:val="Heading1"/>
       </w:pPr>
+      <w:bookmarkStart w:id="9" w:name="_introduction"/>
       <w:r>
         <w:t xml:space="preserve">INTRODUCTION</w:t>
       </w:r>
+      <w:bookmarkEnd w:id="9"/>
     </w:p>
     <w:p>
       <w:pPr>
@@ -537,15 +912,15 @@
         <w:t xml:space="preserve">, 826 F. Supp. 3d 1016, 1039 (D. Minn. 2026) (dismissing similar cash sweep claims with prejudice).</w:t>
       </w:r>
     </w:p>
-    <w:bookmarkEnd w:id="20"/>
-    <w:bookmarkStart w:id="21" w:name="factual-background"/>
     <w:p>
       <w:pPr>
         <w:pStyle w:val="Heading1"/>
       </w:pPr>
+      <w:bookmarkStart w:id="10" w:name="_b8e5b8837ccf89115edfee2c48cc11b996d00ec"/>
       <w:r>
         <w:t xml:space="preserve">FACTUAL BACKGROUND</w:t>
       </w:r>
+      <w:bookmarkEnd w:id="10"/>
     </w:p>
     <w:p>
       <w:pPr>
@@ -643,15 +1018,15 @@
         <w:t xml:space="preserve">at ¶ 26. The interest rate paid to the customer depends on the amount deposited by tier (or group) of investment. Interest rates, deposit tiers, and CIS’s fees are publicly disclosed. Ex. A at 2, 4, 5, 8.</w:t>
       </w:r>
     </w:p>
-    <w:bookmarkEnd w:id="21"/>
-    <w:bookmarkStart w:id="22" w:name="standard-of-review"/>
     <w:p>
       <w:pPr>
         <w:pStyle w:val="Heading1"/>
       </w:pPr>
+      <w:bookmarkStart w:id="11" w:name="_9339ea4a612847623b5ac5d9b950ce636f60fb0"/>
       <w:r>
         <w:t xml:space="preserve">STANDARD OF REVIEW</w:t>
       </w:r>
+      <w:bookmarkEnd w:id="11"/>
     </w:p>
     <w:p>
       <w:pPr>
@@ -713,15 +1088,15 @@
         <w:t xml:space="preserve">, 536 F.3d 1049, 1055 (9th Cir. 2008)). As demonstrated below, Plaintiff’s complaint fails to state a claim under Rule 12(b)(6).</w:t>
       </w:r>
     </w:p>
-    <w:bookmarkEnd w:id="22"/>
-    <w:bookmarkStart w:id="23" w:name="argument"/>
     <w:p>
       <w:pPr>
         <w:pStyle w:val="Heading1"/>
       </w:pPr>
+      <w:bookmarkStart w:id="12" w:name="_argument"/>
       <w:r>
         <w:t xml:space="preserve">ARGUMENT</w:t>
       </w:r>
+      <w:bookmarkEnd w:id="12"/>
     </w:p>
     <w:p>
       <w:pPr>
@@ -956,19 +1331,19 @@
         <w:t xml:space="preserve">, Plaintiff’s as-pled claims illustrate that she received what she bargained for, which is interest on uninvested funds that would otherwise remain static.</w:t>
       </w:r>
     </w:p>
-    <w:bookmarkEnd w:id="23"/>
-    <w:bookmarkStart w:id="24" w:name="conclusion"/>
     <w:p>
       <w:pPr>
         <w:pStyle w:val="Heading1"/>
       </w:pPr>
+      <w:bookmarkStart w:id="13" w:name="_conclusion"/>
       <w:r>
         <w:t xml:space="preserve">CONCLUSION</w:t>
       </w:r>
-    </w:p>
-    <w:p>
-      <w:pPr>
-        <w:pStyle w:val="FirstParagraph"/>
+      <w:bookmarkEnd w:id="13"/>
+    </w:p>
+    <w:p>
+      <w:pPr>
+        <w:pStyle w:val="BodyKeep"/>
       </w:pPr>
       <w:r>
         <w:t xml:space="preserve">For the foregoing reasons, Defendants respectfully request that Plaintiff’s Complaint be dismissed in its entirety.</w:t>
@@ -1053,18 +1428,20 @@
         <w:t xml:space="preserve">Cetera Investment Services LLC</w:t>
       </w:r>
     </w:p>
-    <w:bookmarkEnd w:id="24"/>
     <w:sectPr>
+      <w:footerReference w:type="default" r:id="rIdCasdPage"/>
       <w:footnotePr>
         <w:numRestart w:val="eachSect"/>
       </w:footnotePr>
-      <w:pgSz w:h="15840" w:w="12240"/>
-      <w:pgMar w:bottom="960" w:footer="480" w:gutter="0" w:header="720" w:left="2160" w:right="1080" w:top="1440"/>
+      <w:type w:val="nextPage"/>
+      <w:pgSz w:w="12240" w:h="15840"/>
+      <w:pgMar w:top="1440" w:right="1440" w:bottom="1440" w:left="2160" w:header="720" w:footer="120" w:gutter="0"/>
       <w:pgBorders w:offsetFrom="text">
-        <w:left w:color="auto" w:space="14" w:sz="4" w:val="double"/>
-        <w:right w:color="auto" w:space="7" w:sz="4" w:val="single"/>
+        <w:left w:val="double" w:sz="4" w:space="14" w:color="auto"/>
+        <w:right w:val="single" w:sz="4" w:space="7" w:color="auto"/>
       </w:pgBorders>
-      <w:lnNumType w:countBy="1" w:distance="580" w:restart="newPage"/>
+      <w:lnNumType w:countBy="1" w:distance="720" w:restart="newPage"/>
+      <w:pgNumType w:fmt="decimal" w:start="1"/>
     </w:sectPr>
   </w:body>
 </w:document>
@@ -1091,6 +1468,181 @@
     </w:p>
   </w:footnote>
 </w:footnotes>
+</file>
+
+<file path=word/ftr-add.xml><?xml version="1.0" encoding="utf-8"?>
+<w:ftr xmlns:w="http://schemas.openxmlformats.org/wordprocessingml/2006/main" xmlns:r="http://schemas.openxmlformats.org/officeDocument/2006/relationships">
+  <w:p>
+    <w:pPr>
+      <w:spacing w:before="0" w:after="0"/>
+      <w:jc w:val="center"/>
+    </w:pPr>
+    <w:r>
+      <w:t>Add-</w:t>
+    </w:r>
+    <w:r>
+      <w:fldChar w:fldCharType="begin"/>
+    </w:r>
+    <w:r>
+      <w:instrText xml:space="preserve"> PAGE </w:instrText>
+    </w:r>
+    <w:r>
+      <w:fldChar w:fldCharType="separate"/>
+    </w:r>
+    <w:r>
+      <w:t>1</w:t>
+    </w:r>
+    <w:r>
+      <w:fldChar w:fldCharType="end"/>
+    </w:r>
+  </w:p>
+</w:ftr>
+</file>
+
+<file path=word/ftr-none.xml><?xml version="1.0" encoding="utf-8"?>
+<w:ftr xmlns:w="http://schemas.openxmlformats.org/wordprocessingml/2006/main" xmlns:r="http://schemas.openxmlformats.org/officeDocument/2006/relationships">
+  <w:p>
+    <w:pPr>
+      <w:spacing w:before="0" w:after="0"/>
+      <w:jc w:val="center"/>
+    </w:pPr>
+  </w:p>
+</w:ftr>
+</file>
+
+<file path=word/ftr-own1.xml><?xml version="1.0" encoding="utf-8"?>
+<w:ftr xmlns:w="http://schemas.openxmlformats.org/wordprocessingml/2006/main" xmlns:r="http://schemas.openxmlformats.org/officeDocument/2006/relationships">
+  <w:p>
+    <w:pPr>
+      <w:suppressLineNumbers/>
+      <w:spacing w:before="0" w:after="0" w:line="240" w:lineRule="auto"/>
+      <w:ind w:firstLine="0"/>
+      <w:jc w:val="center"/>
+    </w:pPr>
+    <w:r>
+      <w:rPr>
+        <w:sz w:val="20"/>
+        <w:szCs w:val="20"/>
+      </w:rPr>
+      <w:t xml:space="preserve">MEMORANDUM OF POINTS AND AUTHORITIES I/S/O MOTION TO DISMISS</w:t>
+    </w:r>
+  </w:p>
+  <w:p>
+    <w:pPr>
+      <w:suppressLineNumbers/>
+      <w:spacing w:before="0" w:after="0" w:line="240" w:lineRule="auto"/>
+      <w:ind w:firstLine="0"/>
+      <w:jc w:val="center"/>
+    </w:pPr>
+    <w:r>
+      <w:rPr>
+        <w:sz w:val="20"/>
+        <w:szCs w:val="20"/>
+      </w:rPr>
+      <w:t xml:space="preserve">No. 3:26-cv-03372-RSH-VET</w:t>
+    </w:r>
+  </w:p>
+</w:ftr>
+</file>
+
+<file path=word/ftr-own2.xml><?xml version="1.0" encoding="utf-8"?>
+<w:ftr xmlns:w="http://schemas.openxmlformats.org/wordprocessingml/2006/main" xmlns:r="http://schemas.openxmlformats.org/officeDocument/2006/relationships">
+  <w:p>
+    <w:pPr>
+      <w:suppressLineNumbers/>
+      <w:spacing w:before="0" w:after="80" w:line="240" w:lineRule="auto"/>
+      <w:ind w:firstLine="0"/>
+      <w:jc w:val="center"/>
+    </w:pPr>
+    <w:r>
+      <w:rPr>
+        <w:sz w:val="20"/>
+      </w:rPr>
+      <w:fldChar w:fldCharType="begin"/>
+    </w:r>
+    <w:r>
+      <w:rPr>
+        <w:sz w:val="20"/>
+      </w:rPr>
+      <w:instrText xml:space="preserve"> PAGE </w:instrText>
+    </w:r>
+    <w:r>
+      <w:rPr>
+        <w:sz w:val="20"/>
+      </w:rPr>
+      <w:fldChar w:fldCharType="separate"/>
+    </w:r>
+    <w:r>
+      <w:rPr>
+        <w:sz w:val="20"/>
+        <w:szCs w:val="20"/>
+      </w:rPr>
+      <w:t xml:space="preserve">1</w:t>
+    </w:r>
+    <w:r>
+      <w:rPr>
+        <w:sz w:val="20"/>
+      </w:rPr>
+      <w:fldChar w:fldCharType="end"/>
+    </w:r>
+  </w:p>
+  <w:p>
+    <w:pPr>
+      <w:suppressLineNumbers/>
+      <w:spacing w:before="0" w:after="0" w:line="240" w:lineRule="auto"/>
+      <w:ind w:firstLine="0"/>
+      <w:jc w:val="center"/>
+    </w:pPr>
+    <w:r>
+      <w:rPr>
+        <w:sz w:val="20"/>
+        <w:szCs w:val="20"/>
+      </w:rPr>
+      <w:t xml:space="preserve">MEMORANDUM OF POINTS AND AUTHORITIES I/S/O MOTION TO DISMISS</w:t>
+    </w:r>
+  </w:p>
+  <w:p>
+    <w:pPr>
+      <w:suppressLineNumbers/>
+      <w:spacing w:before="0" w:after="0" w:line="240" w:lineRule="auto"/>
+      <w:ind w:firstLine="0"/>
+      <w:jc w:val="center"/>
+    </w:pPr>
+    <w:r>
+      <w:rPr>
+        <w:sz w:val="20"/>
+        <w:szCs w:val="20"/>
+      </w:rPr>
+      <w:t xml:space="preserve">No. 3:26-cv-03372-RSH-VET</w:t>
+    </w:r>
+  </w:p>
+</w:ftr>
+</file>
+
+<file path=word/ftr-page.xml><?xml version="1.0" encoding="utf-8"?>
+<w:ftr xmlns:w="http://schemas.openxmlformats.org/wordprocessingml/2006/main" xmlns:r="http://schemas.openxmlformats.org/officeDocument/2006/relationships">
+  <w:p>
+    <w:pPr>
+      <w:spacing w:before="0" w:after="0"/>
+      <w:jc w:val="center"/>
+    </w:pPr>
+    <w:r>
+      <w:fldChar w:fldCharType="begin"/>
+    </w:r>
+    <w:r>
+      <w:instrText xml:space="preserve"> PAGE </w:instrText>
+    </w:r>
+    <w:r>
+      <w:fldChar w:fldCharType="separate"/>
+    </w:r>
+    <w:r>
+      <w:t>1</w:t>
+    </w:r>
+    <w:r>
+      <w:fldChar w:fldCharType="end"/>
+    </w:r>
+  </w:p>
+</w:ftr>
 </file>
 
 <file path=word/numbering.xml><?xml version="1.0" encoding="utf-8"?>
@@ -1182,49 +1734,49 @@
   <w:docDefaults>
     <w:rPrDefault>
       <w:rPr>
-        <w:rFonts w:ascii="EB Garamond" w:cs="EB Garamond" w:eastAsia="EB Garamond" w:hAnsi="EB Garamond"/>
+        <w:rFonts w:ascii="Times New Roman" w:hAnsi="Times New Roman" w:eastAsia="Times New Roman" w:cs="Times New Roman"/>
         <w:sz w:val="28"/>
         <w:szCs w:val="28"/>
-        <w:lang w:bidi="ar-SA" w:eastAsia="en-US" w:val="en-US"/>
+        <w:lang w:val="en-US" w:eastAsia="zh-CN" w:bidi="ar-SA"/>
       </w:rPr>
     </w:rPrDefault>
     <w:pPrDefault>
       <w:pPr>
-        <w:spacing w:after="0" w:before="0" w:line="480" w:lineRule="exact"/>
+        <w:spacing w:before="0" w:after="0" w:line="480" w:lineRule="exact"/>
       </w:pPr>
     </w:pPrDefault>
   </w:docDefaults>
-  <w:latentStyles w:count="276" w:defLockedState="0" w:defQFormat="0" w:defSemiHidden="0" w:defUIPriority="0" w:defUnhideWhenUsed="0"/>
-  <w:style w:default="1" w:styleId="Normal" w:type="paragraph">
+  <w:latentStyles w:defLockedState="0" w:defUIPriority="0" w:defSemiHidden="0" w:defUnhideWhenUsed="0" w:defQFormat="0" w:count="276"/>
+  <w:style w:type="paragraph" w:default="1" w:styleId="Normal">
     <w:name w:val="Normal"/>
     <w:qFormat/>
   </w:style>
-  <w:style w:styleId="BodyText" w:type="paragraph">
+  <w:style w:type="paragraph" w:styleId="BodyText">
     <w:name w:val="Body Text"/>
     <w:basedOn w:val="Normal"/>
     <w:link w:val="BodyTextChar"/>
     <w:qFormat/>
     <w:pPr>
-      <w:spacing w:after="0" w:before="0" w:line="480" w:lineRule="exact"/>
+      <w:spacing w:before="0" w:after="0" w:line="480" w:lineRule="exact"/>
       <w:ind w:firstLine="720"/>
     </w:pPr>
   </w:style>
-  <w:style w:customStyle="1" w:styleId="FirstParagraph" w:type="paragraph">
+  <w:style w:type="paragraph" w:customStyle="1" w:styleId="FirstParagraph">
     <w:name w:val="First Paragraph"/>
     <w:basedOn w:val="BodyText"/>
     <w:next w:val="BodyText"/>
     <w:qFormat/>
   </w:style>
-  <w:style w:customStyle="1" w:styleId="Compact" w:type="paragraph">
+  <w:style w:type="paragraph" w:customStyle="1" w:styleId="Compact">
     <w:name w:val="Compact"/>
     <w:basedOn w:val="BodyText"/>
     <w:qFormat/>
     <w:pPr>
-      <w:spacing w:after="0" w:before="0" w:line="480" w:lineRule="exact"/>
+      <w:spacing w:before="0" w:after="0" w:line="480" w:lineRule="exact"/>
       <w:ind w:firstLine="0"/>
     </w:pPr>
   </w:style>
-  <w:style w:styleId="Title" w:type="paragraph">
+  <w:style w:type="paragraph" w:styleId="Title">
     <w:name w:val="Title"/>
     <w:basedOn w:val="Normal"/>
     <w:next w:val="BodyText"/>
@@ -1238,24 +1790,24 @@
       <w:jc w:val="center"/>
     </w:pPr>
     <w:rPr>
-      <w:rFonts w:ascii="EB Garamond" w:cs="EB Garamond" w:eastAsia="EB Garamond" w:hAnsi="EB Garamond"/>
+      <w:rFonts w:ascii="Times New Roman" w:hAnsi="Times New Roman" w:eastAsia="Times New Roman" w:cs="Times New Roman"/>
       <w:sz w:val="28"/>
       <w:szCs w:val="28"/>
     </w:rPr>
   </w:style>
-  <w:style w:customStyle="1" w:styleId="TitleChar" w:type="character">
+  <w:style w:type="character" w:customStyle="1" w:styleId="TitleChar">
     <w:name w:val="Title Char"/>
     <w:basedOn w:val="DefaultParagraphFont"/>
     <w:link w:val="Title"/>
     <w:uiPriority w:val="10"/>
     <w:rsid w:val="00A10FD9"/>
     <w:rPr>
-      <w:rFonts w:ascii="EB Garamond" w:cs="EB Garamond" w:eastAsia="EB Garamond" w:hAnsi="EB Garamond"/>
+      <w:rFonts w:ascii="Times New Roman" w:hAnsi="Times New Roman" w:eastAsia="Times New Roman" w:cs="Times New Roman"/>
       <w:sz w:val="28"/>
       <w:szCs w:val="28"/>
     </w:rPr>
   </w:style>
-  <w:style w:styleId="Subtitle" w:type="paragraph">
+  <w:style w:type="paragraph" w:styleId="Subtitle">
     <w:name w:val="Subtitle"/>
     <w:basedOn w:val="Title"/>
     <w:next w:val="BodyText"/>
@@ -1269,27 +1821,27 @@
       </w:numPr>
     </w:pPr>
     <w:rPr>
-      <w:rFonts w:ascii="EB Garamond" w:cs="EB Garamond" w:eastAsia="EB Garamond" w:hAnsi="EB Garamond"/>
+      <w:rFonts w:ascii="Times New Roman" w:hAnsi="Times New Roman" w:eastAsia="Times New Roman" w:cs="Times New Roman"/>
       <w:spacing w:val="15"/>
       <w:sz w:val="28"/>
       <w:szCs w:val="28"/>
     </w:rPr>
   </w:style>
-  <w:style w:customStyle="1" w:styleId="SubtitleChar" w:type="character">
+  <w:style w:type="character" w:customStyle="1" w:styleId="SubtitleChar">
     <w:name w:val="Subtitle Char"/>
     <w:basedOn w:val="DefaultParagraphFont"/>
     <w:link w:val="Subtitle"/>
     <w:uiPriority w:val="11"/>
     <w:rsid w:val="00A10FD9"/>
     <w:rPr>
-      <w:rFonts w:ascii="EB Garamond" w:cs="EB Garamond" w:eastAsia="EB Garamond" w:hAnsi="EB Garamond"/>
+      <w:rFonts w:ascii="Times New Roman" w:hAnsi="Times New Roman" w:eastAsia="Times New Roman" w:cs="Times New Roman"/>
       <w:color w:val="000000"/>
       <w:spacing w:val="15"/>
       <w:sz w:val="28"/>
       <w:szCs w:val="28"/>
     </w:rPr>
   </w:style>
-  <w:style w:customStyle="1" w:styleId="Author" w:type="paragraph">
+  <w:style w:type="paragraph" w:customStyle="1" w:styleId="Author">
     <w:name w:val="Author"/>
     <w:basedOn w:val="Title"/>
     <w:next w:val="BodyText"/>
@@ -1303,7 +1855,7 @@
       <w:szCs w:val="28"/>
     </w:rPr>
   </w:style>
-  <w:style w:styleId="Date" w:type="paragraph">
+  <w:style w:type="paragraph" w:styleId="Date">
     <w:name w:val="Date"/>
     <w:basedOn w:val="Title"/>
     <w:next w:val="BodyText"/>
@@ -1317,7 +1869,7 @@
       <w:szCs w:val="28"/>
     </w:rPr>
   </w:style>
-  <w:style w:customStyle="1" w:styleId="AbstractTitle" w:type="paragraph">
+  <w:style w:type="paragraph" w:customStyle="1" w:styleId="AbstractTitle">
     <w:name w:val="Abstract Title"/>
     <w:basedOn w:val="Normal"/>
     <w:next w:val="Abstract"/>
@@ -1325,7 +1877,7 @@
     <w:pPr>
       <w:keepNext/>
       <w:keepLines/>
-      <w:spacing w:after="0" w:before="300"/>
+      <w:spacing w:before="300" w:after="0"/>
       <w:jc w:val="center"/>
     </w:pPr>
     <w:rPr>
@@ -1334,7 +1886,7 @@
       <w:szCs w:val="28"/>
     </w:rPr>
   </w:style>
-  <w:style w:customStyle="1" w:styleId="Abstract" w:type="paragraph">
+  <w:style w:type="paragraph" w:customStyle="1" w:styleId="Abstract">
     <w:name w:val="Abstract"/>
     <w:basedOn w:val="Normal"/>
     <w:next w:val="BodyText"/>
@@ -1342,14 +1894,14 @@
     <w:pPr>
       <w:keepNext/>
       <w:keepLines/>
-      <w:spacing w:after="300" w:before="100"/>
+      <w:spacing w:before="100" w:after="300"/>
     </w:pPr>
     <w:rPr>
       <w:sz w:val="28"/>
       <w:szCs w:val="28"/>
     </w:rPr>
   </w:style>
-  <w:style w:styleId="Bibliography" w:type="paragraph">
+  <w:style w:type="paragraph" w:styleId="Bibliography">
     <w:name w:val="Bibliography"/>
     <w:basedOn w:val="Normal"/>
     <w:next w:val="Bibliography"/>
@@ -1357,7 +1909,7 @@
     <w:pPr/>
     <w:rPr/>
   </w:style>
-  <w:style w:styleId="Heading1" w:type="paragraph">
+  <w:style w:type="paragraph" w:styleId="Heading1">
     <w:name w:val="heading 1"/>
     <w:basedOn w:val="Normal"/>
     <w:next w:val="BodyText"/>
@@ -1368,19 +1920,19 @@
     <w:pPr>
       <w:keepNext/>
       <w:keepLines/>
-      <w:spacing w:after="0" w:before="0" w:line="480" w:lineRule="exact"/>
+      <w:spacing w:before="0" w:after="0" w:line="480" w:lineRule="exact"/>
       <w:jc w:val="center"/>
       <w:outlineLvl w:val="0"/>
     </w:pPr>
     <w:rPr>
-      <w:rFonts w:ascii="EB Garamond" w:cs="EB Garamond" w:eastAsia="EB Garamond" w:hAnsi="EB Garamond"/>
+      <w:rFonts w:ascii="Times New Roman" w:hAnsi="Times New Roman" w:eastAsia="Times New Roman" w:cs="Times New Roman"/>
       <w:b/>
       <w:color w:val="000000"/>
       <w:sz w:val="28"/>
       <w:szCs w:val="28"/>
     </w:rPr>
   </w:style>
-  <w:style w:styleId="Heading2" w:type="paragraph">
+  <w:style w:type="paragraph" w:styleId="Heading2">
     <w:name w:val="heading 2"/>
     <w:basedOn w:val="Normal"/>
     <w:next w:val="BodyText"/>
@@ -1393,19 +1945,19 @@
     <w:pPr>
       <w:keepNext/>
       <w:keepLines/>
-      <w:spacing w:after="0" w:before="0" w:line="480" w:lineRule="exact"/>
-      <w:ind w:hanging="720" w:left="720"/>
+      <w:spacing w:before="0" w:after="0" w:line="480" w:lineRule="exact"/>
+      <w:ind w:left="720" w:hanging="720"/>
       <w:outlineLvl w:val="1"/>
     </w:pPr>
     <w:rPr>
-      <w:rFonts w:ascii="EB Garamond" w:cs="EB Garamond" w:eastAsia="EB Garamond" w:hAnsi="EB Garamond"/>
+      <w:rFonts w:ascii="Times New Roman" w:hAnsi="Times New Roman" w:eastAsia="Times New Roman" w:cs="Times New Roman"/>
       <w:b/>
       <w:color w:val="000000"/>
       <w:sz w:val="28"/>
       <w:szCs w:val="28"/>
     </w:rPr>
   </w:style>
-  <w:style w:styleId="Heading3" w:type="paragraph">
+  <w:style w:type="paragraph" w:styleId="Heading3">
     <w:name w:val="heading 3"/>
     <w:basedOn w:val="Normal"/>
     <w:next w:val="BodyText"/>
@@ -1418,12 +1970,12 @@
     <w:pPr>
       <w:keepNext/>
       <w:keepLines/>
-      <w:spacing w:after="0" w:before="0" w:line="480" w:lineRule="exact"/>
-      <w:ind w:hanging="720" w:left="1440"/>
+      <w:spacing w:before="0" w:after="0" w:line="480" w:lineRule="exact"/>
+      <w:ind w:left="1440" w:hanging="720"/>
       <w:outlineLvl w:val="2"/>
     </w:pPr>
     <w:rPr>
-      <w:rFonts w:ascii="EB Garamond" w:cs="EB Garamond" w:eastAsia="EB Garamond" w:hAnsi="EB Garamond"/>
+      <w:rFonts w:ascii="Times New Roman" w:hAnsi="Times New Roman" w:eastAsia="Times New Roman" w:cs="Times New Roman"/>
       <w:b/>
       <w:i/>
       <w:color w:val="000000"/>
@@ -1431,7 +1983,7 @@
       <w:szCs w:val="28"/>
     </w:rPr>
   </w:style>
-  <w:style w:styleId="Heading4" w:type="paragraph">
+  <w:style w:type="paragraph" w:styleId="Heading4">
     <w:name w:val="heading 4"/>
     <w:basedOn w:val="Normal"/>
     <w:next w:val="BodyText"/>
@@ -1444,17 +1996,17 @@
     <w:pPr>
       <w:keepNext/>
       <w:keepLines/>
-      <w:spacing w:after="40" w:before="80"/>
+      <w:spacing w:before="80" w:after="40"/>
       <w:outlineLvl w:val="3"/>
     </w:pPr>
     <w:rPr>
-      <w:rFonts w:ascii="EB Garamond" w:cs="EB Garamond" w:eastAsia="EB Garamond" w:hAnsi="EB Garamond"/>
+      <w:rFonts w:ascii="Times New Roman" w:hAnsi="Times New Roman" w:eastAsia="Times New Roman" w:cs="Times New Roman"/>
       <w:i/>
       <w:iCs/>
       <w:color w:val="000000"/>
     </w:rPr>
   </w:style>
-  <w:style w:styleId="Heading5" w:type="paragraph">
+  <w:style w:type="paragraph" w:styleId="Heading5">
     <w:name w:val="heading 5"/>
     <w:basedOn w:val="Normal"/>
     <w:next w:val="BodyText"/>
@@ -1467,15 +2019,15 @@
     <w:pPr>
       <w:keepNext/>
       <w:keepLines/>
-      <w:spacing w:after="40" w:before="80"/>
+      <w:spacing w:before="80" w:after="40"/>
       <w:outlineLvl w:val="4"/>
     </w:pPr>
     <w:rPr>
-      <w:rFonts w:ascii="EB Garamond" w:cs="EB Garamond" w:eastAsia="EB Garamond" w:hAnsi="EB Garamond"/>
+      <w:rFonts w:ascii="Times New Roman" w:hAnsi="Times New Roman" w:eastAsia="Times New Roman" w:cs="Times New Roman"/>
       <w:color w:val="000000"/>
     </w:rPr>
   </w:style>
-  <w:style w:styleId="Heading6" w:type="paragraph">
+  <w:style w:type="paragraph" w:styleId="Heading6">
     <w:name w:val="heading 6"/>
     <w:basedOn w:val="Normal"/>
     <w:next w:val="BodyText"/>
@@ -1488,17 +2040,17 @@
     <w:pPr>
       <w:keepNext/>
       <w:keepLines/>
-      <w:spacing w:after="0" w:before="40"/>
+      <w:spacing w:before="40" w:after="0"/>
       <w:outlineLvl w:val="5"/>
     </w:pPr>
     <w:rPr>
-      <w:rFonts w:ascii="EB Garamond" w:cs="EB Garamond" w:eastAsia="EB Garamond" w:hAnsi="EB Garamond"/>
+      <w:rFonts w:ascii="Times New Roman" w:hAnsi="Times New Roman" w:eastAsia="Times New Roman" w:cs="Times New Roman"/>
       <w:i/>
       <w:iCs/>
       <w:color w:val="000000"/>
     </w:rPr>
   </w:style>
-  <w:style w:styleId="Heading7" w:type="paragraph">
+  <w:style w:type="paragraph" w:styleId="Heading7">
     <w:name w:val="heading 7"/>
     <w:basedOn w:val="Normal"/>
     <w:next w:val="BodyText"/>
@@ -1511,15 +2063,15 @@
     <w:pPr>
       <w:keepNext/>
       <w:keepLines/>
-      <w:spacing w:after="0" w:before="40"/>
+      <w:spacing w:before="40" w:after="0"/>
       <w:outlineLvl w:val="6"/>
     </w:pPr>
     <w:rPr>
-      <w:rFonts w:ascii="EB Garamond" w:cs="EB Garamond" w:eastAsia="EB Garamond" w:hAnsi="EB Garamond"/>
+      <w:rFonts w:ascii="Times New Roman" w:hAnsi="Times New Roman" w:eastAsia="Times New Roman" w:cs="Times New Roman"/>
       <w:color w:val="000000"/>
     </w:rPr>
   </w:style>
-  <w:style w:styleId="Heading8" w:type="paragraph">
+  <w:style w:type="paragraph" w:styleId="Heading8">
     <w:name w:val="heading 8"/>
     <w:basedOn w:val="Normal"/>
     <w:next w:val="BodyText"/>
@@ -1536,13 +2088,13 @@
       <w:outlineLvl w:val="7"/>
     </w:pPr>
     <w:rPr>
-      <w:rFonts w:ascii="EB Garamond" w:cs="EB Garamond" w:eastAsia="EB Garamond" w:hAnsi="EB Garamond"/>
+      <w:rFonts w:ascii="Times New Roman" w:hAnsi="Times New Roman" w:eastAsia="Times New Roman" w:cs="Times New Roman"/>
       <w:i/>
       <w:iCs/>
       <w:color w:val="000000"/>
     </w:rPr>
   </w:style>
-  <w:style w:styleId="Heading9" w:type="paragraph">
+  <w:style w:type="paragraph" w:styleId="Heading9">
     <w:name w:val="heading 9"/>
     <w:basedOn w:val="Normal"/>
     <w:next w:val="BodyText"/>
@@ -1559,24 +2111,24 @@
       <w:outlineLvl w:val="8"/>
     </w:pPr>
     <w:rPr>
-      <w:rFonts w:ascii="EB Garamond" w:cs="EB Garamond" w:eastAsia="EB Garamond" w:hAnsi="EB Garamond"/>
+      <w:rFonts w:ascii="Times New Roman" w:hAnsi="Times New Roman" w:eastAsia="Times New Roman" w:cs="Times New Roman"/>
       <w:color w:val="000000"/>
     </w:rPr>
   </w:style>
-  <w:style w:customStyle="1" w:styleId="Heading1Char" w:type="character">
+  <w:style w:type="character" w:customStyle="1" w:styleId="Heading1Char">
     <w:name w:val="Heading 1 Char"/>
     <w:basedOn w:val="DefaultParagraphFont"/>
     <w:link w:val="Heading1"/>
     <w:uiPriority w:val="9"/>
     <w:rsid w:val="00A10FD9"/>
     <w:rPr>
-      <w:rFonts w:ascii="EB Garamond" w:cs="EB Garamond" w:eastAsia="EB Garamond" w:hAnsi="EB Garamond"/>
+      <w:rFonts w:ascii="Times New Roman" w:hAnsi="Times New Roman" w:eastAsia="Times New Roman" w:cs="Times New Roman"/>
       <w:color w:val="000000"/>
       <w:sz w:val="28"/>
       <w:szCs w:val="28"/>
     </w:rPr>
   </w:style>
-  <w:style w:customStyle="1" w:styleId="Heading2Char" w:type="character">
+  <w:style w:type="character" w:customStyle="1" w:styleId="Heading2Char">
     <w:name w:val="Heading 2 Char"/>
     <w:basedOn w:val="DefaultParagraphFont"/>
     <w:link w:val="Heading2"/>
@@ -1584,13 +2136,13 @@
     <w:semiHidden/>
     <w:rsid w:val="00A10FD9"/>
     <w:rPr>
-      <w:rFonts w:ascii="EB Garamond" w:cs="EB Garamond" w:eastAsia="EB Garamond" w:hAnsi="EB Garamond"/>
+      <w:rFonts w:ascii="Times New Roman" w:hAnsi="Times New Roman" w:eastAsia="Times New Roman" w:cs="Times New Roman"/>
       <w:color w:val="000000"/>
       <w:sz w:val="28"/>
       <w:szCs w:val="28"/>
     </w:rPr>
   </w:style>
-  <w:style w:customStyle="1" w:styleId="Heading3Char" w:type="character">
+  <w:style w:type="character" w:customStyle="1" w:styleId="Heading3Char">
     <w:name w:val="Heading 3 Char"/>
     <w:basedOn w:val="DefaultParagraphFont"/>
     <w:link w:val="Heading3"/>
@@ -1598,13 +2150,13 @@
     <w:semiHidden/>
     <w:rsid w:val="00A10FD9"/>
     <w:rPr>
-      <w:rFonts w:ascii="EB Garamond" w:cs="EB Garamond" w:eastAsia="EB Garamond" w:hAnsi="EB Garamond"/>
+      <w:rFonts w:ascii="Times New Roman" w:hAnsi="Times New Roman" w:eastAsia="Times New Roman" w:cs="Times New Roman"/>
       <w:color w:val="000000"/>
       <w:sz w:val="28"/>
       <w:szCs w:val="28"/>
     </w:rPr>
   </w:style>
-  <w:style w:customStyle="1" w:styleId="Heading4Char" w:type="character">
+  <w:style w:type="character" w:customStyle="1" w:styleId="Heading4Char">
     <w:name w:val="Heading 4 Char"/>
     <w:basedOn w:val="DefaultParagraphFont"/>
     <w:link w:val="Heading4"/>
@@ -1612,13 +2164,13 @@
     <w:semiHidden/>
     <w:rsid w:val="00A10FD9"/>
     <w:rPr>
-      <w:rFonts w:ascii="EB Garamond" w:cs="EB Garamond" w:eastAsia="EB Garamond" w:hAnsi="EB Garamond"/>
+      <w:rFonts w:ascii="Times New Roman" w:hAnsi="Times New Roman" w:eastAsia="Times New Roman" w:cs="Times New Roman"/>
       <w:i/>
       <w:iCs/>
       <w:color w:val="000000"/>
     </w:rPr>
   </w:style>
-  <w:style w:customStyle="1" w:styleId="Heading5Char" w:type="character">
+  <w:style w:type="character" w:customStyle="1" w:styleId="Heading5Char">
     <w:name w:val="Heading 5 Char"/>
     <w:basedOn w:val="DefaultParagraphFont"/>
     <w:link w:val="Heading5"/>
@@ -1626,11 +2178,11 @@
     <w:semiHidden/>
     <w:rsid w:val="00A10FD9"/>
     <w:rPr>
-      <w:rFonts w:ascii="EB Garamond" w:cs="EB Garamond" w:eastAsia="EB Garamond" w:hAnsi="EB Garamond"/>
+      <w:rFonts w:ascii="Times New Roman" w:hAnsi="Times New Roman" w:eastAsia="Times New Roman" w:cs="Times New Roman"/>
       <w:color w:val="000000"/>
     </w:rPr>
   </w:style>
-  <w:style w:customStyle="1" w:styleId="Heading6Char" w:type="character">
+  <w:style w:type="character" w:customStyle="1" w:styleId="Heading6Char">
     <w:name w:val="Heading 6 Char"/>
     <w:basedOn w:val="DefaultParagraphFont"/>
     <w:link w:val="Heading6"/>
@@ -1638,13 +2190,13 @@
     <w:semiHidden/>
     <w:rsid w:val="00A10FD9"/>
     <w:rPr>
-      <w:rFonts w:ascii="EB Garamond" w:cs="EB Garamond" w:eastAsia="EB Garamond" w:hAnsi="EB Garamond"/>
+      <w:rFonts w:ascii="Times New Roman" w:hAnsi="Times New Roman" w:eastAsia="Times New Roman" w:cs="Times New Roman"/>
       <w:i/>
       <w:iCs/>
       <w:color w:val="000000"/>
     </w:rPr>
   </w:style>
-  <w:style w:customStyle="1" w:styleId="Heading7Char" w:type="character">
+  <w:style w:type="character" w:customStyle="1" w:styleId="Heading7Char">
     <w:name w:val="Heading 7 Char"/>
     <w:basedOn w:val="DefaultParagraphFont"/>
     <w:link w:val="Heading7"/>
@@ -1652,11 +2204,11 @@
     <w:semiHidden/>
     <w:rsid w:val="00A10FD9"/>
     <w:rPr>
-      <w:rFonts w:ascii="EB Garamond" w:cs="EB Garamond" w:eastAsia="EB Garamond" w:hAnsi="EB Garamond"/>
+      <w:rFonts w:ascii="Times New Roman" w:hAnsi="Times New Roman" w:eastAsia="Times New Roman" w:cs="Times New Roman"/>
       <w:color w:val="000000"/>
     </w:rPr>
   </w:style>
-  <w:style w:customStyle="1" w:styleId="Heading8Char" w:type="character">
+  <w:style w:type="character" w:customStyle="1" w:styleId="Heading8Char">
     <w:name w:val="Heading 8 Char"/>
     <w:basedOn w:val="DefaultParagraphFont"/>
     <w:link w:val="Heading8"/>
@@ -1664,13 +2216,13 @@
     <w:semiHidden/>
     <w:rsid w:val="00A10FD9"/>
     <w:rPr>
-      <w:rFonts w:ascii="EB Garamond" w:cs="EB Garamond" w:eastAsia="EB Garamond" w:hAnsi="EB Garamond"/>
+      <w:rFonts w:ascii="Times New Roman" w:hAnsi="Times New Roman" w:eastAsia="Times New Roman" w:cs="Times New Roman"/>
       <w:i/>
       <w:iCs/>
       <w:color w:val="000000"/>
     </w:rPr>
   </w:style>
-  <w:style w:customStyle="1" w:styleId="Heading9Char" w:type="character">
+  <w:style w:type="character" w:customStyle="1" w:styleId="Heading9Char">
     <w:name w:val="Heading 9 Char"/>
     <w:basedOn w:val="DefaultParagraphFont"/>
     <w:link w:val="Heading9"/>
@@ -1678,11 +2230,11 @@
     <w:semiHidden/>
     <w:rsid w:val="00A10FD9"/>
     <w:rPr>
-      <w:rFonts w:ascii="EB Garamond" w:cs="EB Garamond" w:eastAsia="EB Garamond" w:hAnsi="EB Garamond"/>
+      <w:rFonts w:ascii="Times New Roman" w:hAnsi="Times New Roman" w:eastAsia="Times New Roman" w:cs="Times New Roman"/>
       <w:color w:val="000000"/>
     </w:rPr>
   </w:style>
-  <w:style w:styleId="BlockText" w:type="paragraph">
+  <w:style w:type="paragraph" w:styleId="BlockText">
     <w:name w:val="Block Text"/>
     <w:basedOn w:val="BodyText"/>
     <w:next w:val="BodyText"/>
@@ -1690,11 +2242,11 @@
     <w:unhideWhenUsed/>
     <w:qFormat/>
     <w:pPr>
-      <w:spacing w:after="0" w:before="0" w:line="480" w:lineRule="exact"/>
+      <w:spacing w:before="0" w:after="0" w:line="480" w:lineRule="exact"/>
       <w:ind w:firstLine="0" w:left="480" w:right="480"/>
     </w:pPr>
   </w:style>
-  <w:style w:styleId="FootnoteText" w:type="paragraph">
+  <w:style w:type="paragraph" w:styleId="FootnoteText">
     <w:name w:val="Footnote Text"/>
     <w:basedOn w:val="Normal"/>
     <w:next w:val="FootnoteText"/>
@@ -1702,10 +2254,10 @@
     <w:unhideWhenUsed/>
     <w:qFormat/>
     <w:pPr>
-      <w:spacing w:after="120" w:before="0" w:line="240" w:lineRule="auto"/>
-    </w:pPr>
-  </w:style>
-  <w:style w:styleId="FootnoteBlockText" w:type="paragraph">
+      <w:spacing w:before="0" w:after="120" w:line="240" w:lineRule="auto"/>
+    </w:pPr>
+  </w:style>
+  <w:style w:type="paragraph" w:styleId="FootnoteBlockText">
     <w:name w:val="Footnote Block Text"/>
     <w:basedOn w:val="FootnoteText"/>
     <w:next w:val="FootnoteText"/>
@@ -1713,38 +2265,29 @@
     <w:unhideWhenUsed/>
     <w:qFormat/>
     <w:pPr>
-      <w:spacing w:after="100" w:before="100"/>
+      <w:spacing w:before="100" w:after="100"/>
       <w:ind w:firstLine="0" w:left="480" w:right="480"/>
     </w:pPr>
   </w:style>
-  <w:style w:default="1" w:styleId="DefaultParagraphFont" w:type="character">
+  <w:style w:type="character" w:default="1" w:styleId="DefaultParagraphFont">
     <w:name w:val="Default Paragraph Font"/>
     <w:semiHidden/>
     <w:unhideWhenUsed/>
   </w:style>
-  <w:style w:default="1" w:styleId="Table" w:type="table">
+  <w:style w:type="table" w:default="1" w:styleId="Table">
     <w:name w:val="Table"/>
     <w:basedOn w:val="TableNormal"/>
-    <w:semiHidden/>
-    <w:unhideWhenUsed/>
     <w:qFormat/>
     <w:tblPr>
-      <w:tblInd w:type="dxa" w:w="0"/>
+      <w:tblInd w:w="0" w:type="dxa"/>
       <w:tblCellMar>
-        <w:top w:type="dxa" w:w="0"/>
-        <w:left w:type="dxa" w:w="108"/>
-        <w:bottom w:type="dxa" w:w="0"/>
-        <w:right w:type="dxa" w:w="108"/>
+        <w:top w:w="0" w:type="dxa"/>
+        <w:left w:w="108" w:type="dxa"/>
+        <w:bottom w:w="0" w:type="dxa"/>
+        <w:right w:w="108" w:type="dxa"/>
       </w:tblCellMar>
     </w:tblPr>
     <w:tblStylePr w:type="firstRow">
-      <w:tblPr>
-        <w:jc w:val="left"/>
-        <w:tblInd w:type="dxa" w:w="0"/>
-      </w:tblPr>
-      <w:trPr>
-        <w:jc w:val="left"/>
-      </w:trPr>
       <w:tcPr>
         <w:tcBorders>
           <w:bottom w:val="single"/>
@@ -1753,7 +2296,7 @@
       </w:tcPr>
     </w:tblStylePr>
   </w:style>
-  <w:style w:customStyle="1" w:styleId="DefinitionTerm" w:type="paragraph">
+  <w:style w:type="paragraph" w:customStyle="1" w:styleId="DefinitionTerm">
     <w:name w:val="Definition Term"/>
     <w:basedOn w:val="Normal"/>
     <w:next w:val="Definition"/>
@@ -1766,75 +2309,75 @@
       <w:b/>
     </w:rPr>
   </w:style>
-  <w:style w:customStyle="1" w:styleId="Definition" w:type="paragraph">
+  <w:style w:type="paragraph" w:customStyle="1" w:styleId="Definition">
     <w:name w:val="Definition"/>
     <w:basedOn w:val="Normal"/>
   </w:style>
-  <w:style w:styleId="Caption" w:type="paragraph">
+  <w:style w:type="paragraph" w:styleId="Caption">
     <w:name w:val="Caption"/>
     <w:basedOn w:val="Normal"/>
     <w:link w:val="BodyTextChar"/>
     <w:pPr>
-      <w:spacing w:after="120" w:before="0"/>
+      <w:spacing w:before="0" w:after="120"/>
     </w:pPr>
     <w:rPr>
       <w:i/>
     </w:rPr>
   </w:style>
-  <w:style w:customStyle="1" w:styleId="TableCaption" w:type="paragraph">
+  <w:style w:type="paragraph" w:customStyle="1" w:styleId="TableCaption">
     <w:name w:val="Table Caption"/>
     <w:basedOn w:val="Caption"/>
     <w:pPr>
       <w:keepNext/>
     </w:pPr>
   </w:style>
-  <w:style w:customStyle="1" w:styleId="ImageCaption" w:type="paragraph">
+  <w:style w:type="paragraph" w:customStyle="1" w:styleId="ImageCaption">
     <w:name w:val="Image Caption"/>
     <w:basedOn w:val="Caption"/>
   </w:style>
-  <w:style w:customStyle="1" w:styleId="Figure" w:type="paragraph">
+  <w:style w:type="paragraph" w:customStyle="1" w:styleId="Figure">
     <w:name w:val="Figure"/>
     <w:basedOn w:val="Normal"/>
   </w:style>
-  <w:style w:customStyle="1" w:styleId="CaptionedFigure" w:type="paragraph">
+  <w:style w:type="paragraph" w:customStyle="1" w:styleId="CaptionedFigure">
     <w:name w:val="Captioned Figure"/>
     <w:basedOn w:val="Figure"/>
     <w:pPr>
       <w:keepNext/>
     </w:pPr>
   </w:style>
-  <w:style w:customStyle="1" w:styleId="BodyTextChar" w:type="character">
+  <w:style w:type="character" w:customStyle="1" w:styleId="BodyTextChar">
     <w:name w:val="Body Text Char"/>
     <w:basedOn w:val="DefaultParagraphFont"/>
     <w:link w:val="BodyText"/>
   </w:style>
-  <w:style w:customStyle="1" w:styleId="VerbatimChar" w:type="character">
+  <w:style w:type="character" w:customStyle="1" w:styleId="VerbatimChar">
     <w:name w:val="Verbatim Char"/>
     <w:basedOn w:val="BodyTextChar"/>
     <w:rPr>
-      <w:rFonts w:ascii="EB Garamond" w:cs="EB Garamond" w:eastAsia="EB Garamond" w:hAnsi="EB Garamond"/>
+      <w:rFonts w:ascii="Times New Roman" w:hAnsi="Times New Roman" w:eastAsia="Times New Roman" w:cs="Times New Roman"/>
       <w:sz w:val="28"/>
     </w:rPr>
   </w:style>
-  <w:style w:customStyle="1" w:styleId="SectionNumber" w:type="character">
+  <w:style w:type="character" w:customStyle="1" w:styleId="SectionNumber">
     <w:name w:val="Section Number"/>
     <w:basedOn w:val="BodyTextChar"/>
   </w:style>
-  <w:style w:styleId="FootnoteReference" w:type="character">
+  <w:style w:type="character" w:styleId="FootnoteReference">
     <w:name w:val="Footnote Reference"/>
     <w:basedOn w:val="BodyTextChar"/>
     <w:rPr>
       <w:vertAlign w:val="superscript"/>
     </w:rPr>
   </w:style>
-  <w:style w:styleId="Hyperlink" w:type="character">
+  <w:style w:type="character" w:styleId="Hyperlink">
     <w:name w:val="Hyperlink"/>
     <w:basedOn w:val="BodyTextChar"/>
     <w:rPr>
       <w:color w:val="000000"/>
     </w:rPr>
   </w:style>
-  <w:style w:styleId="TOCHeading" w:type="paragraph">
+  <w:style w:type="paragraph" w:styleId="TOCHeading">
     <w:name w:val="TOC Heading"/>
     <w:basedOn w:val="Heading1"/>
     <w:next w:val="BodyText"/>
@@ -1846,11 +2389,24 @@
       <w:outlineLvl w:val="9"/>
     </w:pPr>
     <w:rPr>
-      <w:rFonts w:ascii="EB Garamond" w:cs="EB Garamond" w:eastAsia="EB Garamond" w:hAnsi="EB Garamond"/>
+      <w:rFonts w:ascii="Times New Roman" w:hAnsi="Times New Roman" w:eastAsia="Times New Roman" w:cs="Times New Roman"/>
       <w:b w:val="0"/>
       <w:bCs w:val="0"/>
       <w:color w:val="000000"/>
     </w:rPr>
+  </w:style>
+  <w:style w:type="paragraph" w:customStyle="1" w:styleId="BodyKeep">
+    <w:name w:val="Body Keep"/>
+    <w:basedOn w:val="BodyText"/>
+    <w:qFormat/>
+    <w:pPr>
+      <w:keepNext/>
+    </w:pPr>
+  </w:style>
+  <w:style w:type="paragraph" w:customStyle="1" w:styleId="BodyKeep">
+    <w:name w:val="BodyKeep"/>
+    <w:basedOn w:val="BodyText"/>
+    <w:qFormat/>
   </w:style>
   <w:style w:type="paragraph" w:customStyle="1" w:styleId="SourceCode">
     <w:name w:val="Source Code"/>

--- a/courts/ninth-circuit/california/federal/southern-district/motion-brief/usage/OUTPUT-motion-brief.docx
+++ b/courts/ninth-circuit/california/federal/southern-district/motion-brief/usage/OUTPUT-motion-brief.docx
@@ -280,7 +280,7 @@
         <w:sectPr>
           <w:footerReference w:type="default" r:id="rIdCasdCover"/>
           <w:footnotePr>
-            <w:numRestart w:val="eachSect"/>
+            <w:numRestart w:val="continuous"/>
           </w:footnotePr>
           <w:type w:val="nextPage"/>
           <w:pgSz w:w="12240" w:h="15840"/>
@@ -859,7 +859,7 @@
         <w:sectPr>
           <w:footerReference w:type="default" r:id="rIdCasdPage"/>
           <w:footnotePr>
-            <w:numRestart w:val="eachSect"/>
+            <w:numRestart w:val="continuous"/>
           </w:footnotePr>
           <w:type w:val="nextPage"/>
           <w:pgSz w:w="12240" w:h="15840"/>
@@ -1431,7 +1431,7 @@
     <w:sectPr>
       <w:footerReference w:type="default" r:id="rIdCasdPage"/>
       <w:footnotePr>
-        <w:numRestart w:val="eachSect"/>
+        <w:numRestart w:val="continuous"/>
       </w:footnotePr>
       <w:type w:val="nextPage"/>
       <w:pgSz w:w="12240" w:h="15840"/>

--- a/courts/ninth-circuit/california/federal/southern-district/motion-brief/usage/OUTPUT-motion-brief.docx
+++ b/courts/ninth-circuit/california/federal/southern-district/motion-brief/usage/OUTPUT-motion-brief.docx
@@ -4,152 +4,634 @@
   <w:body>
     <w:p>
       <w:pPr>
-        <w:spacing w:before="0" w:after="0" w:line="240" w:lineRule="auto"/>
-      </w:pPr>
-      <w:r>
-        <w:t xml:space="preserve">Matthew M. Gurvitz (SBN 272895)</w:t>
+        <w:spacing w:before="0" w:after="0" w:line="322" w:lineRule="exact"/>
+        <w:ind w:left="0" w:firstLine="0"/>
+        <w:jc w:val="left"/>
+      </w:pPr>
+      <w:r>
+        <w:t xml:space="preserve">Matthew</w:t>
+      </w:r>
+      <w:r>
+        <w:t xml:space="preserve"> </w:t>
+      </w:r>
+      <w:r>
+        <w:t xml:space="preserve">M.</w:t>
+      </w:r>
+      <w:r>
+        <w:t xml:space="preserve"> </w:t>
+      </w:r>
+      <w:r>
+        <w:t xml:space="preserve">Gurvitz</w:t>
+      </w:r>
+      <w:r>
+        <w:t xml:space="preserve"> </w:t>
+      </w:r>
+      <w:r>
+        <w:t xml:space="preserve">(SBN</w:t>
+      </w:r>
+      <w:r>
+        <w:t xml:space="preserve"> </w:t>
+      </w:r>
+      <w:r>
+        <w:t xml:space="preserve">272895)</w:t>
       </w:r>
     </w:p>
     <w:p>
       <w:pPr>
-        <w:spacing w:before="0" w:after="0" w:line="240" w:lineRule="auto"/>
-      </w:pPr>
-      <w:r>
-        <w:t xml:space="preserve">Email: mgurvitz@willkie.com</w:t>
+        <w:spacing w:before="0" w:after="0" w:line="322" w:lineRule="exact"/>
+        <w:ind w:left="0" w:firstLine="0"/>
+        <w:jc w:val="left"/>
+      </w:pPr>
+      <w:r>
+        <w:t xml:space="preserve">Email:</w:t>
+      </w:r>
+      <w:r>
+        <w:t xml:space="preserve"> </w:t>
+      </w:r>
+      <w:r>
+        <w:t xml:space="preserve">mgurvitz@willkie.com</w:t>
       </w:r>
     </w:p>
     <w:p>
       <w:pPr>
-        <w:spacing w:before="0" w:after="0" w:line="240" w:lineRule="auto"/>
-      </w:pPr>
-      <w:r>
-        <w:t xml:space="preserve">WILLKIE FARR &amp; GALLAGHER LLP</w:t>
+        <w:spacing w:before="0" w:after="0" w:line="322" w:lineRule="exact"/>
+        <w:ind w:left="0" w:firstLine="0"/>
+        <w:jc w:val="left"/>
+      </w:pPr>
+      <w:r>
+        <w:t xml:space="preserve">WILLKIE</w:t>
+      </w:r>
+      <w:r>
+        <w:t xml:space="preserve"> </w:t>
+      </w:r>
+      <w:r>
+        <w:t xml:space="preserve">FARR</w:t>
+      </w:r>
+      <w:r>
+        <w:t xml:space="preserve"> </w:t>
+      </w:r>
+      <w:r>
+        <w:t xml:space="preserve">&amp;</w:t>
+      </w:r>
+      <w:r>
+        <w:t xml:space="preserve"> </w:t>
+      </w:r>
+      <w:r>
+        <w:t xml:space="preserve">GALLAGHER</w:t>
+      </w:r>
+      <w:r>
+        <w:t xml:space="preserve"> </w:t>
+      </w:r>
+      <w:r>
+        <w:t xml:space="preserve">LLP</w:t>
       </w:r>
     </w:p>
     <w:p>
       <w:pPr>
-        <w:spacing w:before="0" w:after="0" w:line="240" w:lineRule="auto"/>
-      </w:pPr>
-      <w:r>
-        <w:t xml:space="preserve">2029 Century Park East, Suite 2900</w:t>
+        <w:spacing w:before="0" w:after="0" w:line="322" w:lineRule="exact"/>
+        <w:ind w:left="0" w:firstLine="0"/>
+        <w:jc w:val="left"/>
+      </w:pPr>
+      <w:r>
+        <w:t xml:space="preserve">2029</w:t>
+      </w:r>
+      <w:r>
+        <w:t xml:space="preserve"> </w:t>
+      </w:r>
+      <w:r>
+        <w:t xml:space="preserve">Century</w:t>
+      </w:r>
+      <w:r>
+        <w:t xml:space="preserve"> </w:t>
+      </w:r>
+      <w:r>
+        <w:t xml:space="preserve">Park</w:t>
+      </w:r>
+      <w:r>
+        <w:t xml:space="preserve"> </w:t>
+      </w:r>
+      <w:r>
+        <w:t xml:space="preserve">East,</w:t>
+      </w:r>
+      <w:r>
+        <w:t xml:space="preserve"> </w:t>
+      </w:r>
+      <w:r>
+        <w:t xml:space="preserve">Suite</w:t>
+      </w:r>
+      <w:r>
+        <w:t xml:space="preserve"> </w:t>
+      </w:r>
+      <w:r>
+        <w:t xml:space="preserve">2900</w:t>
       </w:r>
     </w:p>
     <w:p>
       <w:pPr>
-        <w:spacing w:before="0" w:after="0" w:line="240" w:lineRule="auto"/>
-      </w:pPr>
-      <w:r>
-        <w:t xml:space="preserve">Los Angeles, CA 90067</w:t>
+        <w:spacing w:before="0" w:after="0" w:line="322" w:lineRule="exact"/>
+        <w:ind w:left="0" w:firstLine="0"/>
+        <w:jc w:val="left"/>
+      </w:pPr>
+      <w:r>
+        <w:t xml:space="preserve">Los</w:t>
+      </w:r>
+      <w:r>
+        <w:t xml:space="preserve"> </w:t>
+      </w:r>
+      <w:r>
+        <w:t xml:space="preserve">Angeles,</w:t>
+      </w:r>
+      <w:r>
+        <w:t xml:space="preserve"> </w:t>
+      </w:r>
+      <w:r>
+        <w:t xml:space="preserve">CA</w:t>
+      </w:r>
+      <w:r>
+        <w:t xml:space="preserve"> </w:t>
+      </w:r>
+      <w:r>
+        <w:t xml:space="preserve">90067</w:t>
       </w:r>
     </w:p>
     <w:p>
       <w:pPr>
-        <w:spacing w:before="0" w:after="0" w:line="240" w:lineRule="auto"/>
-      </w:pPr>
-      <w:r>
-        <w:t xml:space="preserve">Telephone: (310) 855-3000</w:t>
+        <w:spacing w:before="0" w:after="0" w:line="322" w:lineRule="exact"/>
+        <w:ind w:left="0" w:firstLine="0"/>
+        <w:jc w:val="left"/>
+      </w:pPr>
+      <w:r>
+        <w:t xml:space="preserve">Telephone:</w:t>
+      </w:r>
+      <w:r>
+        <w:t xml:space="preserve"> </w:t>
+      </w:r>
+      <w:r>
+        <w:t xml:space="preserve">(310)</w:t>
+      </w:r>
+      <w:r>
+        <w:t xml:space="preserve"> </w:t>
+      </w:r>
+      <w:r>
+        <w:t xml:space="preserve">855-⁠3000</w:t>
       </w:r>
     </w:p>
     <w:p>
       <w:pPr>
-        <w:spacing w:before="0" w:after="0" w:line="240" w:lineRule="auto"/>
-      </w:pPr>
-      <w:r>
-        <w:t xml:space="preserve">Debra Bogo-Ernst (pro hac vice admission)</w:t>
+        <w:spacing w:before="0" w:after="0" w:line="322" w:lineRule="exact"/>
+        <w:ind w:left="0" w:firstLine="0"/>
+        <w:jc w:val="left"/>
+      </w:pPr>
+      <w:r>
+        <w:t xml:space="preserve">Debra</w:t>
+      </w:r>
+      <w:r>
+        <w:t xml:space="preserve"> </w:t>
+      </w:r>
+      <w:r>
+        <w:t xml:space="preserve">Bogo-Ernst</w:t>
+      </w:r>
+      <w:r>
+        <w:t xml:space="preserve"> </w:t>
+      </w:r>
+      <w:r>
+        <w:t xml:space="preserve">(pro</w:t>
+      </w:r>
+      <w:r>
+        <w:t xml:space="preserve"> </w:t>
+      </w:r>
+      <w:r>
+        <w:t xml:space="preserve">hac</w:t>
+      </w:r>
+      <w:r>
+        <w:t xml:space="preserve"> </w:t>
+      </w:r>
+      <w:r>
+        <w:t xml:space="preserve">vice</w:t>
+      </w:r>
+      <w:r>
+        <w:t xml:space="preserve"> </w:t>
+      </w:r>
+      <w:r>
+        <w:t xml:space="preserve">admission)</w:t>
       </w:r>
     </w:p>
     <w:p>
       <w:pPr>
-        <w:spacing w:before="0" w:after="0" w:line="240" w:lineRule="auto"/>
-      </w:pPr>
-      <w:r>
-        <w:t xml:space="preserve">Email: dernst@willkie.com</w:t>
+        <w:spacing w:before="0" w:after="0" w:line="322" w:lineRule="exact"/>
+        <w:ind w:left="0" w:firstLine="0"/>
+        <w:jc w:val="left"/>
+      </w:pPr>
+      <w:r>
+        <w:t xml:space="preserve">Email:</w:t>
+      </w:r>
+      <w:r>
+        <w:t xml:space="preserve"> </w:t>
+      </w:r>
+      <w:r>
+        <w:t xml:space="preserve">dernst@willkie.com</w:t>
       </w:r>
     </w:p>
     <w:p>
       <w:pPr>
-        <w:spacing w:before="0" w:after="0" w:line="240" w:lineRule="auto"/>
-      </w:pPr>
-      <w:r>
-        <w:t xml:space="preserve">300 N. LaSalle Dr.</w:t>
+        <w:spacing w:before="0" w:after="0" w:line="322" w:lineRule="exact"/>
+        <w:ind w:left="0" w:firstLine="0"/>
+        <w:jc w:val="left"/>
+      </w:pPr>
+      <w:r>
+        <w:t xml:space="preserve">300</w:t>
+      </w:r>
+      <w:r>
+        <w:t xml:space="preserve"> </w:t>
+      </w:r>
+      <w:r>
+        <w:t xml:space="preserve">N.</w:t>
+      </w:r>
+      <w:r>
+        <w:t xml:space="preserve"> </w:t>
+      </w:r>
+      <w:r>
+        <w:t xml:space="preserve">LaSalle</w:t>
+      </w:r>
+      <w:r>
+        <w:t xml:space="preserve"> </w:t>
+      </w:r>
+      <w:r>
+        <w:t xml:space="preserve">Dr.</w:t>
       </w:r>
     </w:p>
     <w:p>
       <w:pPr>
-        <w:spacing w:before="0" w:after="0" w:line="240" w:lineRule="auto"/>
-      </w:pPr>
-      <w:r>
-        <w:t xml:space="preserve">Chicago, IL 60654</w:t>
+        <w:spacing w:before="0" w:after="0" w:line="322" w:lineRule="exact"/>
+        <w:ind w:left="0" w:firstLine="0"/>
+        <w:jc w:val="left"/>
+      </w:pPr>
+      <w:r>
+        <w:t xml:space="preserve">Chicago,</w:t>
+      </w:r>
+      <w:r>
+        <w:t xml:space="preserve"> </w:t>
+      </w:r>
+      <w:r>
+        <w:t xml:space="preserve">IL</w:t>
+      </w:r>
+      <w:r>
+        <w:t xml:space="preserve"> </w:t>
+      </w:r>
+      <w:r>
+        <w:t xml:space="preserve">60654</w:t>
       </w:r>
     </w:p>
     <w:p>
       <w:pPr>
-        <w:spacing w:before="0" w:after="0" w:line="240" w:lineRule="auto"/>
-      </w:pPr>
-      <w:r>
-        <w:t xml:space="preserve">Telephone: (312) 728-9062</w:t>
+        <w:spacing w:before="0" w:after="0" w:line="322" w:lineRule="exact"/>
+        <w:ind w:left="0" w:firstLine="0"/>
+        <w:jc w:val="left"/>
+      </w:pPr>
+      <w:r>
+        <w:t xml:space="preserve">Telephone:</w:t>
+      </w:r>
+      <w:r>
+        <w:t xml:space="preserve"> </w:t>
+      </w:r>
+      <w:r>
+        <w:t xml:space="preserve">(312)</w:t>
+      </w:r>
+      <w:r>
+        <w:t xml:space="preserve"> </w:t>
+      </w:r>
+      <w:r>
+        <w:t xml:space="preserve">728-⁠9062</w:t>
       </w:r>
     </w:p>
     <w:p>
       <w:pPr>
-        <w:spacing w:before="0" w:after="0" w:line="240" w:lineRule="auto"/>
-      </w:pPr>
-      <w:r>
-        <w:rPr>
-          <w:i/>
-        </w:rPr>
-        <w:t xml:space="preserve">Attorneys for Defendants Cetera Financial Group, Inc. and Cetera Investment Services LLC</w:t>
+        <w:spacing w:before="0" w:after="0" w:line="322" w:lineRule="exact"/>
+        <w:ind w:left="0" w:firstLine="0"/>
+        <w:jc w:val="left"/>
+      </w:pPr>
+      <w:r>
+        <w:rPr>
+          <w:i/>
+          <w:iCs/>
+        </w:rPr>
+        <w:t xml:space="preserve">Attorneys</w:t>
+      </w:r>
+      <w:r>
+        <w:rPr>
+          <w:i/>
+          <w:iCs/>
+        </w:rPr>
+        <w:t xml:space="preserve"> </w:t>
+      </w:r>
+      <w:r>
+        <w:rPr>
+          <w:i/>
+          <w:iCs/>
+        </w:rPr>
+        <w:t xml:space="preserve">for</w:t>
+      </w:r>
+      <w:r>
+        <w:rPr>
+          <w:i/>
+          <w:iCs/>
+        </w:rPr>
+        <w:t xml:space="preserve"> </w:t>
+      </w:r>
+      <w:r>
+        <w:rPr>
+          <w:i/>
+          <w:iCs/>
+        </w:rPr>
+        <w:t xml:space="preserve">Defendants</w:t>
+      </w:r>
+      <w:r>
+        <w:rPr>
+          <w:i/>
+          <w:iCs/>
+        </w:rPr>
+        <w:t xml:space="preserve"> </w:t>
+      </w:r>
+      <w:r>
+        <w:rPr>
+          <w:i/>
+          <w:iCs/>
+        </w:rPr>
+        <w:t xml:space="preserve">Cetera</w:t>
+      </w:r>
+      <w:r>
+        <w:rPr>
+          <w:i/>
+          <w:iCs/>
+        </w:rPr>
+        <w:t xml:space="preserve"> </w:t>
+      </w:r>
+      <w:r>
+        <w:rPr>
+          <w:i/>
+          <w:iCs/>
+        </w:rPr>
+        <w:t xml:space="preserve">Financial</w:t>
+      </w:r>
+      <w:r>
+        <w:rPr>
+          <w:i/>
+          <w:iCs/>
+        </w:rPr>
+        <w:t xml:space="preserve"> </w:t>
+      </w:r>
+      <w:r>
+        <w:rPr>
+          <w:i/>
+          <w:iCs/>
+        </w:rPr>
+        <w:t xml:space="preserve">Group,</w:t>
+      </w:r>
+      <w:r>
+        <w:rPr>
+          <w:i/>
+          <w:iCs/>
+        </w:rPr>
+        <w:t xml:space="preserve"> </w:t>
+      </w:r>
+      <w:r>
+        <w:rPr>
+          <w:i/>
+          <w:iCs/>
+        </w:rPr>
+        <w:t xml:space="preserve">Inc.</w:t>
+      </w:r>
+      <w:r>
+        <w:rPr>
+          <w:i/>
+          <w:iCs/>
+        </w:rPr>
+        <w:t xml:space="preserve"> </w:t>
+      </w:r>
+      <w:r>
+        <w:rPr>
+          <w:i/>
+          <w:iCs/>
+        </w:rPr>
+        <w:t xml:space="preserve">and</w:t>
+      </w:r>
+      <w:r>
+        <w:rPr>
+          <w:i/>
+          <w:iCs/>
+        </w:rPr>
+        <w:t xml:space="preserve"> </w:t>
+      </w:r>
+      <w:r>
+        <w:rPr>
+          <w:i/>
+          <w:iCs/>
+        </w:rPr>
+        <w:t xml:space="preserve">Cetera</w:t>
+      </w:r>
+      <w:r>
+        <w:rPr>
+          <w:i/>
+          <w:iCs/>
+        </w:rPr>
+        <w:t xml:space="preserve"> </w:t>
+      </w:r>
+      <w:r>
+        <w:rPr>
+          <w:i/>
+          <w:iCs/>
+        </w:rPr>
+        <w:t xml:space="preserve">Investment</w:t>
+      </w:r>
+      <w:r>
+        <w:rPr>
+          <w:i/>
+          <w:iCs/>
+        </w:rPr>
+        <w:t xml:space="preserve"> </w:t>
+      </w:r>
+      <w:r>
+        <w:rPr>
+          <w:i/>
+          <w:iCs/>
+        </w:rPr>
+        <w:t xml:space="preserve">Services</w:t>
+      </w:r>
+      <w:r>
+        <w:rPr>
+          <w:i/>
+          <w:iCs/>
+        </w:rPr>
+        <w:t xml:space="preserve"> </w:t>
+      </w:r>
+      <w:r>
+        <w:rPr>
+          <w:i/>
+          <w:iCs/>
+        </w:rPr>
+        <w:t xml:space="preserve">LLC</w:t>
       </w:r>
     </w:p>
     <w:p>
       <w:pPr>
-        <w:spacing w:before="240" w:after="0" w:line="240" w:lineRule="auto"/>
+        <w:spacing w:before="240" w:after="0" w:line="322" w:lineRule="exact"/>
+        <w:ind w:left="0" w:firstLine="0"/>
         <w:jc w:val="center"/>
       </w:pPr>
       <w:r>
         <w:rPr>
           <w:b/>
-        </w:rPr>
-        <w:t xml:space="preserve">UNITED STATES DISTRICT COURT</w:t>
+          <w:bCs/>
+        </w:rPr>
+        <w:t xml:space="preserve">UNITED</w:t>
+      </w:r>
+      <w:r>
+        <w:rPr>
+          <w:b/>
+          <w:bCs/>
+        </w:rPr>
+        <w:t xml:space="preserve"> </w:t>
+      </w:r>
+      <w:r>
+        <w:rPr>
+          <w:b/>
+          <w:bCs/>
+        </w:rPr>
+        <w:t xml:space="preserve">STATES</w:t>
+      </w:r>
+      <w:r>
+        <w:rPr>
+          <w:b/>
+          <w:bCs/>
+        </w:rPr>
+        <w:t xml:space="preserve"> </w:t>
+      </w:r>
+      <w:r>
+        <w:rPr>
+          <w:b/>
+          <w:bCs/>
+        </w:rPr>
+        <w:t xml:space="preserve">DISTRICT</w:t>
+      </w:r>
+      <w:r>
+        <w:rPr>
+          <w:b/>
+          <w:bCs/>
+        </w:rPr>
+        <w:t xml:space="preserve"> </w:t>
+      </w:r>
+      <w:r>
+        <w:rPr>
+          <w:b/>
+          <w:bCs/>
+        </w:rPr>
+        <w:t xml:space="preserve">COURT</w:t>
       </w:r>
     </w:p>
     <w:p>
       <w:pPr>
-        <w:spacing w:before="0" w:after="0" w:line="240" w:lineRule="auto"/>
+        <w:spacing w:before="0" w:after="0" w:line="322" w:lineRule="exact"/>
+        <w:ind w:left="0" w:firstLine="0"/>
         <w:jc w:val="center"/>
       </w:pPr>
       <w:r>
         <w:rPr>
           <w:b/>
-        </w:rPr>
-        <w:t xml:space="preserve">SOUTHERN DISTRICT OF CALIFORNIA</w:t>
+          <w:bCs/>
+        </w:rPr>
+        <w:t xml:space="preserve">SOUTHERN</w:t>
+      </w:r>
+      <w:r>
+        <w:rPr>
+          <w:b/>
+          <w:bCs/>
+        </w:rPr>
+        <w:t xml:space="preserve"> </w:t>
+      </w:r>
+      <w:r>
+        <w:rPr>
+          <w:b/>
+          <w:bCs/>
+        </w:rPr>
+        <w:t xml:space="preserve">DISTRICT</w:t>
+      </w:r>
+      <w:r>
+        <w:rPr>
+          <w:b/>
+          <w:bCs/>
+        </w:rPr>
+        <w:t xml:space="preserve"> </w:t>
+      </w:r>
+      <w:r>
+        <w:rPr>
+          <w:b/>
+          <w:bCs/>
+        </w:rPr>
+        <w:t xml:space="preserve">OF</w:t>
+      </w:r>
+      <w:r>
+        <w:rPr>
+          <w:b/>
+          <w:bCs/>
+        </w:rPr>
+        <w:t xml:space="preserve"> </w:t>
+      </w:r>
+      <w:r>
+        <w:rPr>
+          <w:b/>
+          <w:bCs/>
+        </w:rPr>
+        <w:t xml:space="preserve">CALIFORNIA</w:t>
       </w:r>
     </w:p>
     <w:p>
       <w:pPr>
-        <w:spacing w:before="0" w:after="240" w:line="240" w:lineRule="auto"/>
+        <w:spacing w:before="0" w:after="0" w:line="322" w:lineRule="exact"/>
+        <w:ind w:left="0" w:firstLine="0"/>
         <w:jc w:val="center"/>
       </w:pPr>
       <w:r>
         <w:rPr>
           <w:b/>
-        </w:rPr>
-        <w:t xml:space="preserve">SAN DIEGO</w:t>
-      </w:r>
+          <w:bCs/>
+        </w:rPr>
+        <w:t xml:space="preserve">SAN</w:t>
+      </w:r>
+      <w:r>
+        <w:rPr>
+          <w:b/>
+          <w:bCs/>
+        </w:rPr>
+        <w:t xml:space="preserve"> </w:t>
+      </w:r>
+      <w:r>
+        <w:rPr>
+          <w:b/>
+          <w:bCs/>
+        </w:rPr>
+        <w:t xml:space="preserve">DIEGO</w:t>
+      </w:r>
+    </w:p>
+    <w:p>
+      <w:pPr>
+        <w:spacing w:before="0" w:after="0" w:line="240" w:lineRule="exact"/>
+      </w:pPr>
     </w:p>
     <w:tbl>
       <w:tblPr>
-        <w:tblW w:w="8640" w:type="dxa"/>
+        <w:tblW w:w="8638" w:type="dxa"/>
         <w:tblLayout w:type="fixed"/>
         <w:tblCellMar>
+          <w:top w:w="0" w:type="dxa"/>
           <w:left w:w="0" w:type="dxa"/>
+          <w:bottom w:w="0" w:type="dxa"/>
           <w:right w:w="0" w:type="dxa"/>
         </w:tblCellMar>
-        <w:tblLook w:val="0000"/>
+        <w:tblLook w:val="0000" w:firstRow="0" w:lastRow="0" w:firstColumn="0" w:lastColumn="0" w:noHBand="0" w:noVBand="0"/>
       </w:tblPr>
       <w:tblGrid>
-        <w:gridCol w:w="4320"/>
-        <w:gridCol w:w="4320"/>
+        <w:gridCol w:w="4319"/>
+        <w:gridCol w:w="4319"/>
       </w:tblGrid>
       <w:tr>
         <w:trPr>
@@ -157,117 +639,523 @@
         </w:trPr>
         <w:tc>
           <w:tcPr>
-            <w:tcW w:w="4320" w:type="dxa"/>
-            <w:tcBorders>
-              <w:bottom w:val="single" w:sz="6" w:space="0" w:color="000000"/>
-              <w:right w:val="single" w:sz="6" w:space="0" w:color="000000"/>
-            </w:tcBorders>
-            <w:tcMar>
-              <w:bottom w:w="140" w:type="dxa"/>
-              <w:right w:w="336" w:type="dxa"/>
-            </w:tcMar>
+            <w:tcW w:w="4319" w:type="dxa"/>
           </w:tcPr>
+          <w:tbl>
+            <w:tblPr>
+              <w:tblW w:w="4319" w:type="dxa"/>
+              <w:tblInd w:w="0" w:type="dxa"/>
+              <w:tblBorders>
+                <w:top w:val="nil"/>
+                <w:left w:val="nil"/>
+                <w:bottom w:val="single" w:sz="6" w:space="0" w:color="000000"/>
+                <w:right w:val="single" w:sz="6" w:space="0" w:color="000000"/>
+              </w:tblBorders>
+              <w:tblLayout w:type="fixed"/>
+              <w:tblCellMar>
+                <w:top w:w="0" w:type="dxa"/>
+                <w:left w:w="0" w:type="dxa"/>
+                <w:bottom w:w="160" w:type="dxa"/>
+                <w:right w:w="336" w:type="dxa"/>
+              </w:tblCellMar>
+              <w:tblLook w:val="0000" w:firstRow="0" w:lastRow="0" w:firstColumn="0" w:lastColumn="0" w:noHBand="0" w:noVBand="0"/>
+            </w:tblPr>
+            <w:tblGrid>
+              <w:gridCol w:w="4319"/>
+            </w:tblGrid>
+            <w:tr>
+              <w:trPr>
+                <w:cantSplit/>
+              </w:trPr>
+              <w:tc>
+                <w:tcPr>
+                  <w:tcW w:w="4319" w:type="dxa"/>
+                </w:tcPr>
+                <w:p>
+                  <w:pPr>
+                    <w:spacing w:before="0" w:after="0" w:line="322" w:lineRule="exact"/>
+                    <w:ind w:left="0" w:firstLine="0"/>
+                    <w:jc w:val="left"/>
+                  </w:pPr>
+                  <w:r>
+                    <w:t xml:space="preserve">JENNIFER</w:t>
+                  </w:r>
+                  <w:r>
+                    <w:t xml:space="preserve"> </w:t>
+                  </w:r>
+                  <w:r>
+                    <w:t xml:space="preserve">SAGER,</w:t>
+                  </w:r>
+                  <w:r>
+                    <w:t xml:space="preserve"> </w:t>
+                  </w:r>
+                  <w:r>
+                    <w:t xml:space="preserve">individually</w:t>
+                  </w:r>
+                  <w:r>
+                    <w:t xml:space="preserve"> </w:t>
+                  </w:r>
+                  <w:r>
+                    <w:t xml:space="preserve">and</w:t>
+                  </w:r>
+                  <w:r>
+                    <w:t xml:space="preserve"> </w:t>
+                  </w:r>
+                  <w:r>
+                    <w:t xml:space="preserve">on</w:t>
+                  </w:r>
+                  <w:r>
+                    <w:t xml:space="preserve"> </w:t>
+                  </w:r>
+                  <w:r>
+                    <w:t xml:space="preserve">behalf</w:t>
+                  </w:r>
+                  <w:r>
+                    <w:t xml:space="preserve"> </w:t>
+                  </w:r>
+                  <w:r>
+                    <w:t xml:space="preserve">of</w:t>
+                  </w:r>
+                  <w:r>
+                    <w:t xml:space="preserve"> </w:t>
+                  </w:r>
+                  <w:r>
+                    <w:t xml:space="preserve">all</w:t>
+                  </w:r>
+                  <w:r>
+                    <w:t xml:space="preserve"> </w:t>
+                  </w:r>
+                  <w:r>
+                    <w:t xml:space="preserve">others</w:t>
+                  </w:r>
+                  <w:r>
+                    <w:t xml:space="preserve"> </w:t>
+                  </w:r>
+                  <w:r>
+                    <w:t xml:space="preserve">similarly</w:t>
+                  </w:r>
+                  <w:r>
+                    <w:t xml:space="preserve"> </w:t>
+                  </w:r>
+                  <w:r>
+                    <w:t xml:space="preserve">situated,</w:t>
+                  </w:r>
+                </w:p>
+                <w:p>
+                  <w:pPr>
+                    <w:spacing w:before="0" w:after="0" w:line="322" w:lineRule="exact"/>
+                    <w:ind w:left="2592" w:firstLine="0"/>
+                    <w:jc w:val="left"/>
+                  </w:pPr>
+                  <w:r>
+                    <w:t xml:space="preserve">Plaintiff,</w:t>
+                  </w:r>
+                </w:p>
+                <w:p>
+                  <w:pPr>
+                    <w:spacing w:before="322" w:after="322" w:line="322" w:lineRule="exact"/>
+                    <w:ind w:left="0" w:firstLine="0"/>
+                    <w:jc w:val="center"/>
+                  </w:pPr>
+                  <w:r>
+                    <w:t xml:space="preserve">v.</w:t>
+                  </w:r>
+                </w:p>
+                <w:p>
+                  <w:pPr>
+                    <w:spacing w:before="0" w:after="0" w:line="322" w:lineRule="exact"/>
+                    <w:ind w:left="0" w:firstLine="0"/>
+                    <w:jc w:val="left"/>
+                  </w:pPr>
+                  <w:r>
+                    <w:t xml:space="preserve">CETERA</w:t>
+                  </w:r>
+                  <w:r>
+                    <w:t xml:space="preserve"> </w:t>
+                  </w:r>
+                  <w:r>
+                    <w:t xml:space="preserve">FINANCIAL</w:t>
+                  </w:r>
+                  <w:r>
+                    <w:t xml:space="preserve"> </w:t>
+                  </w:r>
+                  <w:r>
+                    <w:t xml:space="preserve">GROUP,</w:t>
+                  </w:r>
+                  <w:r>
+                    <w:t xml:space="preserve"> </w:t>
+                  </w:r>
+                  <w:r>
+                    <w:t xml:space="preserve">INC.</w:t>
+                  </w:r>
+                  <w:r>
+                    <w:t xml:space="preserve"> </w:t>
+                  </w:r>
+                  <w:r>
+                    <w:t xml:space="preserve">and</w:t>
+                  </w:r>
+                  <w:r>
+                    <w:t xml:space="preserve"> </w:t>
+                  </w:r>
+                  <w:r>
+                    <w:t xml:space="preserve">CETERA</w:t>
+                  </w:r>
+                  <w:r>
+                    <w:t xml:space="preserve"> </w:t>
+                  </w:r>
+                  <w:r>
+                    <w:t xml:space="preserve">INVESTMENT</w:t>
+                  </w:r>
+                  <w:r>
+                    <w:t xml:space="preserve"> </w:t>
+                  </w:r>
+                  <w:r>
+                    <w:t xml:space="preserve">SERVICES</w:t>
+                  </w:r>
+                  <w:r>
+                    <w:t xml:space="preserve"> </w:t>
+                  </w:r>
+                  <w:r>
+                    <w:t xml:space="preserve">LLC,</w:t>
+                  </w:r>
+                </w:p>
+                <w:p>
+                  <w:pPr>
+                    <w:spacing w:before="0" w:after="0" w:line="322" w:lineRule="exact"/>
+                    <w:ind w:left="2592" w:firstLine="0"/>
+                    <w:jc w:val="left"/>
+                  </w:pPr>
+                  <w:r>
+                    <w:t xml:space="preserve">Defendants.</w:t>
+                  </w:r>
+                </w:p>
+              </w:tc>
+            </w:tr>
+          </w:tbl>
           <w:p>
             <w:pPr>
-              <w:spacing w:before="0" w:after="0" w:line="240" w:lineRule="auto"/>
+              <w:spacing w:before="0" w:after="0" w:line="1" w:lineRule="exact"/>
             </w:pPr>
-            <w:r>
-              <w:t xml:space="preserve">JENNIFER SAGER, individually and on behalf of all others similarly situated,</w:t>
-            </w:r>
-          </w:p>
-          <w:p>
-            <w:pPr>
-              <w:spacing w:before="0" w:after="0" w:line="240" w:lineRule="auto"/>
-              <w:ind w:left="2592" w:firstLine="0"/>
-            </w:pPr>
-            <w:r>
-              <w:t xml:space="preserve">Plaintiff,</w:t>
-            </w:r>
-          </w:p>
-          <w:p>
-            <w:pPr>
-              <w:spacing w:before="240" w:after="240" w:line="240" w:lineRule="auto"/>
-              <w:jc w:val="center"/>
-            </w:pPr>
-            <w:r>
-              <w:t xml:space="preserve">v.</w:t>
-            </w:r>
-          </w:p>
-          <w:p>
-            <w:pPr>
-              <w:spacing w:before="0" w:after="0" w:line="240" w:lineRule="auto"/>
-            </w:pPr>
-            <w:r>
-              <w:t xml:space="preserve">CETERA FINANCIAL GROUP, INC. and CETERA INVESTMENT SERVICES LLC,</w:t>
-            </w:r>
-          </w:p>
-          <w:p>
-            <w:pPr>
-              <w:spacing w:before="0" w:after="0" w:line="240" w:lineRule="auto"/>
-              <w:ind w:left="2592" w:firstLine="0"/>
-            </w:pPr>
-            <w:r>
-              <w:t xml:space="preserve">Defendants.</w:t>
-            </w:r>
           </w:p>
         </w:tc>
         <w:tc>
           <w:tcPr>
-            <w:tcW w:w="4320" w:type="dxa"/>
-            <w:tcMar>
-              <w:top w:w="84" w:type="dxa"/>
-              <w:left w:w="336" w:type="dxa"/>
-            </w:tcMar>
+            <w:tcW w:w="4319" w:type="dxa"/>
           </w:tcPr>
           <w:p>
             <w:pPr>
-              <w:spacing w:before="0" w:after="0" w:line="240" w:lineRule="auto"/>
+              <w:spacing w:before="84" w:after="0" w:line="322" w:lineRule="exact"/>
+              <w:ind w:left="336" w:firstLine="0"/>
+              <w:jc w:val="left"/>
             </w:pPr>
             <w:r>
-              <w:t xml:space="preserve">Case No. 3:26-cv-03372-RSH-VET</w:t>
+              <w:t xml:space="preserve">Case</w:t>
+            </w:r>
+            <w:r>
+              <w:t xml:space="preserve"> </w:t>
+            </w:r>
+            <w:r>
+              <w:t xml:space="preserve">No.</w:t>
+            </w:r>
+            <w:r>
+              <w:t xml:space="preserve"> </w:t>
+            </w:r>
+            <w:r>
+              <w:t xml:space="preserve">3:26-cv-⁠03372-RSH-VET</w:t>
             </w:r>
           </w:p>
           <w:p>
             <w:pPr>
-              <w:spacing w:before="240" w:after="240" w:line="240" w:lineRule="auto"/>
+              <w:spacing w:before="240" w:after="0" w:line="322" w:lineRule="exact"/>
+              <w:ind w:left="336" w:firstLine="0"/>
+              <w:jc w:val="left"/>
             </w:pPr>
             <w:r>
-              <w:rPr>
-                <w:b/>
-              </w:rPr>
-              <w:t xml:space="preserve">MEMORANDUM OF POINTS AND AUTHORITIES IN SUPPORT OF DEFENDANTS’ MOTION TO DISMISS COMPLAINT</w:t>
+              <w:t xml:space="preserve">Judge:</w:t>
+            </w:r>
+            <w:r>
+              <w:t xml:space="preserve"> </w:t>
+            </w:r>
+            <w:r>
+              <w:t xml:space="preserve">Hon.</w:t>
+            </w:r>
+            <w:r>
+              <w:t xml:space="preserve"> </w:t>
+            </w:r>
+            <w:r>
+              <w:t xml:space="preserve">Robert</w:t>
+            </w:r>
+            <w:r>
+              <w:t xml:space="preserve"> </w:t>
+            </w:r>
+            <w:r>
+              <w:t xml:space="preserve">S.</w:t>
+            </w:r>
+            <w:r>
+              <w:t xml:space="preserve"> </w:t>
+            </w:r>
+            <w:r>
+              <w:t xml:space="preserve">Huie</w:t>
             </w:r>
           </w:p>
           <w:p>
             <w:pPr>
-              <w:spacing w:before="0" w:after="0" w:line="240" w:lineRule="auto"/>
+              <w:spacing w:before="240" w:after="0" w:line="322" w:lineRule="exact"/>
+              <w:ind w:left="336" w:firstLine="0"/>
+              <w:jc w:val="left"/>
             </w:pPr>
             <w:r>
-              <w:t xml:space="preserve">Date: October 5, 2026</w:t>
+              <w:rPr>
+                <w:b/>
+                <w:bCs/>
+              </w:rPr>
+              <w:t xml:space="preserve">MEMORANDUM</w:t>
+            </w:r>
+            <w:r>
+              <w:rPr>
+                <w:b/>
+                <w:bCs/>
+              </w:rPr>
+              <w:t xml:space="preserve"> </w:t>
+            </w:r>
+            <w:r>
+              <w:rPr>
+                <w:b/>
+                <w:bCs/>
+              </w:rPr>
+              <w:t xml:space="preserve">OF</w:t>
+            </w:r>
+            <w:r>
+              <w:rPr>
+                <w:b/>
+                <w:bCs/>
+              </w:rPr>
+              <w:t xml:space="preserve"> </w:t>
+            </w:r>
+            <w:r>
+              <w:rPr>
+                <w:b/>
+                <w:bCs/>
+              </w:rPr>
+              <w:t xml:space="preserve">POINTS</w:t>
+            </w:r>
+            <w:r>
+              <w:rPr>
+                <w:b/>
+                <w:bCs/>
+              </w:rPr>
+              <w:t xml:space="preserve"> </w:t>
+            </w:r>
+            <w:r>
+              <w:rPr>
+                <w:b/>
+                <w:bCs/>
+              </w:rPr>
+              <w:t xml:space="preserve">AND</w:t>
+            </w:r>
+            <w:r>
+              <w:rPr>
+                <w:b/>
+                <w:bCs/>
+              </w:rPr>
+              <w:t xml:space="preserve"> </w:t>
+            </w:r>
+            <w:r>
+              <w:rPr>
+                <w:b/>
+                <w:bCs/>
+              </w:rPr>
+              <w:t xml:space="preserve">AUTHORITIES</w:t>
+            </w:r>
+            <w:r>
+              <w:rPr>
+                <w:b/>
+                <w:bCs/>
+              </w:rPr>
+              <w:t xml:space="preserve"> </w:t>
+            </w:r>
+            <w:r>
+              <w:rPr>
+                <w:b/>
+                <w:bCs/>
+              </w:rPr>
+              <w:t xml:space="preserve">IN</w:t>
+            </w:r>
+            <w:r>
+              <w:rPr>
+                <w:b/>
+                <w:bCs/>
+              </w:rPr>
+              <w:t xml:space="preserve"> </w:t>
+            </w:r>
+            <w:r>
+              <w:rPr>
+                <w:b/>
+                <w:bCs/>
+              </w:rPr>
+              <w:t xml:space="preserve">SUPPORT</w:t>
+            </w:r>
+            <w:r>
+              <w:rPr>
+                <w:b/>
+                <w:bCs/>
+              </w:rPr>
+              <w:t xml:space="preserve"> </w:t>
+            </w:r>
+            <w:r>
+              <w:rPr>
+                <w:b/>
+                <w:bCs/>
+              </w:rPr>
+              <w:t xml:space="preserve">OF</w:t>
+            </w:r>
+            <w:r>
+              <w:rPr>
+                <w:b/>
+                <w:bCs/>
+              </w:rPr>
+              <w:t xml:space="preserve"> </w:t>
+            </w:r>
+            <w:r>
+              <w:rPr>
+                <w:b/>
+                <w:bCs/>
+              </w:rPr>
+              <w:t xml:space="preserve">DEFENDANTS’</w:t>
+            </w:r>
+            <w:r>
+              <w:rPr>
+                <w:b/>
+                <w:bCs/>
+              </w:rPr>
+              <w:t xml:space="preserve"> </w:t>
+            </w:r>
+            <w:r>
+              <w:rPr>
+                <w:b/>
+                <w:bCs/>
+              </w:rPr>
+              <w:t xml:space="preserve">MOTION</w:t>
+            </w:r>
+            <w:r>
+              <w:rPr>
+                <w:b/>
+                <w:bCs/>
+              </w:rPr>
+              <w:t xml:space="preserve"> </w:t>
+            </w:r>
+            <w:r>
+              <w:rPr>
+                <w:b/>
+                <w:bCs/>
+              </w:rPr>
+              <w:t xml:space="preserve">TO</w:t>
+            </w:r>
+            <w:r>
+              <w:rPr>
+                <w:b/>
+                <w:bCs/>
+              </w:rPr>
+              <w:t xml:space="preserve"> </w:t>
+            </w:r>
+            <w:r>
+              <w:rPr>
+                <w:b/>
+                <w:bCs/>
+              </w:rPr>
+              <w:t xml:space="preserve">DISMISS</w:t>
+            </w:r>
+            <w:r>
+              <w:rPr>
+                <w:b/>
+                <w:bCs/>
+              </w:rPr>
+              <w:t xml:space="preserve"> </w:t>
+            </w:r>
+            <w:r>
+              <w:rPr>
+                <w:b/>
+                <w:bCs/>
+              </w:rPr>
+              <w:t xml:space="preserve">COMPLAINT</w:t>
             </w:r>
           </w:p>
           <w:p>
             <w:pPr>
-              <w:spacing w:before="0" w:after="0" w:line="240" w:lineRule="auto"/>
+              <w:spacing w:before="240" w:after="0" w:line="322" w:lineRule="exact"/>
+              <w:ind w:left="336" w:firstLine="0"/>
+              <w:jc w:val="left"/>
             </w:pPr>
             <w:r>
-              <w:t xml:space="preserve">Time: Under Submission</w:t>
+              <w:t xml:space="preserve">Date:</w:t>
+            </w:r>
+            <w:r>
+              <w:t xml:space="preserve"> </w:t>
+            </w:r>
+            <w:r>
+              <w:t xml:space="preserve">October</w:t>
+            </w:r>
+            <w:r>
+              <w:t xml:space="preserve"> </w:t>
+            </w:r>
+            <w:r>
+              <w:t xml:space="preserve">5,</w:t>
+            </w:r>
+            <w:r>
+              <w:t xml:space="preserve"> </w:t>
+            </w:r>
+            <w:r>
+              <w:t xml:space="preserve">2026</w:t>
             </w:r>
           </w:p>
           <w:p>
             <w:pPr>
-              <w:spacing w:before="0" w:after="0" w:line="240" w:lineRule="auto"/>
+              <w:spacing w:before="0" w:after="0" w:line="322" w:lineRule="exact"/>
+              <w:ind w:left="336" w:firstLine="0"/>
+              <w:jc w:val="left"/>
             </w:pPr>
             <w:r>
-              <w:t xml:space="preserve">Place: Courtroom 3B</w:t>
+              <w:t xml:space="preserve">Time:</w:t>
+            </w:r>
+            <w:r>
+              <w:t xml:space="preserve"> </w:t>
+            </w:r>
+            <w:r>
+              <w:rPr>
+                <w:i/>
+                <w:iCs/>
+              </w:rPr>
+              <w:t xml:space="preserve">Under</w:t>
+            </w:r>
+            <w:r>
+              <w:rPr>
+                <w:i/>
+                <w:iCs/>
+              </w:rPr>
+              <w:t xml:space="preserve"> </w:t>
+            </w:r>
+            <w:r>
+              <w:rPr>
+                <w:i/>
+                <w:iCs/>
+              </w:rPr>
+              <w:t xml:space="preserve">Submission</w:t>
             </w:r>
           </w:p>
           <w:p>
             <w:pPr>
-              <w:spacing w:before="0" w:after="0" w:line="240" w:lineRule="auto"/>
+              <w:spacing w:before="0" w:after="0" w:line="322" w:lineRule="exact"/>
+              <w:ind w:left="336" w:firstLine="0"/>
+              <w:jc w:val="left"/>
             </w:pPr>
             <w:r>
-              <w:t xml:space="preserve">Hon. Robert S. Huie</w:t>
+              <w:t xml:space="preserve">Courtroom:</w:t>
+            </w:r>
+            <w:r>
+              <w:t xml:space="preserve"> </w:t>
+            </w:r>
+            <w:r>
+              <w:t xml:space="preserve">3B</w:t>
             </w:r>
           </w:p>
         </w:tc>
@@ -275,63 +1163,101 @@
     </w:tbl>
     <w:p>
       <w:pPr>
-        <w:suppressLineNumbers/>
-        <w:spacing w:before="0" w:after="0" w:line="20" w:lineRule="exact"/>
+        <w:spacing w:before="0" w:after="0" w:line="1" w:lineRule="exact"/>
         <w:sectPr>
-          <w:footerReference w:type="default" r:id="rIdCasdCover"/>
-          <w:footnotePr>
-            <w:numRestart w:val="continuous"/>
-          </w:footnotePr>
-          <w:type w:val="nextPage"/>
+          <w:headerReference w:type="default" r:id="rIdXdPleading"/>
+          <w:footerReference w:type="default" r:id="rIdXdNone"/>
           <w:pgSz w:w="12240" w:h="15840"/>
-          <w:pgMar w:top="1440" w:right="1440" w:bottom="1440" w:left="2160" w:header="720" w:footer="120" w:gutter="0"/>
-          <w:pgBorders w:offsetFrom="text">
-            <w:left w:val="double" w:sz="4" w:space="14" w:color="auto"/>
-            <w:right w:val="single" w:sz="4" w:space="7" w:color="auto"/>
-          </w:pgBorders>
-          <w:lnNumType w:countBy="1" w:distance="720" w:restart="newPage"/>
+          <w:pgMar w:top="1440" w:right="1442" w:bottom="1440" w:left="2160" w:header="720" w:footer="240" w:gutter="0"/>
         </w:sectPr>
       </w:pPr>
     </w:p>
     <w:p>
       <w:pPr>
-        <w:spacing w:before="0" w:after="0" w:line="480" w:lineRule="auto"/>
+        <w:keepNext/>
+        <w:keepLines/>
+        <w:spacing w:before="0" w:after="0" w:line="480" w:lineRule="exact"/>
+        <w:ind w:left="0" w:firstLine="0"/>
         <w:jc w:val="center"/>
       </w:pPr>
       <w:r>
         <w:rPr>
           <w:b/>
-        </w:rPr>
-        <w:t xml:space="preserve">TABLE OF CONTENTS</w:t>
+          <w:bCs/>
+        </w:rPr>
+        <w:t xml:space="preserve">TABLE</w:t>
+      </w:r>
+      <w:r>
+        <w:rPr>
+          <w:b/>
+          <w:bCs/>
+        </w:rPr>
+        <w:t xml:space="preserve"> </w:t>
+      </w:r>
+      <w:r>
+        <w:rPr>
+          <w:b/>
+          <w:bCs/>
+        </w:rPr>
+        <w:t xml:space="preserve">OF</w:t>
+      </w:r>
+      <w:r>
+        <w:rPr>
+          <w:b/>
+          <w:bCs/>
+        </w:rPr>
+        <w:t xml:space="preserve"> </w:t>
+      </w:r>
+      <w:r>
+        <w:rPr>
+          <w:b/>
+          <w:bCs/>
+        </w:rPr>
+        <w:t xml:space="preserve">CONTENTS</w:t>
       </w:r>
     </w:p>
     <w:p>
       <w:pPr>
-        <w:keepNext/>
-        <w:spacing w:before="0" w:after="120" w:line="240" w:lineRule="auto"/>
-        <w:jc w:val="right"/>
-      </w:pPr>
-      <w:r>
-        <w:rPr>
-          <w:b/>
-        </w:rPr>
-        <w:t xml:space="preserve">Page</w:t>
+        <w:keepLines/>
+        <w:tabs>
+          <w:tab w:val="right" w:leader="dot" w:pos="8638"/>
+        </w:tabs>
+        <w:spacing w:before="120" w:after="0" w:line="322" w:lineRule="exact"/>
+        <w:ind w:left="0" w:right="720" w:firstLine="0"/>
+      </w:pPr>
+      <w:r>
+        <w:t xml:space="preserve">INTRODUCTION</w:t>
+      </w:r>
+      <w:r>
+        <w:t xml:space="preserve">   </w:t>
+      </w:r>
+      <w:r>
+        <w:tab/>
+      </w:r>
+      <w:r>
+        <w:t xml:space="preserve">1</w:t>
       </w:r>
     </w:p>
     <w:p>
       <w:pPr>
         <w:keepLines/>
         <w:tabs>
-          <w:tab w:val="right" w:leader="dot" w:pos="8620"/>
+          <w:tab w:val="right" w:leader="dot" w:pos="8638"/>
         </w:tabs>
-        <w:spacing w:before="0" w:after="120" w:line="240" w:lineRule="auto"/>
-        <w:ind w:left="720" w:right="720" w:hanging="720"/>
-      </w:pPr>
-      <w:r>
-        <w:t xml:space="preserve">INTRODUCTION</w:t>
-      </w:r>
-      <w:r>
-        <w:t xml:space="preserve"> </w:t>
+        <w:spacing w:before="120" w:after="0" w:line="322" w:lineRule="exact"/>
+        <w:ind w:left="0" w:right="720" w:firstLine="0"/>
+      </w:pPr>
+      <w:r>
+        <w:t xml:space="preserve">FACTUAL</w:t>
+      </w:r>
+      <w:r>
+        <w:t xml:space="preserve"> </w:t>
+      </w:r>
+      <w:r>
+        <w:t xml:space="preserve">BACKGROUND</w:t>
+      </w:r>
+      <w:r>
+        <w:t xml:space="preserve">   </w:t>
       </w:r>
       <w:r>
         <w:tab/>
@@ -344,60 +1270,210 @@
       <w:pPr>
         <w:keepLines/>
         <w:tabs>
-          <w:tab w:val="right" w:leader="dot" w:pos="8620"/>
+          <w:tab w:val="right" w:leader="dot" w:pos="8638"/>
         </w:tabs>
-        <w:spacing w:before="0" w:after="120" w:line="240" w:lineRule="auto"/>
-        <w:ind w:left="720" w:right="720" w:hanging="720"/>
-      </w:pPr>
-      <w:r>
-        <w:t xml:space="preserve">FACTUAL BACKGROUND</w:t>
-      </w:r>
-      <w:r>
-        <w:t xml:space="preserve"> </w:t>
+        <w:spacing w:before="120" w:after="0" w:line="322" w:lineRule="exact"/>
+        <w:ind w:left="0" w:right="720" w:firstLine="0"/>
+      </w:pPr>
+      <w:r>
+        <w:t xml:space="preserve">STANDARD</w:t>
+      </w:r>
+      <w:r>
+        <w:t xml:space="preserve"> </w:t>
+      </w:r>
+      <w:r>
+        <w:t xml:space="preserve">OF</w:t>
+      </w:r>
+      <w:r>
+        <w:t xml:space="preserve"> </w:t>
+      </w:r>
+      <w:r>
+        <w:t xml:space="preserve">REVIEW</w:t>
+      </w:r>
+      <w:r>
+        <w:t xml:space="preserve">   </w:t>
       </w:r>
       <w:r>
         <w:tab/>
       </w:r>
       <w:r>
-        <w:t xml:space="preserve">1</w:t>
+        <w:t xml:space="preserve">2</w:t>
       </w:r>
     </w:p>
     <w:p>
       <w:pPr>
         <w:keepLines/>
         <w:tabs>
-          <w:tab w:val="right" w:leader="dot" w:pos="8620"/>
+          <w:tab w:val="right" w:leader="dot" w:pos="8638"/>
         </w:tabs>
-        <w:spacing w:before="0" w:after="120" w:line="240" w:lineRule="auto"/>
-        <w:ind w:left="720" w:right="720" w:hanging="720"/>
-      </w:pPr>
-      <w:r>
-        <w:t xml:space="preserve">STANDARD OF REVIEW</w:t>
-      </w:r>
-      <w:r>
-        <w:t xml:space="preserve"> </w:t>
+        <w:spacing w:before="120" w:after="0" w:line="322" w:lineRule="exact"/>
+        <w:ind w:left="0" w:right="720" w:firstLine="0"/>
+      </w:pPr>
+      <w:r>
+        <w:t xml:space="preserve">ARGUMENT</w:t>
+      </w:r>
+      <w:r>
+        <w:t xml:space="preserve">   </w:t>
       </w:r>
       <w:r>
         <w:tab/>
       </w:r>
       <w:r>
-        <w:t xml:space="preserve">2</w:t>
+        <w:t xml:space="preserve">3</w:t>
       </w:r>
     </w:p>
     <w:p>
       <w:pPr>
         <w:keepLines/>
         <w:tabs>
-          <w:tab w:val="right" w:leader="dot" w:pos="8620"/>
+          <w:tab w:val="right" w:leader="dot" w:pos="8638"/>
         </w:tabs>
-        <w:spacing w:before="0" w:after="120" w:line="240" w:lineRule="auto"/>
-        <w:ind w:left="720" w:right="720" w:hanging="720"/>
-      </w:pPr>
-      <w:r>
-        <w:t xml:space="preserve">ARGUMENT</w:t>
-      </w:r>
-      <w:r>
-        <w:t xml:space="preserve"> </w:t>
+        <w:spacing w:before="120" w:after="0" w:line="322" w:lineRule="exact"/>
+        <w:ind w:left="1440" w:right="720" w:hanging="720"/>
+      </w:pPr>
+      <w:r>
+        <w:t xml:space="preserve">I.</w:t>
+      </w:r>
+      <w:r>
+        <w:tab/>
+      </w:r>
+      <w:r>
+        <w:t xml:space="preserve">The</w:t>
+      </w:r>
+      <w:r>
+        <w:t xml:space="preserve"> </w:t>
+      </w:r>
+      <w:r>
+        <w:t xml:space="preserve">Complaint</w:t>
+      </w:r>
+      <w:r>
+        <w:t xml:space="preserve"> </w:t>
+      </w:r>
+      <w:r>
+        <w:t xml:space="preserve">Fails</w:t>
+      </w:r>
+      <w:r>
+        <w:t xml:space="preserve"> </w:t>
+      </w:r>
+      <w:r>
+        <w:t xml:space="preserve">Rule</w:t>
+      </w:r>
+      <w:r>
+        <w:t xml:space="preserve"> </w:t>
+      </w:r>
+      <w:r>
+        <w:t xml:space="preserve">8’s</w:t>
+      </w:r>
+      <w:r>
+        <w:t xml:space="preserve"> </w:t>
+      </w:r>
+      <w:r>
+        <w:t xml:space="preserve">Basic</w:t>
+      </w:r>
+      <w:r>
+        <w:t xml:space="preserve"> </w:t>
+      </w:r>
+      <w:r>
+        <w:t xml:space="preserve">Pleading</w:t>
+      </w:r>
+      <w:r>
+        <w:t xml:space="preserve"> </w:t>
+      </w:r>
+      <w:r>
+        <w:t xml:space="preserve">Standards</w:t>
+      </w:r>
+      <w:r>
+        <w:t xml:space="preserve"> </w:t>
+      </w:r>
+      <w:r>
+        <w:t xml:space="preserve">and</w:t>
+      </w:r>
+      <w:r>
+        <w:t xml:space="preserve"> </w:t>
+      </w:r>
+      <w:r>
+        <w:t xml:space="preserve">Should</w:t>
+      </w:r>
+      <w:r>
+        <w:t xml:space="preserve"> </w:t>
+      </w:r>
+      <w:r>
+        <w:t xml:space="preserve">Be</w:t>
+      </w:r>
+      <w:r>
+        <w:t xml:space="preserve"> </w:t>
+      </w:r>
+      <w:r>
+        <w:t xml:space="preserve">Dismissed</w:t>
+      </w:r>
+      <w:r>
+        <w:t xml:space="preserve"> </w:t>
+      </w:r>
+      <w:r>
+        <w:t xml:space="preserve">Under</w:t>
+      </w:r>
+      <w:r>
+        <w:t xml:space="preserve"> </w:t>
+      </w:r>
+      <w:r>
+        <w:t xml:space="preserve">Rule</w:t>
+      </w:r>
+      <w:r>
+        <w:t xml:space="preserve"> </w:t>
+      </w:r>
+      <w:r>
+        <w:t xml:space="preserve">12(b)⁠(6)</w:t>
+      </w:r>
+      <w:r>
+        <w:t xml:space="preserve"> </w:t>
+      </w:r>
+      <w:r>
+        <w:t xml:space="preserve">or</w:t>
+      </w:r>
+      <w:r>
+        <w:t xml:space="preserve"> </w:t>
+      </w:r>
+      <w:r>
+        <w:t xml:space="preserve">a</w:t>
+      </w:r>
+      <w:r>
+        <w:t xml:space="preserve"> </w:t>
+      </w:r>
+      <w:r>
+        <w:t xml:space="preserve">More</w:t>
+      </w:r>
+      <w:r>
+        <w:t xml:space="preserve"> </w:t>
+      </w:r>
+      <w:r>
+        <w:t xml:space="preserve">Definite</w:t>
+      </w:r>
+      <w:r>
+        <w:t xml:space="preserve"> </w:t>
+      </w:r>
+      <w:r>
+        <w:t xml:space="preserve">Statement</w:t>
+      </w:r>
+      <w:r>
+        <w:t xml:space="preserve"> </w:t>
+      </w:r>
+      <w:r>
+        <w:t xml:space="preserve">Should</w:t>
+      </w:r>
+      <w:r>
+        <w:t xml:space="preserve"> </w:t>
+      </w:r>
+      <w:r>
+        <w:t xml:space="preserve">Be</w:t>
+      </w:r>
+      <w:r>
+        <w:t xml:space="preserve"> </w:t>
+      </w:r>
+      <w:r>
+        <w:t xml:space="preserve">Required.</w:t>
+      </w:r>
+      <w:r>
+        <w:t xml:space="preserve">   </w:t>
       </w:r>
       <w:r>
         <w:tab/>
@@ -410,22 +1486,58 @@
       <w:pPr>
         <w:keepLines/>
         <w:tabs>
-          <w:tab w:val="right" w:leader="dot" w:pos="8620"/>
+          <w:tab w:val="right" w:leader="dot" w:pos="8638"/>
         </w:tabs>
-        <w:spacing w:before="0" w:after="120" w:line="240" w:lineRule="auto"/>
-        <w:ind w:left="720" w:right="720" w:hanging="720"/>
-      </w:pPr>
-      <w:r>
-        <w:t xml:space="preserve">I.</w:t>
+        <w:spacing w:before="120" w:after="0" w:line="322" w:lineRule="exact"/>
+        <w:ind w:left="1440" w:right="720" w:hanging="720"/>
+      </w:pPr>
+      <w:r>
+        <w:t xml:space="preserve">II.</w:t>
       </w:r>
       <w:r>
         <w:tab/>
       </w:r>
       <w:r>
-        <w:t xml:space="preserve">The Complaint Fails Rule 8’s Basic Pleading Standards and Should Be Dismissed Under Rule 12(b)(6) or a More Definite Statement Should Be Required.</w:t>
-      </w:r>
-      <w:r>
-        <w:t xml:space="preserve"> </w:t>
+        <w:t xml:space="preserve">CFG</w:t>
+      </w:r>
+      <w:r>
+        <w:t xml:space="preserve"> </w:t>
+      </w:r>
+      <w:r>
+        <w:t xml:space="preserve">Should</w:t>
+      </w:r>
+      <w:r>
+        <w:t xml:space="preserve"> </w:t>
+      </w:r>
+      <w:r>
+        <w:t xml:space="preserve">Be</w:t>
+      </w:r>
+      <w:r>
+        <w:t xml:space="preserve"> </w:t>
+      </w:r>
+      <w:r>
+        <w:t xml:space="preserve">Dismissed</w:t>
+      </w:r>
+      <w:r>
+        <w:t xml:space="preserve"> </w:t>
+      </w:r>
+      <w:r>
+        <w:t xml:space="preserve">as</w:t>
+      </w:r>
+      <w:r>
+        <w:t xml:space="preserve"> </w:t>
+      </w:r>
+      <w:r>
+        <w:t xml:space="preserve">a</w:t>
+      </w:r>
+      <w:r>
+        <w:t xml:space="preserve"> </w:t>
+      </w:r>
+      <w:r>
+        <w:t xml:space="preserve">Defendant</w:t>
+      </w:r>
+      <w:r>
+        <w:t xml:space="preserve">   </w:t>
       </w:r>
       <w:r>
         <w:tab/>
@@ -438,194 +1550,947 @@
       <w:pPr>
         <w:keepLines/>
         <w:tabs>
-          <w:tab w:val="right" w:leader="dot" w:pos="8620"/>
+          <w:tab w:val="right" w:leader="dot" w:pos="8638"/>
         </w:tabs>
-        <w:spacing w:before="0" w:after="120" w:line="240" w:lineRule="auto"/>
-        <w:ind w:left="720" w:right="720" w:hanging="720"/>
-      </w:pPr>
-      <w:r>
-        <w:t xml:space="preserve">II.</w:t>
+        <w:spacing w:before="120" w:after="0" w:line="322" w:lineRule="exact"/>
+        <w:ind w:left="1440" w:right="720" w:hanging="720"/>
+      </w:pPr>
+      <w:r>
+        <w:t xml:space="preserve">III.</w:t>
       </w:r>
       <w:r>
         <w:tab/>
       </w:r>
       <w:r>
-        <w:t xml:space="preserve">CFG Should Be Dismissed as a Defendant</w:t>
-      </w:r>
-      <w:r>
-        <w:t xml:space="preserve"> </w:t>
+        <w:t xml:space="preserve">Plaintiff</w:t>
+      </w:r>
+      <w:r>
+        <w:t xml:space="preserve"> </w:t>
+      </w:r>
+      <w:r>
+        <w:t xml:space="preserve">Fails</w:t>
+      </w:r>
+      <w:r>
+        <w:t xml:space="preserve"> </w:t>
+      </w:r>
+      <w:r>
+        <w:t xml:space="preserve">to</w:t>
+      </w:r>
+      <w:r>
+        <w:t xml:space="preserve"> </w:t>
+      </w:r>
+      <w:r>
+        <w:t xml:space="preserve">State</w:t>
+      </w:r>
+      <w:r>
+        <w:t xml:space="preserve"> </w:t>
+      </w:r>
+      <w:r>
+        <w:t xml:space="preserve">a</w:t>
+      </w:r>
+      <w:r>
+        <w:t xml:space="preserve"> </w:t>
+      </w:r>
+      <w:r>
+        <w:t xml:space="preserve">Claim</w:t>
+      </w:r>
+      <w:r>
+        <w:t xml:space="preserve"> </w:t>
+      </w:r>
+      <w:r>
+        <w:t xml:space="preserve">for</w:t>
+      </w:r>
+      <w:r>
+        <w:t xml:space="preserve"> </w:t>
+      </w:r>
+      <w:r>
+        <w:t xml:space="preserve">Unjust</w:t>
+      </w:r>
+      <w:r>
+        <w:t xml:space="preserve"> </w:t>
+      </w:r>
+      <w:r>
+        <w:t xml:space="preserve">Enrichment</w:t>
+      </w:r>
+      <w:r>
+        <w:t xml:space="preserve"> </w:t>
+      </w:r>
+      <w:r>
+        <w:t xml:space="preserve">(Count</w:t>
+      </w:r>
+      <w:r>
+        <w:t xml:space="preserve"> </w:t>
+      </w:r>
+      <w:r>
+        <w:t xml:space="preserve">VI)</w:t>
+      </w:r>
+      <w:r>
+        <w:t xml:space="preserve">   </w:t>
       </w:r>
       <w:r>
         <w:tab/>
       </w:r>
       <w:r>
-        <w:t xml:space="preserve">3</w:t>
+        <w:t xml:space="preserve">4</w:t>
       </w:r>
     </w:p>
     <w:p>
       <w:pPr>
         <w:keepLines/>
         <w:tabs>
-          <w:tab w:val="right" w:leader="dot" w:pos="8620"/>
+          <w:tab w:val="right" w:leader="dot" w:pos="8638"/>
         </w:tabs>
-        <w:spacing w:before="0" w:after="120" w:line="240" w:lineRule="auto"/>
-        <w:ind w:left="720" w:right="720" w:hanging="720"/>
-      </w:pPr>
-      <w:r>
-        <w:t xml:space="preserve">III.</w:t>
+        <w:spacing w:before="120" w:after="0" w:line="322" w:lineRule="exact"/>
+        <w:ind w:left="0" w:right="720" w:firstLine="0"/>
+      </w:pPr>
+      <w:r>
+        <w:t xml:space="preserve">CONCLUSION</w:t>
+      </w:r>
+      <w:r>
+        <w:t xml:space="preserve">   </w:t>
       </w:r>
       <w:r>
         <w:tab/>
       </w:r>
       <w:r>
-        <w:t xml:space="preserve">Plaintiff Fails to State a Claim for Unjust Enrichment (Count VI)</w:t>
-      </w:r>
-      <w:r>
-        <w:t xml:space="preserve"> </w:t>
-      </w:r>
-      <w:r>
-        <w:tab/>
-      </w:r>
-      <w:r>
-        <w:t xml:space="preserve">4</w:t>
+        <w:t xml:space="preserve">6</w:t>
       </w:r>
     </w:p>
     <w:p>
       <w:pPr>
+        <w:pageBreakBefore/>
+        <w:spacing w:before="0" w:after="0" w:line="1" w:lineRule="exact"/>
+      </w:pPr>
+    </w:p>
+    <w:p>
+      <w:pPr>
+        <w:keepNext/>
+        <w:keepLines/>
+        <w:spacing w:before="0" w:after="0" w:line="480" w:lineRule="exact"/>
+        <w:ind w:left="0" w:firstLine="0"/>
+        <w:jc w:val="center"/>
+      </w:pPr>
+      <w:r>
+        <w:rPr>
+          <w:b/>
+          <w:bCs/>
+        </w:rPr>
+        <w:t xml:space="preserve">TABLE</w:t>
+      </w:r>
+      <w:r>
+        <w:rPr>
+          <w:b/>
+          <w:bCs/>
+        </w:rPr>
+        <w:t xml:space="preserve"> </w:t>
+      </w:r>
+      <w:r>
+        <w:rPr>
+          <w:b/>
+          <w:bCs/>
+        </w:rPr>
+        <w:t xml:space="preserve">OF</w:t>
+      </w:r>
+      <w:r>
+        <w:rPr>
+          <w:b/>
+          <w:bCs/>
+        </w:rPr>
+        <w:t xml:space="preserve"> </w:t>
+      </w:r>
+      <w:r>
+        <w:rPr>
+          <w:b/>
+          <w:bCs/>
+        </w:rPr>
+        <w:t xml:space="preserve">AUTHORITIES</w:t>
+      </w:r>
+    </w:p>
+    <w:p>
+      <w:pPr>
+        <w:keepNext/>
         <w:keepLines/>
         <w:tabs>
-          <w:tab w:val="right" w:leader="dot" w:pos="8620"/>
+          <w:tab w:val="right" w:pos="8638"/>
         </w:tabs>
-        <w:spacing w:before="0" w:after="120" w:line="240" w:lineRule="auto"/>
-        <w:ind w:left="720" w:right="720" w:hanging="720"/>
-      </w:pPr>
-      <w:r>
-        <w:t xml:space="preserve">CONCLUSION</w:t>
-      </w:r>
-      <w:r>
-        <w:t xml:space="preserve"> </w:t>
-      </w:r>
-      <w:r>
+        <w:spacing w:before="240" w:after="0" w:line="322" w:lineRule="exact"/>
+        <w:ind w:left="0" w:firstLine="0"/>
+        <w:jc w:val="left"/>
+      </w:pPr>
+      <w:r>
+        <w:rPr>
+          <w:b/>
+          <w:bCs/>
+        </w:rPr>
+        <w:t xml:space="preserve">Cases</w:t>
+      </w:r>
+      <w:r>
+        <w:rPr>
+          <w:b/>
+          <w:bCs/>
+        </w:rPr>
         <w:tab/>
       </w:r>
       <w:r>
-        <w:t xml:space="preserve">6</w:t>
+        <w:rPr>
+          <w:b/>
+          <w:bCs/>
+        </w:rPr>
+        <w:t xml:space="preserve">Page(s)</w:t>
       </w:r>
     </w:p>
     <w:p>
       <w:pPr>
-        <w:pageBreakBefore/>
-        <w:spacing w:before="0" w:after="0" w:line="480" w:lineRule="auto"/>
-        <w:jc w:val="center"/>
-      </w:pPr>
-      <w:r>
-        <w:rPr>
-          <w:b/>
-        </w:rPr>
-        <w:t xml:space="preserve">TABLE OF AUTHORITIES</w:t>
+        <w:keepLines/>
+        <w:tabs>
+          <w:tab w:val="right" w:leader="dot" w:pos="8638"/>
+        </w:tabs>
+        <w:spacing w:before="120" w:after="0" w:line="322" w:lineRule="exact"/>
+        <w:ind w:left="504" w:right="1440" w:hanging="504"/>
+      </w:pPr>
+      <w:r>
+        <w:rPr>
+          <w:i/>
+          <w:iCs/>
+        </w:rPr>
+        <w:t xml:space="preserve">Ashcroft</w:t>
+      </w:r>
+      <w:r>
+        <w:rPr>
+          <w:i/>
+          <w:iCs/>
+        </w:rPr>
+        <w:t xml:space="preserve"> </w:t>
+      </w:r>
+      <w:r>
+        <w:rPr>
+          <w:i/>
+          <w:iCs/>
+        </w:rPr>
+        <w:t xml:space="preserve">v.</w:t>
+      </w:r>
+      <w:r>
+        <w:rPr>
+          <w:i/>
+          <w:iCs/>
+        </w:rPr>
+        <w:t xml:space="preserve"> </w:t>
+      </w:r>
+      <w:r>
+        <w:rPr>
+          <w:i/>
+          <w:iCs/>
+        </w:rPr>
+        <w:t xml:space="preserve">Iqbal</w:t>
+      </w:r>
+      <w:r>
+        <w:t xml:space="preserve">,</w:t>
+      </w:r>
+      <w:r>
+        <w:t xml:space="preserve"> </w:t>
+      </w:r>
+      <w:r>
+        <w:t xml:space="preserve">556</w:t>
+      </w:r>
+      <w:r>
+        <w:t xml:space="preserve"> </w:t>
+      </w:r>
+      <w:r>
+        <w:t xml:space="preserve">U.S.</w:t>
+      </w:r>
+      <w:r>
+        <w:t xml:space="preserve"> </w:t>
+      </w:r>
+      <w:r>
+        <w:t xml:space="preserve">662</w:t>
+      </w:r>
+      <w:r>
+        <w:t xml:space="preserve"> </w:t>
+      </w:r>
+      <w:r>
+        <w:t xml:space="preserve">(2009)</w:t>
+      </w:r>
+      <w:r>
+        <w:t xml:space="preserve">   </w:t>
+      </w:r>
+      <w:r>
+        <w:tab/>
+      </w:r>
+      <w:r>
+        <w:t xml:space="preserve">2</w:t>
       </w:r>
     </w:p>
     <w:p>
       <w:pPr>
-        <w:keepNext/>
-        <w:spacing w:before="0" w:after="120" w:line="240" w:lineRule="auto"/>
-        <w:jc w:val="right"/>
-      </w:pPr>
-      <w:r>
-        <w:rPr>
-          <w:b/>
-        </w:rPr>
-        <w:t xml:space="preserve">Page(s)</w:t>
+        <w:keepLines/>
+        <w:tabs>
+          <w:tab w:val="right" w:leader="dot" w:pos="8638"/>
+        </w:tabs>
+        <w:spacing w:before="120" w:after="0" w:line="322" w:lineRule="exact"/>
+        <w:ind w:left="504" w:right="1440" w:hanging="504"/>
+      </w:pPr>
+      <w:r>
+        <w:rPr>
+          <w:i/>
+          <w:iCs/>
+        </w:rPr>
+        <w:t xml:space="preserve">Bell</w:t>
+      </w:r>
+      <w:r>
+        <w:rPr>
+          <w:i/>
+          <w:iCs/>
+        </w:rPr>
+        <w:t xml:space="preserve"> </w:t>
+      </w:r>
+      <w:r>
+        <w:rPr>
+          <w:i/>
+          <w:iCs/>
+        </w:rPr>
+        <w:t xml:space="preserve">Atl.</w:t>
+      </w:r>
+      <w:r>
+        <w:rPr>
+          <w:i/>
+          <w:iCs/>
+        </w:rPr>
+        <w:t xml:space="preserve"> </w:t>
+      </w:r>
+      <w:r>
+        <w:rPr>
+          <w:i/>
+          <w:iCs/>
+        </w:rPr>
+        <w:t xml:space="preserve">Corp.</w:t>
+      </w:r>
+      <w:r>
+        <w:rPr>
+          <w:i/>
+          <w:iCs/>
+        </w:rPr>
+        <w:t xml:space="preserve"> </w:t>
+      </w:r>
+      <w:r>
+        <w:rPr>
+          <w:i/>
+          <w:iCs/>
+        </w:rPr>
+        <w:t xml:space="preserve">v.</w:t>
+      </w:r>
+      <w:r>
+        <w:rPr>
+          <w:i/>
+          <w:iCs/>
+        </w:rPr>
+        <w:t xml:space="preserve"> </w:t>
+      </w:r>
+      <w:r>
+        <w:rPr>
+          <w:i/>
+          <w:iCs/>
+        </w:rPr>
+        <w:t xml:space="preserve">Twombly</w:t>
+      </w:r>
+      <w:r>
+        <w:t xml:space="preserve">,</w:t>
+      </w:r>
+      <w:r>
+        <w:t xml:space="preserve"> </w:t>
+      </w:r>
+      <w:r>
+        <w:t xml:space="preserve">550</w:t>
+      </w:r>
+      <w:r>
+        <w:t xml:space="preserve"> </w:t>
+      </w:r>
+      <w:r>
+        <w:t xml:space="preserve">U.S.</w:t>
+      </w:r>
+      <w:r>
+        <w:t xml:space="preserve"> </w:t>
+      </w:r>
+      <w:r>
+        <w:t xml:space="preserve">544</w:t>
+      </w:r>
+      <w:r>
+        <w:t xml:space="preserve"> </w:t>
+      </w:r>
+      <w:r>
+        <w:t xml:space="preserve">(2007)</w:t>
+      </w:r>
+      <w:r>
+        <w:t xml:space="preserve">   </w:t>
+      </w:r>
+      <w:r>
+        <w:tab/>
+      </w:r>
+      <w:r>
+        <w:t xml:space="preserve">2</w:t>
       </w:r>
     </w:p>
     <w:p>
       <w:pPr>
-        <w:keepNext/>
-        <w:spacing w:before="240" w:after="120" w:line="240" w:lineRule="auto"/>
-      </w:pPr>
-      <w:r>
-        <w:rPr>
-          <w:b/>
-        </w:rPr>
-        <w:t xml:space="preserve">Cases</w:t>
+        <w:keepLines/>
+        <w:tabs>
+          <w:tab w:val="right" w:leader="dot" w:pos="8638"/>
+        </w:tabs>
+        <w:spacing w:before="120" w:after="0" w:line="322" w:lineRule="exact"/>
+        <w:ind w:left="504" w:right="1440" w:hanging="504"/>
+      </w:pPr>
+      <w:r>
+        <w:rPr>
+          <w:i/>
+          <w:iCs/>
+        </w:rPr>
+        <w:t xml:space="preserve">Bernstein</w:t>
+      </w:r>
+      <w:r>
+        <w:rPr>
+          <w:i/>
+          <w:iCs/>
+        </w:rPr>
+        <w:t xml:space="preserve"> </w:t>
+      </w:r>
+      <w:r>
+        <w:rPr>
+          <w:i/>
+          <w:iCs/>
+        </w:rPr>
+        <w:t xml:space="preserve">v.</w:t>
+      </w:r>
+      <w:r>
+        <w:rPr>
+          <w:i/>
+          <w:iCs/>
+        </w:rPr>
+        <w:t xml:space="preserve"> </w:t>
+      </w:r>
+      <w:r>
+        <w:rPr>
+          <w:i/>
+          <w:iCs/>
+        </w:rPr>
+        <w:t xml:space="preserve">Extendicare</w:t>
+      </w:r>
+      <w:r>
+        <w:rPr>
+          <w:i/>
+          <w:iCs/>
+        </w:rPr>
+        <w:t xml:space="preserve"> </w:t>
+      </w:r>
+      <w:r>
+        <w:rPr>
+          <w:i/>
+          <w:iCs/>
+        </w:rPr>
+        <w:t xml:space="preserve">Health</w:t>
+      </w:r>
+      <w:r>
+        <w:rPr>
+          <w:i/>
+          <w:iCs/>
+        </w:rPr>
+        <w:t xml:space="preserve"> </w:t>
+      </w:r>
+      <w:r>
+        <w:rPr>
+          <w:i/>
+          <w:iCs/>
+        </w:rPr>
+        <w:t xml:space="preserve">Servs.</w:t>
+      </w:r>
+      <w:r>
+        <w:t xml:space="preserve">,</w:t>
+      </w:r>
+      <w:r>
+        <w:t xml:space="preserve"> </w:t>
+      </w:r>
+      <w:r>
+        <w:t xml:space="preserve">607</w:t>
+      </w:r>
+      <w:r>
+        <w:t xml:space="preserve"> </w:t>
+      </w:r>
+      <w:r>
+        <w:t xml:space="preserve">F.</w:t>
+      </w:r>
+      <w:r>
+        <w:t xml:space="preserve"> </w:t>
+      </w:r>
+      <w:r>
+        <w:t xml:space="preserve">Supp.</w:t>
+      </w:r>
+      <w:r>
+        <w:t xml:space="preserve"> </w:t>
+      </w:r>
+      <w:r>
+        <w:t xml:space="preserve">2d</w:t>
+      </w:r>
+      <w:r>
+        <w:t xml:space="preserve"> </w:t>
+      </w:r>
+      <w:r>
+        <w:t xml:space="preserve">1027</w:t>
+      </w:r>
+      <w:r>
+        <w:t xml:space="preserve"> </w:t>
+      </w:r>
+      <w:r>
+        <w:t xml:space="preserve">(D.</w:t>
+      </w:r>
+      <w:r>
+        <w:t xml:space="preserve"> </w:t>
+      </w:r>
+      <w:r>
+        <w:t xml:space="preserve">Minn.</w:t>
+      </w:r>
+      <w:r>
+        <w:t xml:space="preserve"> </w:t>
+      </w:r>
+      <w:r>
+        <w:t xml:space="preserve">2009)</w:t>
+      </w:r>
+      <w:r>
+        <w:t xml:space="preserve">   </w:t>
+      </w:r>
+      <w:r>
+        <w:tab/>
+      </w:r>
+      <w:r>
+        <w:t xml:space="preserve">3</w:t>
       </w:r>
     </w:p>
     <w:p>
       <w:pPr>
         <w:keepLines/>
         <w:tabs>
-          <w:tab w:val="right" w:leader="dot" w:pos="8620"/>
+          <w:tab w:val="right" w:leader="dot" w:pos="8638"/>
         </w:tabs>
-        <w:spacing w:before="0" w:after="120" w:line="240" w:lineRule="auto"/>
-        <w:ind w:left="504" w:right="1120" w:hanging="504"/>
-      </w:pPr>
-      <w:r>
-        <w:rPr>
-          <w:i/>
-        </w:rPr>
-        <w:t xml:space="preserve">Ashcroft v. Iqbal</w:t>
-      </w:r>
-      <w:r>
-        <w:t xml:space="preserve">, 556 U.S. 662 (2009)</w:t>
-      </w:r>
-      <w:r>
-        <w:t xml:space="preserve"> </w:t>
+        <w:spacing w:before="120" w:after="0" w:line="322" w:lineRule="exact"/>
+        <w:ind w:left="504" w:right="1440" w:hanging="504"/>
+      </w:pPr>
+      <w:r>
+        <w:rPr>
+          <w:i/>
+          <w:iCs/>
+        </w:rPr>
+        <w:t xml:space="preserve">Futo</w:t>
+      </w:r>
+      <w:r>
+        <w:rPr>
+          <w:i/>
+          <w:iCs/>
+        </w:rPr>
+        <w:t xml:space="preserve"> </w:t>
+      </w:r>
+      <w:r>
+        <w:rPr>
+          <w:i/>
+          <w:iCs/>
+        </w:rPr>
+        <w:t xml:space="preserve">v.</w:t>
+      </w:r>
+      <w:r>
+        <w:rPr>
+          <w:i/>
+          <w:iCs/>
+        </w:rPr>
+        <w:t xml:space="preserve"> </w:t>
+      </w:r>
+      <w:r>
+        <w:rPr>
+          <w:i/>
+          <w:iCs/>
+        </w:rPr>
+        <w:t xml:space="preserve">U.S.</w:t>
+      </w:r>
+      <w:r>
+        <w:rPr>
+          <w:i/>
+          <w:iCs/>
+        </w:rPr>
+        <w:t xml:space="preserve"> </w:t>
+      </w:r>
+      <w:r>
+        <w:rPr>
+          <w:i/>
+          <w:iCs/>
+        </w:rPr>
+        <w:t xml:space="preserve">Bancorp</w:t>
+      </w:r>
+      <w:r>
+        <w:t xml:space="preserve">,</w:t>
+      </w:r>
+      <w:r>
+        <w:t xml:space="preserve"> </w:t>
+      </w:r>
+      <w:r>
+        <w:t xml:space="preserve">826</w:t>
+      </w:r>
+      <w:r>
+        <w:t xml:space="preserve"> </w:t>
+      </w:r>
+      <w:r>
+        <w:t xml:space="preserve">F.</w:t>
+      </w:r>
+      <w:r>
+        <w:t xml:space="preserve"> </w:t>
+      </w:r>
+      <w:r>
+        <w:t xml:space="preserve">Supp.</w:t>
+      </w:r>
+      <w:r>
+        <w:t xml:space="preserve"> </w:t>
+      </w:r>
+      <w:r>
+        <w:t xml:space="preserve">3d</w:t>
+      </w:r>
+      <w:r>
+        <w:t xml:space="preserve"> </w:t>
+      </w:r>
+      <w:r>
+        <w:t xml:space="preserve">1016</w:t>
+      </w:r>
+      <w:r>
+        <w:t xml:space="preserve"> </w:t>
+      </w:r>
+      <w:r>
+        <w:t xml:space="preserve">(D.</w:t>
+      </w:r>
+      <w:r>
+        <w:t xml:space="preserve"> </w:t>
+      </w:r>
+      <w:r>
+        <w:t xml:space="preserve">Minn.</w:t>
+      </w:r>
+      <w:r>
+        <w:t xml:space="preserve"> </w:t>
+      </w:r>
+      <w:r>
+        <w:t xml:space="preserve">2026)</w:t>
+      </w:r>
+      <w:r>
+        <w:t xml:space="preserve">   </w:t>
       </w:r>
       <w:r>
         <w:tab/>
       </w:r>
       <w:r>
-        <w:t xml:space="preserve">2</w:t>
+        <w:t xml:space="preserve">1, 4</w:t>
       </w:r>
     </w:p>
     <w:p>
       <w:pPr>
         <w:keepLines/>
         <w:tabs>
-          <w:tab w:val="right" w:leader="dot" w:pos="8620"/>
+          <w:tab w:val="right" w:leader="dot" w:pos="8638"/>
         </w:tabs>
-        <w:spacing w:before="0" w:after="120" w:line="240" w:lineRule="auto"/>
-        <w:ind w:left="504" w:right="1120" w:hanging="504"/>
-      </w:pPr>
-      <w:r>
-        <w:rPr>
-          <w:i/>
-        </w:rPr>
-        <w:t xml:space="preserve">Bell Atl. Corp. v. Twombly</w:t>
-      </w:r>
-      <w:r>
-        <w:t xml:space="preserve">, 550 U.S. 544 (2007)</w:t>
-      </w:r>
-      <w:r>
-        <w:t xml:space="preserve"> </w:t>
+        <w:spacing w:before="120" w:after="0" w:line="322" w:lineRule="exact"/>
+        <w:ind w:left="504" w:right="1440" w:hanging="504"/>
+      </w:pPr>
+      <w:r>
+        <w:rPr>
+          <w:i/>
+          <w:iCs/>
+        </w:rPr>
+        <w:t xml:space="preserve">ServiceMaster</w:t>
+      </w:r>
+      <w:r>
+        <w:rPr>
+          <w:i/>
+          <w:iCs/>
+        </w:rPr>
+        <w:t xml:space="preserve"> </w:t>
+      </w:r>
+      <w:r>
+        <w:rPr>
+          <w:i/>
+          <w:iCs/>
+        </w:rPr>
+        <w:t xml:space="preserve">of</w:t>
+      </w:r>
+      <w:r>
+        <w:rPr>
+          <w:i/>
+          <w:iCs/>
+        </w:rPr>
+        <w:t xml:space="preserve"> </w:t>
+      </w:r>
+      <w:r>
+        <w:rPr>
+          <w:i/>
+          <w:iCs/>
+        </w:rPr>
+        <w:t xml:space="preserve">St.</w:t>
+      </w:r>
+      <w:r>
+        <w:rPr>
+          <w:i/>
+          <w:iCs/>
+        </w:rPr>
+        <w:t xml:space="preserve"> </w:t>
+      </w:r>
+      <w:r>
+        <w:rPr>
+          <w:i/>
+          <w:iCs/>
+        </w:rPr>
+        <w:t xml:space="preserve">Cloud</w:t>
+      </w:r>
+      <w:r>
+        <w:rPr>
+          <w:i/>
+          <w:iCs/>
+        </w:rPr>
+        <w:t xml:space="preserve"> </w:t>
+      </w:r>
+      <w:r>
+        <w:rPr>
+          <w:i/>
+          <w:iCs/>
+        </w:rPr>
+        <w:t xml:space="preserve">v.</w:t>
+      </w:r>
+      <w:r>
+        <w:rPr>
+          <w:i/>
+          <w:iCs/>
+        </w:rPr>
+        <w:t xml:space="preserve"> </w:t>
+      </w:r>
+      <w:r>
+        <w:rPr>
+          <w:i/>
+          <w:iCs/>
+        </w:rPr>
+        <w:t xml:space="preserve">GAB</w:t>
+      </w:r>
+      <w:r>
+        <w:rPr>
+          <w:i/>
+          <w:iCs/>
+        </w:rPr>
+        <w:t xml:space="preserve"> </w:t>
+      </w:r>
+      <w:r>
+        <w:rPr>
+          <w:i/>
+          <w:iCs/>
+        </w:rPr>
+        <w:t xml:space="preserve">Bus.</w:t>
+      </w:r>
+      <w:r>
+        <w:rPr>
+          <w:i/>
+          <w:iCs/>
+        </w:rPr>
+        <w:t xml:space="preserve"> </w:t>
+      </w:r>
+      <w:r>
+        <w:rPr>
+          <w:i/>
+          <w:iCs/>
+        </w:rPr>
+        <w:t xml:space="preserve">Servs.,</w:t>
+      </w:r>
+      <w:r>
+        <w:rPr>
+          <w:i/>
+          <w:iCs/>
+        </w:rPr>
+        <w:t xml:space="preserve"> </w:t>
+      </w:r>
+      <w:r>
+        <w:rPr>
+          <w:i/>
+          <w:iCs/>
+        </w:rPr>
+        <w:t xml:space="preserve">Inc.</w:t>
+      </w:r>
+      <w:r>
+        <w:t xml:space="preserve">,</w:t>
+      </w:r>
+      <w:r>
+        <w:t xml:space="preserve"> </w:t>
+      </w:r>
+      <w:r>
+        <w:t xml:space="preserve">544</w:t>
+      </w:r>
+      <w:r>
+        <w:t xml:space="preserve"> </w:t>
+      </w:r>
+      <w:r>
+        <w:t xml:space="preserve">N.W.2d</w:t>
+      </w:r>
+      <w:r>
+        <w:t xml:space="preserve"> </w:t>
+      </w:r>
+      <w:r>
+        <w:t xml:space="preserve">302</w:t>
+      </w:r>
+      <w:r>
+        <w:t xml:space="preserve"> </w:t>
+      </w:r>
+      <w:r>
+        <w:t xml:space="preserve">(Minn.</w:t>
+      </w:r>
+      <w:r>
+        <w:t xml:space="preserve"> </w:t>
+      </w:r>
+      <w:r>
+        <w:t xml:space="preserve">1996)</w:t>
+      </w:r>
+      <w:r>
+        <w:t xml:space="preserve">   </w:t>
       </w:r>
       <w:r>
         <w:tab/>
       </w:r>
       <w:r>
-        <w:t xml:space="preserve">2</w:t>
+        <w:t xml:space="preserve">4</w:t>
       </w:r>
     </w:p>
     <w:p>
       <w:pPr>
         <w:keepLines/>
         <w:tabs>
-          <w:tab w:val="right" w:leader="dot" w:pos="8620"/>
+          <w:tab w:val="right" w:leader="dot" w:pos="8638"/>
         </w:tabs>
-        <w:spacing w:before="0" w:after="120" w:line="240" w:lineRule="auto"/>
-        <w:ind w:left="504" w:right="1120" w:hanging="504"/>
-      </w:pPr>
-      <w:r>
-        <w:rPr>
-          <w:i/>
-        </w:rPr>
-        <w:t xml:space="preserve">Bernstein v. Extendicare Health Servs.</w:t>
-      </w:r>
-      <w:r>
-        <w:t xml:space="preserve">, 607 F. Supp. 2d 1027 (D. Minn. 2009)</w:t>
-      </w:r>
-      <w:r>
-        <w:t xml:space="preserve"> </w:t>
+        <w:spacing w:before="120" w:after="0" w:line="322" w:lineRule="exact"/>
+        <w:ind w:left="504" w:right="1440" w:hanging="504"/>
+      </w:pPr>
+      <w:r>
+        <w:rPr>
+          <w:i/>
+          <w:iCs/>
+        </w:rPr>
+        <w:t xml:space="preserve">Souter</w:t>
+      </w:r>
+      <w:r>
+        <w:rPr>
+          <w:i/>
+          <w:iCs/>
+        </w:rPr>
+        <w:t xml:space="preserve"> </w:t>
+      </w:r>
+      <w:r>
+        <w:rPr>
+          <w:i/>
+          <w:iCs/>
+        </w:rPr>
+        <w:t xml:space="preserve">v.</w:t>
+      </w:r>
+      <w:r>
+        <w:rPr>
+          <w:i/>
+          <w:iCs/>
+        </w:rPr>
+        <w:t xml:space="preserve"> </w:t>
+      </w:r>
+      <w:r>
+        <w:rPr>
+          <w:i/>
+          <w:iCs/>
+        </w:rPr>
+        <w:t xml:space="preserve">Edgewell</w:t>
+      </w:r>
+      <w:r>
+        <w:rPr>
+          <w:i/>
+          <w:iCs/>
+        </w:rPr>
+        <w:t xml:space="preserve"> </w:t>
+      </w:r>
+      <w:r>
+        <w:rPr>
+          <w:i/>
+          <w:iCs/>
+        </w:rPr>
+        <w:t xml:space="preserve">Pers.</w:t>
+      </w:r>
+      <w:r>
+        <w:rPr>
+          <w:i/>
+          <w:iCs/>
+        </w:rPr>
+        <w:t xml:space="preserve"> </w:t>
+      </w:r>
+      <w:r>
+        <w:rPr>
+          <w:i/>
+          <w:iCs/>
+        </w:rPr>
+        <w:t xml:space="preserve">Care</w:t>
+      </w:r>
+      <w:r>
+        <w:rPr>
+          <w:i/>
+          <w:iCs/>
+        </w:rPr>
+        <w:t xml:space="preserve"> </w:t>
+      </w:r>
+      <w:r>
+        <w:rPr>
+          <w:i/>
+          <w:iCs/>
+        </w:rPr>
+        <w:t xml:space="preserve">Co.</w:t>
+      </w:r>
+      <w:r>
+        <w:t xml:space="preserve">,</w:t>
+      </w:r>
+      <w:r>
+        <w:t xml:space="preserve"> </w:t>
+      </w:r>
+      <w:r>
+        <w:t xml:space="preserve">542</w:t>
+      </w:r>
+      <w:r>
+        <w:t xml:space="preserve"> </w:t>
+      </w:r>
+      <w:r>
+        <w:t xml:space="preserve">F.</w:t>
+      </w:r>
+      <w:r>
+        <w:t xml:space="preserve"> </w:t>
+      </w:r>
+      <w:r>
+        <w:t xml:space="preserve">Supp.</w:t>
+      </w:r>
+      <w:r>
+        <w:t xml:space="preserve"> </w:t>
+      </w:r>
+      <w:r>
+        <w:t xml:space="preserve">3d</w:t>
+      </w:r>
+      <w:r>
+        <w:t xml:space="preserve"> </w:t>
+      </w:r>
+      <w:r>
+        <w:t xml:space="preserve">1083</w:t>
+      </w:r>
+      <w:r>
+        <w:t xml:space="preserve"> </w:t>
+      </w:r>
+      <w:r>
+        <w:t xml:space="preserve">(S.D.</w:t>
+      </w:r>
+      <w:r>
+        <w:t xml:space="preserve"> </w:t>
+      </w:r>
+      <w:r>
+        <w:t xml:space="preserve">Cal.</w:t>
+      </w:r>
+      <w:r>
+        <w:t xml:space="preserve"> </w:t>
+      </w:r>
+      <w:r>
+        <w:t xml:space="preserve">2021)</w:t>
+      </w:r>
+      <w:r>
+        <w:t xml:space="preserve">   </w:t>
       </w:r>
       <w:r>
         <w:tab/>
@@ -638,78 +2503,298 @@
       <w:pPr>
         <w:keepLines/>
         <w:tabs>
-          <w:tab w:val="right" w:leader="dot" w:pos="8620"/>
+          <w:tab w:val="right" w:leader="dot" w:pos="8638"/>
         </w:tabs>
-        <w:spacing w:before="0" w:after="120" w:line="240" w:lineRule="auto"/>
-        <w:ind w:left="504" w:right="1120" w:hanging="504"/>
-      </w:pPr>
-      <w:r>
-        <w:rPr>
-          <w:i/>
-        </w:rPr>
-        <w:t xml:space="preserve">Futo v. U.S. Bancorp</w:t>
-      </w:r>
-      <w:r>
-        <w:t xml:space="preserve">, 826 F. Supp. 3d 1016 (D. Minn. 2026)</w:t>
-      </w:r>
-      <w:r>
-        <w:t xml:space="preserve"> </w:t>
+        <w:spacing w:before="120" w:after="0" w:line="322" w:lineRule="exact"/>
+        <w:ind w:left="504" w:right="1440" w:hanging="504"/>
+      </w:pPr>
+      <w:r>
+        <w:rPr>
+          <w:i/>
+          <w:iCs/>
+        </w:rPr>
+        <w:t xml:space="preserve">United</w:t>
+      </w:r>
+      <w:r>
+        <w:rPr>
+          <w:i/>
+          <w:iCs/>
+        </w:rPr>
+        <w:t xml:space="preserve"> </w:t>
+      </w:r>
+      <w:r>
+        <w:rPr>
+          <w:i/>
+          <w:iCs/>
+        </w:rPr>
+        <w:t xml:space="preserve">States</w:t>
+      </w:r>
+      <w:r>
+        <w:rPr>
+          <w:i/>
+          <w:iCs/>
+        </w:rPr>
+        <w:t xml:space="preserve"> </w:t>
+      </w:r>
+      <w:r>
+        <w:rPr>
+          <w:i/>
+          <w:iCs/>
+        </w:rPr>
+        <w:t xml:space="preserve">v.</w:t>
+      </w:r>
+      <w:r>
+        <w:rPr>
+          <w:i/>
+          <w:iCs/>
+        </w:rPr>
+        <w:t xml:space="preserve"> </w:t>
+      </w:r>
+      <w:r>
+        <w:rPr>
+          <w:i/>
+          <w:iCs/>
+        </w:rPr>
+        <w:t xml:space="preserve">Bestfoods</w:t>
+      </w:r>
+      <w:r>
+        <w:t xml:space="preserve">,</w:t>
+      </w:r>
+      <w:r>
+        <w:t xml:space="preserve"> </w:t>
+      </w:r>
+      <w:r>
+        <w:t xml:space="preserve">524</w:t>
+      </w:r>
+      <w:r>
+        <w:t xml:space="preserve"> </w:t>
+      </w:r>
+      <w:r>
+        <w:t xml:space="preserve">U.S.</w:t>
+      </w:r>
+      <w:r>
+        <w:t xml:space="preserve"> </w:t>
+      </w:r>
+      <w:r>
+        <w:t xml:space="preserve">51</w:t>
+      </w:r>
+      <w:r>
+        <w:t xml:space="preserve"> </w:t>
+      </w:r>
+      <w:r>
+        <w:t xml:space="preserve">(1998)</w:t>
+      </w:r>
+      <w:r>
+        <w:t xml:space="preserve">   </w:t>
       </w:r>
       <w:r>
         <w:tab/>
       </w:r>
       <w:r>
-        <w:t xml:space="preserve">1, 4</w:t>
+        <w:t xml:space="preserve">4</w:t>
       </w:r>
     </w:p>
     <w:p>
       <w:pPr>
         <w:keepLines/>
         <w:tabs>
-          <w:tab w:val="right" w:leader="dot" w:pos="8620"/>
+          <w:tab w:val="right" w:leader="dot" w:pos="8638"/>
         </w:tabs>
-        <w:spacing w:before="0" w:after="120" w:line="240" w:lineRule="auto"/>
-        <w:ind w:left="504" w:right="1120" w:hanging="504"/>
-      </w:pPr>
-      <w:r>
-        <w:rPr>
-          <w:i/>
-        </w:rPr>
-        <w:t xml:space="preserve">ServiceMaster of St. Cloud v. GAB Bus. Servs., Inc.</w:t>
-      </w:r>
-      <w:r>
-        <w:t xml:space="preserve">, 544 N.W.2d 302 (Minn. 1996)</w:t>
-      </w:r>
-      <w:r>
-        <w:t xml:space="preserve"> </w:t>
+        <w:spacing w:before="120" w:after="0" w:line="322" w:lineRule="exact"/>
+        <w:ind w:left="504" w:right="1440" w:hanging="504"/>
+      </w:pPr>
+      <w:r>
+        <w:rPr>
+          <w:i/>
+          <w:iCs/>
+        </w:rPr>
+        <w:t xml:space="preserve">Wright</w:t>
+      </w:r>
+      <w:r>
+        <w:rPr>
+          <w:i/>
+          <w:iCs/>
+        </w:rPr>
+        <w:t xml:space="preserve"> </w:t>
+      </w:r>
+      <w:r>
+        <w:rPr>
+          <w:i/>
+          <w:iCs/>
+        </w:rPr>
+        <w:t xml:space="preserve">v.</w:t>
+      </w:r>
+      <w:r>
+        <w:rPr>
+          <w:i/>
+          <w:iCs/>
+        </w:rPr>
+        <w:t xml:space="preserve"> </w:t>
+      </w:r>
+      <w:r>
+        <w:rPr>
+          <w:i/>
+          <w:iCs/>
+        </w:rPr>
+        <w:t xml:space="preserve">Capella</w:t>
+      </w:r>
+      <w:r>
+        <w:rPr>
+          <w:i/>
+          <w:iCs/>
+        </w:rPr>
+        <w:t xml:space="preserve"> </w:t>
+      </w:r>
+      <w:r>
+        <w:rPr>
+          <w:i/>
+          <w:iCs/>
+        </w:rPr>
+        <w:t xml:space="preserve">Univ.,</w:t>
+      </w:r>
+      <w:r>
+        <w:rPr>
+          <w:i/>
+          <w:iCs/>
+        </w:rPr>
+        <w:t xml:space="preserve"> </w:t>
+      </w:r>
+      <w:r>
+        <w:rPr>
+          <w:i/>
+          <w:iCs/>
+        </w:rPr>
+        <w:t xml:space="preserve">Inc.</w:t>
+      </w:r>
+      <w:r>
+        <w:t xml:space="preserve">,</w:t>
+      </w:r>
+      <w:r>
+        <w:t xml:space="preserve"> </w:t>
+      </w:r>
+      <w:r>
+        <w:t xml:space="preserve">378</w:t>
+      </w:r>
+      <w:r>
+        <w:t xml:space="preserve"> </w:t>
+      </w:r>
+      <w:r>
+        <w:t xml:space="preserve">F.</w:t>
+      </w:r>
+      <w:r>
+        <w:t xml:space="preserve"> </w:t>
+      </w:r>
+      <w:r>
+        <w:t xml:space="preserve">Supp.</w:t>
+      </w:r>
+      <w:r>
+        <w:t xml:space="preserve"> </w:t>
+      </w:r>
+      <w:r>
+        <w:t xml:space="preserve">3d</w:t>
+      </w:r>
+      <w:r>
+        <w:t xml:space="preserve"> </w:t>
+      </w:r>
+      <w:r>
+        <w:t xml:space="preserve">760</w:t>
+      </w:r>
+      <w:r>
+        <w:t xml:space="preserve"> </w:t>
+      </w:r>
+      <w:r>
+        <w:t xml:space="preserve">(D.</w:t>
+      </w:r>
+      <w:r>
+        <w:t xml:space="preserve"> </w:t>
+      </w:r>
+      <w:r>
+        <w:t xml:space="preserve">Minn.</w:t>
+      </w:r>
+      <w:r>
+        <w:t xml:space="preserve"> </w:t>
+      </w:r>
+      <w:r>
+        <w:t xml:space="preserve">2019)</w:t>
+      </w:r>
+      <w:r>
+        <w:t xml:space="preserve">   </w:t>
       </w:r>
       <w:r>
         <w:tab/>
       </w:r>
       <w:r>
-        <w:t xml:space="preserve">4</w:t>
+        <w:t xml:space="preserve">5</w:t>
       </w:r>
     </w:p>
     <w:p>
       <w:pPr>
+        <w:keepNext/>
+        <w:keepLines/>
+        <w:spacing w:before="240" w:after="0" w:line="322" w:lineRule="exact"/>
+        <w:ind w:left="0" w:firstLine="0"/>
+        <w:jc w:val="left"/>
+      </w:pPr>
+      <w:r>
+        <w:rPr>
+          <w:b/>
+          <w:bCs/>
+        </w:rPr>
+        <w:t xml:space="preserve">Federal</w:t>
+      </w:r>
+      <w:r>
+        <w:rPr>
+          <w:b/>
+          <w:bCs/>
+        </w:rPr>
+        <w:t xml:space="preserve"> </w:t>
+      </w:r>
+      <w:r>
+        <w:rPr>
+          <w:b/>
+          <w:bCs/>
+        </w:rPr>
+        <w:t xml:space="preserve">Rules</w:t>
+      </w:r>
+    </w:p>
+    <w:p>
+      <w:pPr>
         <w:keepLines/>
         <w:tabs>
-          <w:tab w:val="right" w:leader="dot" w:pos="8620"/>
+          <w:tab w:val="right" w:leader="dot" w:pos="8638"/>
         </w:tabs>
-        <w:spacing w:before="0" w:after="120" w:line="240" w:lineRule="auto"/>
-        <w:ind w:left="504" w:right="1120" w:hanging="504"/>
-      </w:pPr>
-      <w:r>
-        <w:rPr>
-          <w:i/>
-        </w:rPr>
-        <w:t xml:space="preserve">Souter v. Edgewell Pers. Care Co.</w:t>
-      </w:r>
-      <w:r>
-        <w:t xml:space="preserve">, 542 F. Supp. 3d 1083 (S.D. Cal. 2021)</w:t>
-      </w:r>
-      <w:r>
-        <w:t xml:space="preserve"> </w:t>
+        <w:spacing w:before="120" w:after="0" w:line="322" w:lineRule="exact"/>
+        <w:ind w:left="504" w:right="1440" w:hanging="504"/>
+      </w:pPr>
+      <w:r>
+        <w:t xml:space="preserve">Fed.</w:t>
+      </w:r>
+      <w:r>
+        <w:t xml:space="preserve"> </w:t>
+      </w:r>
+      <w:r>
+        <w:t xml:space="preserve">R.</w:t>
+      </w:r>
+      <w:r>
+        <w:t xml:space="preserve"> </w:t>
+      </w:r>
+      <w:r>
+        <w:t xml:space="preserve">Civ.</w:t>
+      </w:r>
+      <w:r>
+        <w:t xml:space="preserve"> </w:t>
+      </w:r>
+      <w:r>
+        <w:t xml:space="preserve">P.</w:t>
+      </w:r>
+      <w:r>
+        <w:t xml:space="preserve"> </w:t>
+      </w:r>
+      <w:r>
+        <w:t xml:space="preserve">12(b)⁠(6)</w:t>
+      </w:r>
+      <w:r>
+        <w:t xml:space="preserve">   </w:t>
       </w:r>
       <w:r>
         <w:tab/>
@@ -722,173 +2807,241 @@
       <w:pPr>
         <w:keepLines/>
         <w:tabs>
-          <w:tab w:val="right" w:leader="dot" w:pos="8620"/>
+          <w:tab w:val="right" w:leader="dot" w:pos="8638"/>
         </w:tabs>
-        <w:spacing w:before="0" w:after="120" w:line="240" w:lineRule="auto"/>
-        <w:ind w:left="504" w:right="1120" w:hanging="504"/>
-      </w:pPr>
-      <w:r>
-        <w:rPr>
-          <w:i/>
-        </w:rPr>
-        <w:t xml:space="preserve">United States v. Bestfoods</w:t>
-      </w:r>
-      <w:r>
-        <w:t xml:space="preserve">, 524 U.S. 51 (1998)</w:t>
-      </w:r>
-      <w:r>
-        <w:t xml:space="preserve"> </w:t>
+        <w:spacing w:before="120" w:after="0" w:line="322" w:lineRule="exact"/>
+        <w:ind w:left="504" w:right="1440" w:hanging="504"/>
+      </w:pPr>
+      <w:r>
+        <w:t xml:space="preserve">Fed.</w:t>
+      </w:r>
+      <w:r>
+        <w:t xml:space="preserve"> </w:t>
+      </w:r>
+      <w:r>
+        <w:t xml:space="preserve">R.</w:t>
+      </w:r>
+      <w:r>
+        <w:t xml:space="preserve"> </w:t>
+      </w:r>
+      <w:r>
+        <w:t xml:space="preserve">Civ.</w:t>
+      </w:r>
+      <w:r>
+        <w:t xml:space="preserve"> </w:t>
+      </w:r>
+      <w:r>
+        <w:t xml:space="preserve">P.</w:t>
+      </w:r>
+      <w:r>
+        <w:t xml:space="preserve"> </w:t>
+      </w:r>
+      <w:r>
+        <w:t xml:space="preserve">12(e)</w:t>
+      </w:r>
+      <w:r>
+        <w:t xml:space="preserve">   </w:t>
       </w:r>
       <w:r>
         <w:tab/>
       </w:r>
       <w:r>
-        <w:t xml:space="preserve">4</w:t>
+        <w:t xml:space="preserve">3</w:t>
       </w:r>
     </w:p>
     <w:p>
       <w:pPr>
         <w:keepLines/>
         <w:tabs>
-          <w:tab w:val="right" w:leader="dot" w:pos="8620"/>
+          <w:tab w:val="right" w:leader="dot" w:pos="8638"/>
         </w:tabs>
-        <w:spacing w:before="0" w:after="120" w:line="240" w:lineRule="auto"/>
-        <w:ind w:left="504" w:right="1120" w:hanging="504"/>
-      </w:pPr>
-      <w:r>
-        <w:rPr>
-          <w:i/>
-        </w:rPr>
-        <w:t xml:space="preserve">Wright v. Capella Univ., Inc.</w:t>
-      </w:r>
-      <w:r>
-        <w:t xml:space="preserve">, 378 F. Supp. 3d 760 (D. Minn. 2019)</w:t>
-      </w:r>
-      <w:r>
-        <w:t xml:space="preserve"> </w:t>
+        <w:spacing w:before="120" w:after="0" w:line="322" w:lineRule="exact"/>
+        <w:ind w:left="504" w:right="1440" w:hanging="504"/>
+      </w:pPr>
+      <w:r>
+        <w:t xml:space="preserve">Fed.</w:t>
+      </w:r>
+      <w:r>
+        <w:t xml:space="preserve"> </w:t>
+      </w:r>
+      <w:r>
+        <w:t xml:space="preserve">R.</w:t>
+      </w:r>
+      <w:r>
+        <w:t xml:space="preserve"> </w:t>
+      </w:r>
+      <w:r>
+        <w:t xml:space="preserve">Civ.</w:t>
+      </w:r>
+      <w:r>
+        <w:t xml:space="preserve"> </w:t>
+      </w:r>
+      <w:r>
+        <w:t xml:space="preserve">P.</w:t>
+      </w:r>
+      <w:r>
+        <w:t xml:space="preserve"> </w:t>
+      </w:r>
+      <w:r>
+        <w:t xml:space="preserve">8</w:t>
+      </w:r>
+      <w:r>
+        <w:t xml:space="preserve">   </w:t>
       </w:r>
       <w:r>
         <w:tab/>
       </w:r>
       <w:r>
-        <w:t xml:space="preserve">5</w:t>
+        <w:t xml:space="preserve">3, 4</w:t>
       </w:r>
     </w:p>
     <w:p>
       <w:pPr>
-        <w:keepNext/>
-        <w:spacing w:before="240" w:after="120" w:line="240" w:lineRule="auto"/>
-      </w:pPr>
-      <w:r>
-        <w:rPr>
-          <w:b/>
-        </w:rPr>
-        <w:t xml:space="preserve">Federal Rules</w:t>
-      </w:r>
+        <w:spacing w:before="0" w:after="0" w:line="1" w:lineRule="exact"/>
+        <w:sectPr>
+          <w:headerReference w:type="default" r:id="rIdXdPleading"/>
+          <w:footerReference w:type="default" r:id="rIdXdPage"/>
+          <w:pgSz w:w="12240" w:h="15840"/>
+          <w:pgMar w:top="1440" w:right="1442" w:bottom="1440" w:left="2160" w:header="720" w:footer="240" w:gutter="0"/>
+          <w:pgNumType w:fmt="lowerRoman" w:start="1"/>
+        </w:sectPr>
+      </w:pPr>
     </w:p>
     <w:p>
       <w:pPr>
+        <w:keepNext/>
         <w:keepLines/>
-        <w:tabs>
-          <w:tab w:val="right" w:leader="dot" w:pos="8620"/>
-        </w:tabs>
-        <w:spacing w:before="0" w:after="120" w:line="240" w:lineRule="auto"/>
-        <w:ind w:left="504" w:right="1120" w:hanging="504"/>
-      </w:pPr>
-      <w:r>
-        <w:t xml:space="preserve">Fed. R. Civ. P. 12(b)(6)</w:t>
-      </w:r>
-      <w:r>
-        <w:t xml:space="preserve"> </w:t>
-      </w:r>
-      <w:r>
-        <w:tab/>
-      </w:r>
-      <w:r>
-        <w:t xml:space="preserve">3</w:t>
+        <w:spacing w:before="0" w:after="0" w:line="480" w:lineRule="exact"/>
+        <w:ind w:left="0" w:firstLine="0"/>
+        <w:jc w:val="center"/>
+      </w:pPr>
+      <w:r>
+        <w:rPr>
+          <w:b/>
+          <w:bCs/>
+        </w:rPr>
+        <w:t xml:space="preserve">INTRODUCTION</w:t>
       </w:r>
     </w:p>
     <w:p>
       <w:pPr>
-        <w:keepLines/>
-        <w:tabs>
-          <w:tab w:val="right" w:leader="dot" w:pos="8620"/>
-        </w:tabs>
-        <w:spacing w:before="0" w:after="120" w:line="240" w:lineRule="auto"/>
-        <w:ind w:left="504" w:right="1120" w:hanging="504"/>
-      </w:pPr>
-      <w:r>
-        <w:t xml:space="preserve">Fed. R. Civ. P. 12(e)</w:t>
-      </w:r>
-      <w:r>
-        <w:t xml:space="preserve"> </w:t>
-      </w:r>
-      <w:r>
-        <w:tab/>
-      </w:r>
-      <w:r>
-        <w:t xml:space="preserve">3</w:t>
+        <w:pStyle w:val="BodyText"/>
+      </w:pPr>
+      <w:r>
+        <w:t xml:space="preserve">Plaintiff challenges the interest rates paid by Defendant Cetera Investment Services LLC (“CIS”) to her through CIS’s cash sweep program, and CIS’s parent company (Cetera Financial Group, Inc.’s (“CFG”)) purported authority over, and direct benefit from, this program. The voluntary cash sweep program enables CIS’s brokerage account customers to earn extra interest on money awaiting investment in their account by sweeping their short-term cash into interest-bearing accounts at participating program banks (“Program Banks”). Compl. ¶ 2. Plaintiff contends that she should have received more interest than Defendants paid her and that Defendants did not disclose enough specifics about the cash sweep program.</w:t>
       </w:r>
     </w:p>
     <w:p>
       <w:pPr>
-        <w:keepLines/>
-        <w:tabs>
-          <w:tab w:val="right" w:leader="dot" w:pos="8620"/>
-        </w:tabs>
-        <w:spacing w:before="0" w:after="120" w:line="240" w:lineRule="auto"/>
-        <w:ind w:left="504" w:right="1120" w:hanging="504"/>
-      </w:pPr>
-      <w:r>
-        <w:t xml:space="preserve">Fed. R. Civ. P. 8</w:t>
-      </w:r>
-      <w:r>
-        <w:t xml:space="preserve"> </w:t>
-      </w:r>
-      <w:r>
-        <w:tab/>
-      </w:r>
-      <w:r>
-        <w:t xml:space="preserve">3, 4</w:t>
+        <w:pStyle w:val="BodyText"/>
+      </w:pPr>
+      <w:r>
+        <w:t xml:space="preserve">Plaintiff’s Complaint is deficient in material ways, and Defendants are left guessing as to key elements of her claims. She makes no effort to separate the Defendants and their alleged conduct, and Plaintiff squarely misrepresents Defendants’ disclosures. Plaintiff’s Complaint should be dismissed with prejudice.</w:t>
+      </w:r>
+      <w:r>
+        <w:t xml:space="preserve"> </w:t>
+      </w:r>
+      <w:r>
+        <w:rPr>
+          <w:i/>
+          <w:iCs/>
+        </w:rPr>
+        <w:t xml:space="preserve">Futo</w:t>
+      </w:r>
+      <w:r>
+        <w:rPr>
+          <w:i/>
+          <w:iCs/>
+        </w:rPr>
+        <w:t xml:space="preserve"> </w:t>
+      </w:r>
+      <w:r>
+        <w:rPr>
+          <w:i/>
+          <w:iCs/>
+        </w:rPr>
+        <w:t xml:space="preserve">v. U.S. Bancorp</w:t>
+      </w:r>
+      <w:r>
+        <w:t xml:space="preserve">, 826 F. Supp. 3d 1016, 1039 (D. Minn. 2026) (dismissing similar cash sweep claims with prejudice).</w:t>
       </w:r>
     </w:p>
     <w:p>
       <w:pPr>
-        <w:suppressLineNumbers/>
-        <w:spacing w:before="0" w:after="0" w:line="20" w:lineRule="exact"/>
-        <w:sectPr>
-          <w:footerReference w:type="default" r:id="rIdCasdPage"/>
-          <w:footnotePr>
-            <w:numRestart w:val="continuous"/>
-          </w:footnotePr>
-          <w:type w:val="nextPage"/>
-          <w:pgSz w:w="12240" w:h="15840"/>
-          <w:pgMar w:top="1440" w:right="1440" w:bottom="1440" w:left="2160" w:header="720" w:footer="120" w:gutter="0"/>
-          <w:pgBorders w:offsetFrom="text">
-            <w:left w:val="double" w:sz="4" w:space="14" w:color="auto"/>
-            <w:right w:val="single" w:sz="4" w:space="7" w:color="auto"/>
-          </w:pgBorders>
-          <w:lnNumType w:countBy="1" w:distance="720" w:restart="newPage"/>
-          <w:pgNumType w:fmt="lowerRoman" w:start="1"/>
-        </w:sectPr>
-      </w:pPr>
+        <w:keepNext/>
+        <w:keepLines/>
+        <w:spacing w:before="0" w:after="0" w:line="480" w:lineRule="exact"/>
+        <w:ind w:left="0" w:firstLine="0"/>
+        <w:jc w:val="center"/>
+      </w:pPr>
+      <w:r>
+        <w:rPr>
+          <w:b/>
+          <w:bCs/>
+        </w:rPr>
+        <w:t xml:space="preserve">FACTUAL</w:t>
+      </w:r>
+      <w:r>
+        <w:rPr>
+          <w:b/>
+          <w:bCs/>
+        </w:rPr>
+        <w:t xml:space="preserve"> </w:t>
+      </w:r>
+      <w:r>
+        <w:rPr>
+          <w:b/>
+          <w:bCs/>
+        </w:rPr>
+        <w:t xml:space="preserve">BACKGROUND</w:t>
+      </w:r>
     </w:p>
     <w:p>
       <w:pPr>
-        <w:pStyle w:val="Heading1"/>
-      </w:pPr>
-      <w:bookmarkStart w:id="9" w:name="_introduction"/>
-      <w:r>
-        <w:t xml:space="preserve">INTRODUCTION</w:t>
-      </w:r>
-      <w:bookmarkEnd w:id="9"/>
+        <w:pStyle w:val="BodyText"/>
+      </w:pPr>
+      <w:r>
+        <w:t xml:space="preserve">Defendant CIS is a broker-dealer. Compl. ¶ 16. Independent financial advisors and financial institutions partner with CIS for securities brokerage services. CIS does not offer ongoing investment advice, which is offered through an affiliated entity, Cetera Investment Advisers LLC, a nonparty. Exhibit (“Ex.”) B at 1. Clients control all investment decisions in a brokerage account.</w:t>
+      </w:r>
+      <w:r>
+        <w:t xml:space="preserve"> </w:t>
+      </w:r>
+      <w:r>
+        <w:rPr>
+          <w:i/>
+          <w:iCs/>
+        </w:rPr>
+        <w:t xml:space="preserve">Id.</w:t>
+      </w:r>
+      <w:r>
+        <w:t xml:space="preserve"> </w:t>
+      </w:r>
+      <w:r>
+        <w:t xml:space="preserve">at 1. CIS does not even have an obligation to monitor these investments.</w:t>
+      </w:r>
+      <w:r>
+        <w:t xml:space="preserve"> </w:t>
+      </w:r>
+      <w:r>
+        <w:rPr>
+          <w:i/>
+          <w:iCs/>
+        </w:rPr>
+        <w:t xml:space="preserve">Id.</w:t>
+      </w:r>
+      <w:r>
+        <w:t xml:space="preserve"> </w:t>
+      </w:r>
+      <w:r>
+        <w:t xml:space="preserve">at 1. CIS is incorporated in Delaware, headquartered in Minnesota and is a wholly owned subsidiary of CFG, a Delaware corporation headquartered in California. Compl. ¶ 16.</w:t>
+      </w:r>
     </w:p>
     <w:p>
       <w:pPr>
-        <w:pStyle w:val="FirstParagraph"/>
-      </w:pPr>
-      <w:r>
-        <w:t xml:space="preserve">Plaintiff challenges the interest rates paid by Defendant Cetera Investment Services LLC (“CIS”) to her through CIS’s cash sweep program, and CIS’s parent company (Cetera Financial Group, Inc.’s (“CFG”)) purported authority over, and direct benefit from, this program. The voluntary cash sweep program enables CIS’s brokerage account customers to earn extra interest on money awaiting investment in their account by sweeping their short-term cash into interest-bearing accounts at participating program banks (“Program Banks”). Compl. ¶ 2. Plaintiff contends that she should have received more interest than Defendants paid her and that Defendants did not disclose enough specifics about the cash sweep program.</w:t>
+        <w:pStyle w:val="BodyText"/>
+      </w:pPr>
+      <w:r>
+        <w:t xml:space="preserve">Plaintiff alleges that she was Defendants’ brokerage account customer and participated in Defendants’ FlexInsured cash sweep program. Compl. ¶ 14. The Complaint alleges little about her account, e.g., she does not allege when her account opened, how much she maintained in her account, or how much interest she was paid by Defendants.</w:t>
       </w:r>
     </w:p>
     <w:p>
@@ -896,70 +3049,91 @@
         <w:pStyle w:val="BodyText"/>
       </w:pPr>
       <w:r>
-        <w:t xml:space="preserve">Plaintiff’s Complaint is deficient in material ways, and Defendants are left guessing as to key elements of her claims. She makes no effort to separate the Defendants and their alleged conduct, and Plaintiff squarely misrepresents Defendants’ disclosures. Plaintiff’s Complaint should be dismissed with prejudice.</w:t>
-      </w:r>
-      <w:r>
-        <w:t xml:space="preserve"> </w:t>
-      </w:r>
-      <w:r>
-        <w:rPr>
-          <w:i/>
-          <w:iCs/>
-        </w:rPr>
-        <w:t xml:space="preserve">Futo v. U.S. Bancorp</w:t>
-      </w:r>
-      <w:r>
-        <w:t xml:space="preserve">, 826 F. Supp. 3d 1016, 1039 (D. Minn. 2026) (dismissing similar cash sweep claims with prejudice).</w:t>
+        <w:t xml:space="preserve">In CIS’s cash sweep programs, for participating customers, uninvested cash balances held in a participating CIS account are transferred, or “swept,” into interest-bearing, FDIC-insured deposit accounts with an unaffiliated bank and back when needed in the CIS account. Compl. ¶ 23. CIS offers two bank cash sweep programs to its brokerage and advisory clients: (i) the FlexInsured Cash Sweep Program, which is the default option for most brokerage and retail advisory accounts; and (ii) the Insured Deposit Sweep Account Program (IDSA), which is the default sweep program for certain advisory retirement accounts.</w:t>
+      </w:r>
+      <w:r>
+        <w:t xml:space="preserve"> </w:t>
+      </w:r>
+      <w:r>
+        <w:rPr>
+          <w:i/>
+          <w:iCs/>
+        </w:rPr>
+        <w:t xml:space="preserve">Id.</w:t>
+      </w:r>
+      <w:r>
+        <w:t xml:space="preserve"> </w:t>
+      </w:r>
+      <w:r>
+        <w:t xml:space="preserve">at ¶ 27. The IDSA account is only available for clients with certain investment advisory retirement accounts and is not at issue in this case; Plaintiff only alleges that she maintained a FlexInsured Account.</w:t>
       </w:r>
     </w:p>
     <w:p>
       <w:pPr>
-        <w:pStyle w:val="Heading1"/>
-      </w:pPr>
-      <w:bookmarkStart w:id="10" w:name="_b8e5b8837ccf89115edfee2c48cc11b996d00ec"/>
-      <w:r>
-        <w:t xml:space="preserve">FACTUAL BACKGROUND</w:t>
-      </w:r>
-      <w:bookmarkEnd w:id="10"/>
+        <w:pStyle w:val="BodyText"/>
+      </w:pPr>
+      <w:r>
+        <w:t xml:space="preserve">Once the uninvested cash is swept, the Program Bank pays interest to CIS on the cash deposited, a portion of which is credited to the client’s CIS account.</w:t>
+      </w:r>
+      <w:r>
+        <w:t xml:space="preserve"> </w:t>
+      </w:r>
+      <w:r>
+        <w:rPr>
+          <w:i/>
+          <w:iCs/>
+        </w:rPr>
+        <w:t xml:space="preserve">Id.</w:t>
+      </w:r>
+      <w:r>
+        <w:t xml:space="preserve"> </w:t>
+      </w:r>
+      <w:r>
+        <w:t xml:space="preserve">at ¶ 26. The interest rate paid to the customer depends on the amount deposited by tier (or group) of investment. Interest rates, deposit tiers, and CIS’s fees are publicly disclosed. Ex. A at 2, 4, 5, 8.</w:t>
+      </w:r>
     </w:p>
     <w:p>
       <w:pPr>
-        <w:pStyle w:val="FirstParagraph"/>
-      </w:pPr>
-      <w:r>
-        <w:t xml:space="preserve">Defendant CIS is a broker-dealer. Compl. ¶ 16. Independent financial advisors and financial institutions partner with CIS for securities brokerage services. CIS does not offer ongoing investment advice, which is offered through an affiliated entity, Cetera Investment Advisers LLC, a nonparty. Exhibit (“Ex.”) B at 1. Clients control all investment decisions in a brokerage account.</w:t>
-      </w:r>
-      <w:r>
-        <w:t xml:space="preserve"> </w:t>
-      </w:r>
-      <w:r>
-        <w:rPr>
-          <w:i/>
-          <w:iCs/>
-        </w:rPr>
-        <w:t xml:space="preserve">Id.</w:t>
-      </w:r>
-      <w:r>
-        <w:t xml:space="preserve"> </w:t>
-      </w:r>
-      <w:r>
-        <w:t xml:space="preserve">at 1. CIS does not even have an obligation to monitor these investments.</w:t>
-      </w:r>
-      <w:r>
-        <w:t xml:space="preserve"> </w:t>
-      </w:r>
-      <w:r>
-        <w:rPr>
-          <w:i/>
-          <w:iCs/>
-        </w:rPr>
-        <w:t xml:space="preserve">Id.</w:t>
-      </w:r>
-      <w:r>
-        <w:t xml:space="preserve"> </w:t>
-      </w:r>
-      <w:r>
-        <w:t xml:space="preserve">at 1. CIS is incorporated in Delaware, headquartered in Minnesota and is a wholly owned subsidiary of CFG, a Delaware corporation headquartered in California. Compl. ¶ 16.</w:t>
+        <w:keepNext/>
+        <w:keepLines/>
+        <w:spacing w:before="0" w:after="0" w:line="480" w:lineRule="exact"/>
+        <w:ind w:left="0" w:firstLine="0"/>
+        <w:jc w:val="center"/>
+      </w:pPr>
+      <w:r>
+        <w:rPr>
+          <w:b/>
+          <w:bCs/>
+        </w:rPr>
+        <w:t xml:space="preserve">STANDARD</w:t>
+      </w:r>
+      <w:r>
+        <w:rPr>
+          <w:b/>
+          <w:bCs/>
+        </w:rPr>
+        <w:t xml:space="preserve"> </w:t>
+      </w:r>
+      <w:r>
+        <w:rPr>
+          <w:b/>
+          <w:bCs/>
+        </w:rPr>
+        <w:t xml:space="preserve">OF</w:t>
+      </w:r>
+      <w:r>
+        <w:rPr>
+          <w:b/>
+          <w:bCs/>
+        </w:rPr>
+        <w:t xml:space="preserve"> </w:t>
+      </w:r>
+      <w:r>
+        <w:rPr>
+          <w:b/>
+          <w:bCs/>
+        </w:rPr>
+        <w:t xml:space="preserve">REVIEW</w:t>
       </w:r>
     </w:p>
     <w:p>
@@ -967,480 +3141,1302 @@
         <w:pStyle w:val="BodyText"/>
       </w:pPr>
       <w:r>
-        <w:t xml:space="preserve">Plaintiff alleges that she was Defendants’ brokerage account customer and participated in Defendants’ FlexInsured cash sweep program. Compl. ¶ 14. The Complaint alleges little about her account, e.g., she does not allege when her account opened, how much she maintained in her account, or how much interest she was paid by Defendants.</w:t>
+        <w:t xml:space="preserve">To survive dismissal under Rule 12(b)⁠(6), “a complaint must contain sufficient factual matter ⁠. ⁠. ⁠. to ‘state a claim to relief that is plausible on its face.’”</w:t>
+      </w:r>
+      <w:r>
+        <w:t xml:space="preserve"> </w:t>
+      </w:r>
+      <w:r>
+        <w:rPr>
+          <w:i/>
+          <w:iCs/>
+        </w:rPr>
+        <w:t xml:space="preserve">Ashcroft</w:t>
+      </w:r>
+      <w:r>
+        <w:rPr>
+          <w:i/>
+          <w:iCs/>
+        </w:rPr>
+        <w:t xml:space="preserve"> </w:t>
+      </w:r>
+      <w:r>
+        <w:rPr>
+          <w:i/>
+          <w:iCs/>
+        </w:rPr>
+        <w:t xml:space="preserve">v. Iqbal</w:t>
+      </w:r>
+      <w:r>
+        <w:t xml:space="preserve">, 556 U.S. 662, 678 (2009) (quoting</w:t>
+      </w:r>
+      <w:r>
+        <w:t xml:space="preserve"> </w:t>
+      </w:r>
+      <w:r>
+        <w:rPr>
+          <w:i/>
+          <w:iCs/>
+        </w:rPr>
+        <w:t xml:space="preserve">Bell</w:t>
+      </w:r>
+      <w:r>
+        <w:rPr>
+          <w:i/>
+          <w:iCs/>
+        </w:rPr>
+        <w:t xml:space="preserve"> </w:t>
+      </w:r>
+      <w:r>
+        <w:rPr>
+          <w:i/>
+          <w:iCs/>
+        </w:rPr>
+        <w:t xml:space="preserve">Atl. Corp. v. Twombly</w:t>
+      </w:r>
+      <w:r>
+        <w:t xml:space="preserve">, 550 U.S. 544, 570 (2007)). While the Court must accept a complaint’s well-pled allegations as true, “[t]his presumption does not extend to conclusory allegations, ‘unwarranted deductions of fact, or unreasonable inferences.’”</w:t>
+      </w:r>
+      <w:r>
+        <w:t xml:space="preserve"> </w:t>
+      </w:r>
+      <w:r>
+        <w:rPr>
+          <w:i/>
+          <w:iCs/>
+        </w:rPr>
+        <w:t xml:space="preserve">Souter</w:t>
+      </w:r>
+      <w:r>
+        <w:rPr>
+          <w:i/>
+          <w:iCs/>
+        </w:rPr>
+        <w:t xml:space="preserve"> </w:t>
+      </w:r>
+      <w:r>
+        <w:rPr>
+          <w:i/>
+          <w:iCs/>
+        </w:rPr>
+        <w:t xml:space="preserve">v. Edgewell Pers. Care Co.</w:t>
+      </w:r>
+      <w:r>
+        <w:t xml:space="preserve">, 542 F. Supp. 3d 1083, 1089 (S.D. Cal. 2021) (quoting</w:t>
+      </w:r>
+      <w:r>
+        <w:t xml:space="preserve"> </w:t>
+      </w:r>
+      <w:r>
+        <w:rPr>
+          <w:i/>
+          <w:iCs/>
+        </w:rPr>
+        <w:t xml:space="preserve">In re Gilead Scis. Sec. Litig.</w:t>
+      </w:r>
+      <w:r>
+        <w:t xml:space="preserve">, 536 F.3d 1049, 1055 (9th Cir. 2008)). As demonstrated below, Plaintiff’s complaint fails to state a claim under Rule 12(b)⁠(6).</w:t>
       </w:r>
     </w:p>
     <w:p>
       <w:pPr>
-        <w:pStyle w:val="BodyText"/>
-      </w:pPr>
-      <w:r>
-        <w:t xml:space="preserve">In CIS’s cash sweep programs, for participating customers, uninvested cash balances held in a participating CIS account are transferred, or “swept,” into interest-bearing, FDIC-insured deposit accounts with an unaffiliated bank and back when needed in the CIS account. Compl. ¶ 23. CIS offers two bank cash sweep programs to its brokerage and advisory clients: (i) the FlexInsured Cash Sweep Program, which is the default option for most brokerage and retail advisory accounts; and (ii) the Insured Deposit Sweep Account Program (IDSA), which is the default sweep program for certain advisory retirement accounts.</w:t>
-      </w:r>
-      <w:r>
-        <w:t xml:space="preserve"> </w:t>
-      </w:r>
-      <w:r>
-        <w:rPr>
-          <w:i/>
-          <w:iCs/>
-        </w:rPr>
-        <w:t xml:space="preserve">Id.</w:t>
-      </w:r>
-      <w:r>
-        <w:t xml:space="preserve"> </w:t>
-      </w:r>
-      <w:r>
-        <w:t xml:space="preserve">at ¶ 27. The IDSA account is only available for clients with certain investment advisory retirement accounts and is not at issue in this case; Plaintiff only alleges that she maintained a FlexInsured Account.</w:t>
+        <w:keepNext/>
+        <w:keepLines/>
+        <w:spacing w:before="0" w:after="0" w:line="480" w:lineRule="exact"/>
+        <w:ind w:left="0" w:firstLine="0"/>
+        <w:jc w:val="center"/>
+      </w:pPr>
+      <w:r>
+        <w:rPr>
+          <w:b/>
+          <w:bCs/>
+        </w:rPr>
+        <w:t xml:space="preserve">ARGUMENT</w:t>
       </w:r>
     </w:p>
     <w:p>
       <w:pPr>
-        <w:pStyle w:val="BodyText"/>
-      </w:pPr>
-      <w:r>
-        <w:t xml:space="preserve">Once the uninvested cash is swept, the Program Bank pays interest to CIS on the cash deposited, a portion of which is credited to the client’s CIS account.</w:t>
-      </w:r>
-      <w:r>
-        <w:t xml:space="preserve"> </w:t>
-      </w:r>
-      <w:r>
-        <w:rPr>
-          <w:i/>
-          <w:iCs/>
-        </w:rPr>
-        <w:t xml:space="preserve">Id.</w:t>
-      </w:r>
-      <w:r>
-        <w:t xml:space="preserve"> </w:t>
-      </w:r>
-      <w:r>
-        <w:t xml:space="preserve">at ¶ 26. The interest rate paid to the customer depends on the amount deposited by tier (or group) of investment. Interest rates, deposit tiers, and CIS’s fees are publicly disclosed. Ex. A at 2, 4, 5, 8.</w:t>
+        <w:keepNext/>
+        <w:keepLines/>
+        <w:spacing w:before="0" w:after="0" w:line="480" w:lineRule="exact"/>
+        <w:ind w:left="720" w:hanging="720"/>
+        <w:jc w:val="left"/>
+      </w:pPr>
+      <w:r>
+        <w:rPr>
+          <w:b/>
+          <w:bCs/>
+        </w:rPr>
+        <w:t xml:space="preserve">I.</w:t>
+      </w:r>
+      <w:r>
+        <w:rPr>
+          <w:b/>
+          <w:bCs/>
+        </w:rPr>
+        <w:tab/>
+      </w:r>
+      <w:r>
+        <w:rPr>
+          <w:b/>
+          <w:bCs/>
+        </w:rPr>
+        <w:t xml:space="preserve">The</w:t>
+      </w:r>
+      <w:r>
+        <w:rPr>
+          <w:b/>
+          <w:bCs/>
+        </w:rPr>
+        <w:t xml:space="preserve"> </w:t>
+      </w:r>
+      <w:r>
+        <w:rPr>
+          <w:b/>
+          <w:bCs/>
+        </w:rPr>
+        <w:t xml:space="preserve">Complaint</w:t>
+      </w:r>
+      <w:r>
+        <w:rPr>
+          <w:b/>
+          <w:bCs/>
+        </w:rPr>
+        <w:t xml:space="preserve"> </w:t>
+      </w:r>
+      <w:r>
+        <w:rPr>
+          <w:b/>
+          <w:bCs/>
+        </w:rPr>
+        <w:t xml:space="preserve">Fails</w:t>
+      </w:r>
+      <w:r>
+        <w:rPr>
+          <w:b/>
+          <w:bCs/>
+        </w:rPr>
+        <w:t xml:space="preserve"> </w:t>
+      </w:r>
+      <w:r>
+        <w:rPr>
+          <w:b/>
+          <w:bCs/>
+        </w:rPr>
+        <w:t xml:space="preserve">Rule</w:t>
+      </w:r>
+      <w:r>
+        <w:rPr>
+          <w:b/>
+          <w:bCs/>
+        </w:rPr>
+        <w:t xml:space="preserve"> </w:t>
+      </w:r>
+      <w:r>
+        <w:rPr>
+          <w:b/>
+          <w:bCs/>
+        </w:rPr>
+        <w:t xml:space="preserve">8’s</w:t>
+      </w:r>
+      <w:r>
+        <w:rPr>
+          <w:b/>
+          <w:bCs/>
+        </w:rPr>
+        <w:t xml:space="preserve"> </w:t>
+      </w:r>
+      <w:r>
+        <w:rPr>
+          <w:b/>
+          <w:bCs/>
+        </w:rPr>
+        <w:t xml:space="preserve">Basic</w:t>
+      </w:r>
+      <w:r>
+        <w:rPr>
+          <w:b/>
+          <w:bCs/>
+        </w:rPr>
+        <w:t xml:space="preserve"> </w:t>
+      </w:r>
+      <w:r>
+        <w:rPr>
+          <w:b/>
+          <w:bCs/>
+        </w:rPr>
+        <w:t xml:space="preserve">Pleading</w:t>
+      </w:r>
+      <w:r>
+        <w:rPr>
+          <w:b/>
+          <w:bCs/>
+        </w:rPr>
+        <w:t xml:space="preserve"> </w:t>
+      </w:r>
+      <w:r>
+        <w:rPr>
+          <w:b/>
+          <w:bCs/>
+        </w:rPr>
+        <w:t xml:space="preserve">Standards</w:t>
+      </w:r>
+      <w:r>
+        <w:rPr>
+          <w:b/>
+          <w:bCs/>
+        </w:rPr>
+        <w:t xml:space="preserve"> </w:t>
+      </w:r>
+      <w:r>
+        <w:rPr>
+          <w:b/>
+          <w:bCs/>
+        </w:rPr>
+        <w:t xml:space="preserve">and</w:t>
+      </w:r>
+      <w:r>
+        <w:rPr>
+          <w:b/>
+          <w:bCs/>
+        </w:rPr>
+        <w:t xml:space="preserve"> </w:t>
+      </w:r>
+      <w:r>
+        <w:rPr>
+          <w:b/>
+          <w:bCs/>
+        </w:rPr>
+        <w:t xml:space="preserve">Should</w:t>
+      </w:r>
+      <w:r>
+        <w:rPr>
+          <w:b/>
+          <w:bCs/>
+        </w:rPr>
+        <w:t xml:space="preserve"> </w:t>
+      </w:r>
+      <w:r>
+        <w:rPr>
+          <w:b/>
+          <w:bCs/>
+        </w:rPr>
+        <w:t xml:space="preserve">Be</w:t>
+      </w:r>
+      <w:r>
+        <w:rPr>
+          <w:b/>
+          <w:bCs/>
+        </w:rPr>
+        <w:t xml:space="preserve"> </w:t>
+      </w:r>
+      <w:r>
+        <w:rPr>
+          <w:b/>
+          <w:bCs/>
+        </w:rPr>
+        <w:t xml:space="preserve">Dismissed</w:t>
+      </w:r>
+      <w:r>
+        <w:rPr>
+          <w:b/>
+          <w:bCs/>
+        </w:rPr>
+        <w:t xml:space="preserve"> </w:t>
+      </w:r>
+      <w:r>
+        <w:rPr>
+          <w:b/>
+          <w:bCs/>
+        </w:rPr>
+        <w:t xml:space="preserve">Under</w:t>
+      </w:r>
+      <w:r>
+        <w:rPr>
+          <w:b/>
+          <w:bCs/>
+        </w:rPr>
+        <w:t xml:space="preserve"> </w:t>
+      </w:r>
+      <w:r>
+        <w:rPr>
+          <w:b/>
+          <w:bCs/>
+        </w:rPr>
+        <w:t xml:space="preserve">Rule</w:t>
+      </w:r>
+      <w:r>
+        <w:rPr>
+          <w:b/>
+          <w:bCs/>
+        </w:rPr>
+        <w:t xml:space="preserve"> </w:t>
+      </w:r>
+      <w:r>
+        <w:rPr>
+          <w:b/>
+          <w:bCs/>
+        </w:rPr>
+        <w:t xml:space="preserve">12(b)⁠(6)</w:t>
+      </w:r>
+      <w:r>
+        <w:rPr>
+          <w:b/>
+          <w:bCs/>
+        </w:rPr>
+        <w:t xml:space="preserve"> </w:t>
+      </w:r>
+      <w:r>
+        <w:rPr>
+          <w:b/>
+          <w:bCs/>
+        </w:rPr>
+        <w:t xml:space="preserve">or</w:t>
+      </w:r>
+      <w:r>
+        <w:rPr>
+          <w:b/>
+          <w:bCs/>
+        </w:rPr>
+        <w:t xml:space="preserve"> </w:t>
+      </w:r>
+      <w:r>
+        <w:rPr>
+          <w:b/>
+          <w:bCs/>
+        </w:rPr>
+        <w:t xml:space="preserve">a</w:t>
+      </w:r>
+      <w:r>
+        <w:rPr>
+          <w:b/>
+          <w:bCs/>
+        </w:rPr>
+        <w:t xml:space="preserve"> </w:t>
+      </w:r>
+      <w:r>
+        <w:rPr>
+          <w:b/>
+          <w:bCs/>
+        </w:rPr>
+        <w:t xml:space="preserve">More</w:t>
+      </w:r>
+      <w:r>
+        <w:rPr>
+          <w:b/>
+          <w:bCs/>
+        </w:rPr>
+        <w:t xml:space="preserve"> </w:t>
+      </w:r>
+      <w:r>
+        <w:rPr>
+          <w:b/>
+          <w:bCs/>
+        </w:rPr>
+        <w:t xml:space="preserve">Definite</w:t>
+      </w:r>
+      <w:r>
+        <w:rPr>
+          <w:b/>
+          <w:bCs/>
+        </w:rPr>
+        <w:t xml:space="preserve"> </w:t>
+      </w:r>
+      <w:r>
+        <w:rPr>
+          <w:b/>
+          <w:bCs/>
+        </w:rPr>
+        <w:t xml:space="preserve">Statement</w:t>
+      </w:r>
+      <w:r>
+        <w:rPr>
+          <w:b/>
+          <w:bCs/>
+        </w:rPr>
+        <w:t xml:space="preserve"> </w:t>
+      </w:r>
+      <w:r>
+        <w:rPr>
+          <w:b/>
+          <w:bCs/>
+        </w:rPr>
+        <w:t xml:space="preserve">Should</w:t>
+      </w:r>
+      <w:r>
+        <w:rPr>
+          <w:b/>
+          <w:bCs/>
+        </w:rPr>
+        <w:t xml:space="preserve"> </w:t>
+      </w:r>
+      <w:r>
+        <w:rPr>
+          <w:b/>
+          <w:bCs/>
+        </w:rPr>
+        <w:t xml:space="preserve">Be</w:t>
+      </w:r>
+      <w:r>
+        <w:rPr>
+          <w:b/>
+          <w:bCs/>
+        </w:rPr>
+        <w:t xml:space="preserve"> </w:t>
+      </w:r>
+      <w:r>
+        <w:rPr>
+          <w:b/>
+          <w:bCs/>
+        </w:rPr>
+        <w:t xml:space="preserve">Required.</w:t>
       </w:r>
     </w:p>
     <w:p>
       <w:pPr>
-        <w:pStyle w:val="Heading1"/>
-      </w:pPr>
-      <w:bookmarkStart w:id="11" w:name="_9339ea4a612847623b5ac5d9b950ce636f60fb0"/>
-      <w:r>
-        <w:t xml:space="preserve">STANDARD OF REVIEW</w:t>
-      </w:r>
-      <w:bookmarkEnd w:id="11"/>
+        <w:pStyle w:val="BodyText"/>
+      </w:pPr>
+      <w:r>
+        <w:t xml:space="preserve">Plaintiff fails to comply with Fed.</w:t>
+      </w:r>
+      <w:r>
+        <w:t xml:space="preserve"> </w:t>
+      </w:r>
+      <w:r>
+        <w:t xml:space="preserve">R. Civ. P. 8, which requires a short and plain statement alleging a plausible claim against each defendant. Her barebones Complaint does not distinguish between the Defendants, simply lumping them together. Compl. ¶¶ 15–⁠16, 20–21, 54–55, 66–67, 74–75. This leaves Defendants guessing as to which allegations tie to which Defendant. This serious pleading deficiency requires dismissal of the Complaint under Fed.</w:t>
+      </w:r>
+      <w:r>
+        <w:t xml:space="preserve"> </w:t>
+      </w:r>
+      <w:r>
+        <w:t xml:space="preserve">R. Civ. P. 12(b)⁠(6). Although a complaint need not contain “detailed factual allegations,” it must contain facts with enough specificity “to raise a right to relief above the speculative level.”</w:t>
+      </w:r>
+      <w:r>
+        <w:t xml:space="preserve"> </w:t>
+      </w:r>
+      <w:r>
+        <w:rPr>
+          <w:i/>
+          <w:iCs/>
+        </w:rPr>
+        <w:t xml:space="preserve">Bernstein</w:t>
+      </w:r>
+      <w:r>
+        <w:rPr>
+          <w:i/>
+          <w:iCs/>
+        </w:rPr>
+        <w:t xml:space="preserve"> </w:t>
+      </w:r>
+      <w:r>
+        <w:rPr>
+          <w:i/>
+          <w:iCs/>
+        </w:rPr>
+        <w:t xml:space="preserve">v. Extendicare Health Servs.</w:t>
+      </w:r>
+      <w:r>
+        <w:t xml:space="preserve">, 607 F. Supp. 2d 1027, 1029 (D. Minn. 2009) (citing</w:t>
+      </w:r>
+      <w:r>
+        <w:t xml:space="preserve"> </w:t>
+      </w:r>
+      <w:r>
+        <w:rPr>
+          <w:i/>
+          <w:iCs/>
+        </w:rPr>
+        <w:t xml:space="preserve">Twombly</w:t>
+      </w:r>
+      <w:r>
+        <w:t xml:space="preserve">, 550 U.S. at 545). At a minimum, the Court should order Plaintiff to amend her complaint under Fed.</w:t>
+      </w:r>
+      <w:r>
+        <w:t xml:space="preserve"> </w:t>
+      </w:r>
+      <w:r>
+        <w:t xml:space="preserve">R. Civ. P. 12(e).</w:t>
+      </w:r>
     </w:p>
     <w:p>
       <w:pPr>
-        <w:pStyle w:val="FirstParagraph"/>
-      </w:pPr>
-      <w:r>
-        <w:t xml:space="preserve">To survive dismissal under Rule 12(b)(6), “a complaint must contain sufficient factual matter . . . to ‘state a claim to relief that is plausible on its face.’”</w:t>
-      </w:r>
-      <w:r>
-        <w:t xml:space="preserve"> </w:t>
-      </w:r>
-      <w:r>
-        <w:rPr>
-          <w:i/>
-          <w:iCs/>
-        </w:rPr>
-        <w:t xml:space="preserve">Ashcroft v. Iqbal</w:t>
-      </w:r>
-      <w:r>
-        <w:t xml:space="preserve">, 556 U.S. 662, 678 (2009) (quoting</w:t>
-      </w:r>
-      <w:r>
-        <w:t xml:space="preserve"> </w:t>
-      </w:r>
-      <w:r>
-        <w:rPr>
-          <w:i/>
-          <w:iCs/>
-        </w:rPr>
-        <w:t xml:space="preserve">Bell Atl. Corp. v. Twombly</w:t>
-      </w:r>
-      <w:r>
-        <w:t xml:space="preserve">, 550 U.S. 544, 570 (2007)). While the Court must accept a complaint’s well-pled allegations as true, “[t]his presumption does not extend to conclusory allegations, ‘unwarranted deductions of fact, or unreasonable inferences.’”</w:t>
-      </w:r>
-      <w:r>
-        <w:t xml:space="preserve"> </w:t>
-      </w:r>
-      <w:r>
-        <w:rPr>
-          <w:i/>
-          <w:iCs/>
-        </w:rPr>
-        <w:t xml:space="preserve">Souter v. Edgewell Pers. Care Co.</w:t>
-      </w:r>
-      <w:r>
-        <w:t xml:space="preserve">, 542 F. Supp. 3d 1083, 1089 (S.D. Cal. 2021) (quoting</w:t>
-      </w:r>
-      <w:r>
-        <w:t xml:space="preserve"> </w:t>
-      </w:r>
-      <w:r>
-        <w:rPr>
-          <w:i/>
-          <w:iCs/>
-        </w:rPr>
-        <w:t xml:space="preserve">In re Gilead Scis. Sec. Litig.</w:t>
-      </w:r>
-      <w:r>
-        <w:t xml:space="preserve">, 536 F.3d 1049, 1055 (9th Cir. 2008)). As demonstrated below, Plaintiff’s complaint fails to state a claim under Rule 12(b)(6).</w:t>
+        <w:keepNext/>
+        <w:keepLines/>
+        <w:spacing w:before="0" w:after="0" w:line="480" w:lineRule="exact"/>
+        <w:ind w:left="720" w:hanging="720"/>
+        <w:jc w:val="left"/>
+      </w:pPr>
+      <w:r>
+        <w:rPr>
+          <w:b/>
+          <w:bCs/>
+        </w:rPr>
+        <w:t xml:space="preserve">II.</w:t>
+      </w:r>
+      <w:r>
+        <w:rPr>
+          <w:b/>
+          <w:bCs/>
+        </w:rPr>
+        <w:tab/>
+      </w:r>
+      <w:r>
+        <w:rPr>
+          <w:b/>
+          <w:bCs/>
+        </w:rPr>
+        <w:t xml:space="preserve">CFG</w:t>
+      </w:r>
+      <w:r>
+        <w:rPr>
+          <w:b/>
+          <w:bCs/>
+        </w:rPr>
+        <w:t xml:space="preserve"> </w:t>
+      </w:r>
+      <w:r>
+        <w:rPr>
+          <w:b/>
+          <w:bCs/>
+        </w:rPr>
+        <w:t xml:space="preserve">Should</w:t>
+      </w:r>
+      <w:r>
+        <w:rPr>
+          <w:b/>
+          <w:bCs/>
+        </w:rPr>
+        <w:t xml:space="preserve"> </w:t>
+      </w:r>
+      <w:r>
+        <w:rPr>
+          <w:b/>
+          <w:bCs/>
+        </w:rPr>
+        <w:t xml:space="preserve">Be</w:t>
+      </w:r>
+      <w:r>
+        <w:rPr>
+          <w:b/>
+          <w:bCs/>
+        </w:rPr>
+        <w:t xml:space="preserve"> </w:t>
+      </w:r>
+      <w:r>
+        <w:rPr>
+          <w:b/>
+          <w:bCs/>
+        </w:rPr>
+        <w:t xml:space="preserve">Dismissed</w:t>
+      </w:r>
+      <w:r>
+        <w:rPr>
+          <w:b/>
+          <w:bCs/>
+        </w:rPr>
+        <w:t xml:space="preserve"> </w:t>
+      </w:r>
+      <w:r>
+        <w:rPr>
+          <w:b/>
+          <w:bCs/>
+        </w:rPr>
+        <w:t xml:space="preserve">as</w:t>
+      </w:r>
+      <w:r>
+        <w:rPr>
+          <w:b/>
+          <w:bCs/>
+        </w:rPr>
+        <w:t xml:space="preserve"> </w:t>
+      </w:r>
+      <w:r>
+        <w:rPr>
+          <w:b/>
+          <w:bCs/>
+        </w:rPr>
+        <w:t xml:space="preserve">a</w:t>
+      </w:r>
+      <w:r>
+        <w:rPr>
+          <w:b/>
+          <w:bCs/>
+        </w:rPr>
+        <w:t xml:space="preserve"> </w:t>
+      </w:r>
+      <w:r>
+        <w:rPr>
+          <w:b/>
+          <w:bCs/>
+        </w:rPr>
+        <w:t xml:space="preserve">Defendant</w:t>
       </w:r>
     </w:p>
     <w:p>
       <w:pPr>
-        <w:pStyle w:val="Heading1"/>
-      </w:pPr>
-      <w:bookmarkStart w:id="12" w:name="_argument"/>
-      <w:r>
-        <w:t xml:space="preserve">ARGUMENT</w:t>
-      </w:r>
-      <w:bookmarkEnd w:id="12"/>
+        <w:pStyle w:val="BodyText"/>
+      </w:pPr>
+      <w:r>
+        <w:t xml:space="preserve">CFG, the parent of CIS, should be dismissed. Plaintiff’s allegations against CFG are simply insufficient: she claims only that (i) CFG “had ultimate authority over, and direct financial benefit from, the FDIC-Insured Bank Deposit Sweep Programs (‘Programs’) ⁠. ⁠. ⁠. [and purportedly] controls the policies and practices at issue;” and (ii) CIS, as a broker-dealer, is part of the CFG network, i.e., that CFG is the parent corporation of CIS. Compl. ¶¶ 14–⁠16. Plaintiff also fails to allege any contract with CFG. But a parent company is not generally liable for the actions of its subsidiaries.</w:t>
+      </w:r>
+      <w:r>
+        <w:t xml:space="preserve"> </w:t>
+      </w:r>
+      <w:r>
+        <w:rPr>
+          <w:i/>
+          <w:iCs/>
+        </w:rPr>
+        <w:t xml:space="preserve">United</w:t>
+      </w:r>
+      <w:r>
+        <w:rPr>
+          <w:i/>
+          <w:iCs/>
+        </w:rPr>
+        <w:t xml:space="preserve"> </w:t>
+      </w:r>
+      <w:r>
+        <w:rPr>
+          <w:i/>
+          <w:iCs/>
+        </w:rPr>
+        <w:t xml:space="preserve">States v. Bestfoods</w:t>
+      </w:r>
+      <w:r>
+        <w:t xml:space="preserve">, 524 U.S. 51, 61 (1998). Minnesota, in particular, applies a “presumption of separateness” between a corporation and its subsidiaries.</w:t>
+      </w:r>
+      <w:r>
+        <w:t xml:space="preserve"> </w:t>
+      </w:r>
+      <w:r>
+        <w:rPr>
+          <w:i/>
+          <w:iCs/>
+        </w:rPr>
+        <w:t xml:space="preserve">Ass’n of Mill &amp; Elevator Mut. Ins. Co. v. Barzen Int’l, Inc.</w:t>
+      </w:r>
+      <w:r>
+        <w:t xml:space="preserve">, 553 N.W.2d 446, 449 (Minn. Ct. App. 1996). The only specific CFG-related allegation is that CFG purportedly had “ultimate authority over, and direct financial benefit from, the Programs” and that “[CFG] controls the policies and practices at issue.” Compl. ¶ 15. That allegation is not enough to state a claim against CFG.</w:t>
+      </w:r>
     </w:p>
     <w:p>
       <w:pPr>
-        <w:pStyle w:val="Heading2"/>
-      </w:pPr>
-      <w:r>
-        <w:t xml:space="preserve">I.</w:t>
-      </w:r>
-      <w:r>
+        <w:keepNext/>
+        <w:keepLines/>
+        <w:spacing w:before="0" w:after="0" w:line="480" w:lineRule="exact"/>
+        <w:ind w:left="720" w:hanging="720"/>
+        <w:jc w:val="left"/>
+      </w:pPr>
+      <w:r>
+        <w:rPr>
+          <w:b/>
+          <w:bCs/>
+        </w:rPr>
+        <w:t xml:space="preserve">III.</w:t>
+      </w:r>
+      <w:r>
+        <w:rPr>
+          <w:b/>
+          <w:bCs/>
+        </w:rPr>
         <w:tab/>
       </w:r>
       <w:r>
-        <w:t xml:space="preserve">The Complaint Fails Rule 8’s Basic Pleading Standards and Should Be Dismissed Under Rule 12(b)(6) or a More Definite Statement Should Be Required.</w:t>
+        <w:rPr>
+          <w:b/>
+          <w:bCs/>
+        </w:rPr>
+        <w:t xml:space="preserve">Plaintiff</w:t>
+      </w:r>
+      <w:r>
+        <w:rPr>
+          <w:b/>
+          <w:bCs/>
+        </w:rPr>
+        <w:t xml:space="preserve"> </w:t>
+      </w:r>
+      <w:r>
+        <w:rPr>
+          <w:b/>
+          <w:bCs/>
+        </w:rPr>
+        <w:t xml:space="preserve">Fails</w:t>
+      </w:r>
+      <w:r>
+        <w:rPr>
+          <w:b/>
+          <w:bCs/>
+        </w:rPr>
+        <w:t xml:space="preserve"> </w:t>
+      </w:r>
+      <w:r>
+        <w:rPr>
+          <w:b/>
+          <w:bCs/>
+        </w:rPr>
+        <w:t xml:space="preserve">to</w:t>
+      </w:r>
+      <w:r>
+        <w:rPr>
+          <w:b/>
+          <w:bCs/>
+        </w:rPr>
+        <w:t xml:space="preserve"> </w:t>
+      </w:r>
+      <w:r>
+        <w:rPr>
+          <w:b/>
+          <w:bCs/>
+        </w:rPr>
+        <w:t xml:space="preserve">State</w:t>
+      </w:r>
+      <w:r>
+        <w:rPr>
+          <w:b/>
+          <w:bCs/>
+        </w:rPr>
+        <w:t xml:space="preserve"> </w:t>
+      </w:r>
+      <w:r>
+        <w:rPr>
+          <w:b/>
+          <w:bCs/>
+        </w:rPr>
+        <w:t xml:space="preserve">a</w:t>
+      </w:r>
+      <w:r>
+        <w:rPr>
+          <w:b/>
+          <w:bCs/>
+        </w:rPr>
+        <w:t xml:space="preserve"> </w:t>
+      </w:r>
+      <w:r>
+        <w:rPr>
+          <w:b/>
+          <w:bCs/>
+        </w:rPr>
+        <w:t xml:space="preserve">Claim</w:t>
+      </w:r>
+      <w:r>
+        <w:rPr>
+          <w:b/>
+          <w:bCs/>
+        </w:rPr>
+        <w:t xml:space="preserve"> </w:t>
+      </w:r>
+      <w:r>
+        <w:rPr>
+          <w:b/>
+          <w:bCs/>
+        </w:rPr>
+        <w:t xml:space="preserve">for</w:t>
+      </w:r>
+      <w:r>
+        <w:rPr>
+          <w:b/>
+          <w:bCs/>
+        </w:rPr>
+        <w:t xml:space="preserve"> </w:t>
+      </w:r>
+      <w:r>
+        <w:rPr>
+          <w:b/>
+          <w:bCs/>
+        </w:rPr>
+        <w:t xml:space="preserve">Unjust</w:t>
+      </w:r>
+      <w:r>
+        <w:rPr>
+          <w:b/>
+          <w:bCs/>
+        </w:rPr>
+        <w:t xml:space="preserve"> </w:t>
+      </w:r>
+      <w:r>
+        <w:rPr>
+          <w:b/>
+          <w:bCs/>
+        </w:rPr>
+        <w:t xml:space="preserve">Enrichment</w:t>
+      </w:r>
+      <w:r>
+        <w:rPr>
+          <w:b/>
+          <w:bCs/>
+        </w:rPr>
+        <w:t xml:space="preserve"> </w:t>
+      </w:r>
+      <w:r>
+        <w:rPr>
+          <w:b/>
+          <w:bCs/>
+        </w:rPr>
+        <w:t xml:space="preserve">(Count</w:t>
+      </w:r>
+      <w:r>
+        <w:rPr>
+          <w:b/>
+          <w:bCs/>
+        </w:rPr>
+        <w:t xml:space="preserve"> </w:t>
+      </w:r>
+      <w:r>
+        <w:rPr>
+          <w:b/>
+          <w:bCs/>
+        </w:rPr>
+        <w:t xml:space="preserve">VI)</w:t>
       </w:r>
     </w:p>
     <w:p>
       <w:pPr>
-        <w:pStyle w:val="FirstParagraph"/>
-      </w:pPr>
-      <w:r>
-        <w:t xml:space="preserve">Plaintiff fails to comply with Fed. R. Civ. P. 8, which requires a short and plain statement alleging a plausible claim against each defendant. Her barebones Complaint does not distinguish between the Defendants, simply lumping them together. Compl. ¶¶ 15–16, 20–21, 54–55, 66–67, 74–75. This leaves Defendants guessing as to which allegations tie to which Defendant. This serious pleading deficiency requires dismissal of the Complaint under Fed. R. Civ. P. 12(b)(6). Although a complaint need not contain “detailed factual allegations,” it must contain facts with enough specificity “to raise a right to relief above the speculative level.”</w:t>
-      </w:r>
-      <w:r>
-        <w:t xml:space="preserve"> </w:t>
-      </w:r>
-      <w:r>
-        <w:rPr>
-          <w:i/>
-          <w:iCs/>
-        </w:rPr>
-        <w:t xml:space="preserve">Bernstein v. Extendicare Health Servs.</w:t>
-      </w:r>
-      <w:r>
-        <w:t xml:space="preserve">, 607 F. Supp. 2d 1027, 1029 (D. Minn. 2009) (citing</w:t>
-      </w:r>
-      <w:r>
-        <w:t xml:space="preserve"> </w:t>
-      </w:r>
-      <w:r>
-        <w:rPr>
-          <w:i/>
-          <w:iCs/>
-        </w:rPr>
-        <w:t xml:space="preserve">Twombly</w:t>
-      </w:r>
-      <w:r>
-        <w:t xml:space="preserve">, 550 U.S. at 545). At a minimum, the Court should order Plaintiff to amend her complaint under Fed. R. Civ. P. 12(e).</w:t>
+        <w:pStyle w:val="BodyText"/>
+      </w:pPr>
+      <w:r>
+        <w:t xml:space="preserve">A contract controls the claims here (even if Plaintiff failed to attach it), which forecloses a claim for unjust enrichment. “As an equitable remedy, unjust enrichment does not apply when there is an enforceable contract governing the parties’ relationship.”</w:t>
+      </w:r>
+      <w:r>
+        <w:t xml:space="preserve"> </w:t>
+      </w:r>
+      <w:r>
+        <w:rPr>
+          <w:i/>
+          <w:iCs/>
+        </w:rPr>
+        <w:t xml:space="preserve">Futo</w:t>
+      </w:r>
+      <w:r>
+        <w:t xml:space="preserve">, 826 F. Supp. 3d at 1037 (internal quotation marks omitted);</w:t>
+      </w:r>
+      <w:r>
+        <w:t xml:space="preserve"> </w:t>
+      </w:r>
+      <w:r>
+        <w:rPr>
+          <w:i/>
+          <w:iCs/>
+        </w:rPr>
+        <w:t xml:space="preserve">ServiceMaster</w:t>
+      </w:r>
+      <w:r>
+        <w:rPr>
+          <w:i/>
+          <w:iCs/>
+        </w:rPr>
+        <w:t xml:space="preserve"> </w:t>
+      </w:r>
+      <w:r>
+        <w:rPr>
+          <w:i/>
+          <w:iCs/>
+        </w:rPr>
+        <w:t xml:space="preserve">of St. Cloud v. GAB Bus. Servs., Inc.</w:t>
+      </w:r>
+      <w:r>
+        <w:t xml:space="preserve">, 544 N.W.2d 302, 305 (Minn. 1996) (“A party may not have equitable relief where there is an adequate remedy at law available.”).</w:t>
       </w:r>
     </w:p>
     <w:p>
       <w:pPr>
-        <w:pStyle w:val="Heading2"/>
-      </w:pPr>
-      <w:r>
-        <w:t xml:space="preserve">II.</w:t>
-      </w:r>
-      <w:r>
-        <w:tab/>
-      </w:r>
-      <w:r>
-        <w:t xml:space="preserve">CFG Should Be Dismissed as a Defendant</w:t>
+        <w:pStyle w:val="BodyText"/>
+      </w:pPr>
+      <w:r>
+        <w:t xml:space="preserve">Plaintiff herself states that “Defendants’ relationship with their customers are governed by written contracts.” Compl. ¶ 74. As a result, she cannot allege an unjust enrichment claim.</w:t>
+      </w:r>
+      <w:r>
+        <w:t xml:space="preserve"> </w:t>
+      </w:r>
+      <w:r>
+        <w:rPr>
+          <w:i/>
+          <w:iCs/>
+        </w:rPr>
+        <w:t xml:space="preserve">Futo</w:t>
+      </w:r>
+      <w:r>
+        <w:t xml:space="preserve">, 826 F. Supp. 3d at 1037. Defendants do not dispute that a contract controls this case, but they contend that Plaintiff has failed to attach it or quote from it in a way that satisfies Rule</w:t>
+      </w:r>
+      <w:r>
+        <w:t xml:space="preserve"> </w:t>
+      </w:r>
+      <w:r>
+        <w:t xml:space="preserve">8. Unjust enrichment is an equitable remedy that is unavailable where a legal remedy exists. Count VI thus should be dismissed.</w:t>
       </w:r>
     </w:p>
     <w:p>
       <w:pPr>
-        <w:pStyle w:val="FirstParagraph"/>
-      </w:pPr>
-      <w:r>
-        <w:t xml:space="preserve">CFG, the parent of CIS, should be dismissed. Plaintiff’s allegations against CFG are simply insufficient: she claims only that (i) CFG “had ultimate authority over, and direct financial benefit from, the FDIC-Insured Bank Deposit Sweep Programs (‘Programs’) . . . [and purportedly] controls the policies and practices at issue;” and (ii) CIS, as a broker-dealer, is part of the CFG network, i.e., that CFG is the parent corporation of CIS. Compl. ¶¶ 14–16. Plaintiff also fails to allege any contract with CFG. But a parent company is not generally liable for the actions of its subsidiaries.</w:t>
-      </w:r>
-      <w:r>
-        <w:t xml:space="preserve"> </w:t>
-      </w:r>
-      <w:r>
-        <w:rPr>
-          <w:i/>
-          <w:iCs/>
-        </w:rPr>
-        <w:t xml:space="preserve">United States v. Bestfoods</w:t>
-      </w:r>
-      <w:r>
-        <w:t xml:space="preserve">, 524 U.S. 51, 61 (1998). Minnesota, in particular, applies a “presumption of separateness” between a corporation and its subsidiaries.</w:t>
-      </w:r>
-      <w:r>
-        <w:t xml:space="preserve"> </w:t>
-      </w:r>
-      <w:r>
-        <w:rPr>
-          <w:i/>
-          <w:iCs/>
-        </w:rPr>
-        <w:t xml:space="preserve">Ass’n of Mill &amp; Elevator Mut. Ins. Co. v. Barzen Int’l, Inc.</w:t>
-      </w:r>
-      <w:r>
-        <w:t xml:space="preserve">, 553 N.W.2d 446, 449 (Minn. Ct. App. 1996). The only specific CFG-related allegation is that CFG purportedly had “ultimate authority over, and direct financial benefit from, the Programs” and that “[CFG] controls the policies and practices at issue.” Compl. ¶ 15. That allegation is not enough to state a claim against CFG.</w:t>
+        <w:pStyle w:val="BodyText"/>
+      </w:pPr>
+      <w:r>
+        <w:t xml:space="preserve">Count VI also fails because Plaintiff fails to allege the required elements. Compl. ¶¶ 106–⁠10. Under Minnesota law, “a plaintiff must allege that the defendant knowingly received a benefit to which the defendant was not entitled, and that it would be unjust under the circumstances for the defendant to retain that benefit.”</w:t>
+      </w:r>
+      <w:r>
+        <w:t xml:space="preserve"> </w:t>
+      </w:r>
+      <w:r>
+        <w:rPr>
+          <w:i/>
+          <w:iCs/>
+        </w:rPr>
+        <w:t xml:space="preserve">Graff v. Brighthouse Life Ins. Co.</w:t>
+      </w:r>
+      <w:r>
+        <w:t xml:space="preserve">, 698 F. Supp. 3d 1080, 1089 (D. Minn. 2023),</w:t>
+      </w:r>
+      <w:r>
+        <w:t xml:space="preserve"> </w:t>
+      </w:r>
+      <w:r>
+        <w:rPr>
+          <w:i/>
+          <w:iCs/>
+        </w:rPr>
+        <w:t xml:space="preserve">aff’d</w:t>
+      </w:r>
+      <w:r>
+        <w:t xml:space="preserve">, 109 F.4th 1118 (8th Cir. 2024) (citation omitted).</w:t>
       </w:r>
     </w:p>
     <w:p>
       <w:pPr>
-        <w:pStyle w:val="Heading2"/>
-      </w:pPr>
-      <w:r>
-        <w:t xml:space="preserve">III.</w:t>
-      </w:r>
-      <w:r>
-        <w:tab/>
-      </w:r>
-      <w:r>
-        <w:t xml:space="preserve">Plaintiff Fails to State a Claim for Unjust Enrichment (Count VI)</w:t>
+        <w:pStyle w:val="BodyText"/>
+      </w:pPr>
+      <w:r>
+        <w:t xml:space="preserve">First, Defendants were entitled to receive the benefits they did under the cash sweep program. Defendants are entitled to be compensated for facilitating this service, and they disclosed all material aspects of cash sweep programs including the conflict of interest and generally lower interest rates. There is nothing unjust or inequitable about Defendants retaining the fees they collected throughout Plaintiff’s voluntary participation in the program. For instance, in</w:t>
+      </w:r>
+      <w:r>
+        <w:t xml:space="preserve"> </w:t>
+      </w:r>
+      <w:r>
+        <w:rPr>
+          <w:i/>
+          <w:iCs/>
+        </w:rPr>
+        <w:t xml:space="preserve">Wright</w:t>
+      </w:r>
+      <w:r>
+        <w:rPr>
+          <w:i/>
+          <w:iCs/>
+        </w:rPr>
+        <w:t xml:space="preserve"> </w:t>
+      </w:r>
+      <w:r>
+        <w:rPr>
+          <w:i/>
+          <w:iCs/>
+        </w:rPr>
+        <w:t xml:space="preserve">v. Capella Univ., Inc.</w:t>
+      </w:r>
+      <w:r>
+        <w:t xml:space="preserve">, 378 F. Supp. 3d 760, 774–75 (D. Minn. 2019), the court dismissed former doctoral students’ unjust enrichment claim where the students claimed, among other things, that the school intentionally prolonged the program to collect more tuition. As in</w:t>
+      </w:r>
+      <w:r>
+        <w:t xml:space="preserve"> </w:t>
+      </w:r>
+      <w:r>
+        <w:rPr>
+          <w:i/>
+          <w:iCs/>
+        </w:rPr>
+        <w:t xml:space="preserve">Wright</w:t>
+      </w:r>
+      <w:r>
+        <w:t xml:space="preserve">, Plaintiff’s as-pled claims illustrate that she received what she bargained for, which is interest on uninvested funds that would otherwise remain static.</w:t>
       </w:r>
     </w:p>
     <w:p>
       <w:pPr>
-        <w:pStyle w:val="FirstParagraph"/>
-      </w:pPr>
-      <w:r>
-        <w:t xml:space="preserve">A contract controls the claims here (even if Plaintiff failed to attach it), which forecloses a claim for unjust enrichment. “As an equitable remedy, unjust enrichment does not apply when there is an enforceable contract governing the parties’ relationship.”</w:t>
-      </w:r>
-      <w:r>
-        <w:t xml:space="preserve"> </w:t>
-      </w:r>
-      <w:r>
-        <w:rPr>
-          <w:i/>
-          <w:iCs/>
-        </w:rPr>
-        <w:t xml:space="preserve">Futo</w:t>
-      </w:r>
-      <w:r>
-        <w:t xml:space="preserve">, 826 F. Supp. 3d at 1037 (internal quotation marks omitted);</w:t>
-      </w:r>
-      <w:r>
-        <w:t xml:space="preserve"> </w:t>
-      </w:r>
-      <w:r>
-        <w:rPr>
-          <w:i/>
-          <w:iCs/>
-        </w:rPr>
-        <w:t xml:space="preserve">ServiceMaster of St. Cloud v. GAB Bus. Servs., Inc.</w:t>
-      </w:r>
-      <w:r>
-        <w:t xml:space="preserve">, 544 N.W.2d 302, 305 (Minn. 1996) (“A party may not have equitable relief where there is an adequate remedy at law available.”).</w:t>
+        <w:keepNext/>
+        <w:keepLines/>
+        <w:spacing w:before="0" w:after="0" w:line="480" w:lineRule="exact"/>
+        <w:ind w:left="0" w:firstLine="0"/>
+        <w:jc w:val="center"/>
+      </w:pPr>
+      <w:r>
+        <w:rPr>
+          <w:b/>
+          <w:bCs/>
+        </w:rPr>
+        <w:t xml:space="preserve">CONCLUSION</w:t>
       </w:r>
     </w:p>
     <w:p>
       <w:pPr>
-        <w:pStyle w:val="BodyText"/>
-      </w:pPr>
-      <w:r>
-        <w:t xml:space="preserve">Plaintiff herself states that “Defendants’ relationship with their customers are governed by written contracts.” Compl. ¶ 74. As a result, she cannot allege an unjust enrichment claim.</w:t>
-      </w:r>
-      <w:r>
-        <w:t xml:space="preserve"> </w:t>
-      </w:r>
-      <w:r>
-        <w:rPr>
-          <w:i/>
-          <w:iCs/>
-        </w:rPr>
-        <w:t xml:space="preserve">Futo</w:t>
-      </w:r>
-      <w:r>
-        <w:t xml:space="preserve">, 826 F. Supp. 3d at 1037. Defendants do not dispute that a contract controls this case, but they contend that Plaintiff has failed to attach it or quote from it in a way that satisfies Rule 8. Unjust enrichment is an equitable remedy that is unavailable where a legal remedy exists. Count VI thus should be dismissed.</w:t>
+        <w:pStyle w:val="BodyTextKeep"/>
+      </w:pPr>
+      <w:r>
+        <w:t xml:space="preserve">For the foregoing reasons, Defendants respectfully request that Plaintiff’s Complaint be dismissed in its entirety.</w:t>
       </w:r>
     </w:p>
     <w:p>
       <w:pPr>
-        <w:pStyle w:val="BodyText"/>
-      </w:pPr>
-      <w:r>
-        <w:t xml:space="preserve">Count VI also fails because Plaintiff fails to allege the required elements. Compl. ¶¶ 106–10. Under Minnesota law, “a plaintiff must allege that the defendant knowingly received a benefit to which the defendant was not entitled, and that it would be unjust under the circumstances for the defendant to retain that benefit.”</w:t>
-      </w:r>
-      <w:r>
-        <w:t xml:space="preserve"> </w:t>
-      </w:r>
-      <w:r>
-        <w:rPr>
-          <w:i/>
-          <w:iCs/>
-        </w:rPr>
-        <w:t xml:space="preserve">Graff v. Brighthouse Life Ins. Co.</w:t>
-      </w:r>
-      <w:r>
-        <w:t xml:space="preserve">, 698 F. Supp. 3d 1080, 1089 (D. Minn. 2023),</w:t>
-      </w:r>
-      <w:r>
-        <w:t xml:space="preserve"> </w:t>
-      </w:r>
-      <w:r>
-        <w:rPr>
-          <w:i/>
-          <w:iCs/>
-        </w:rPr>
-        <w:t xml:space="preserve">aff’d</w:t>
-      </w:r>
-      <w:r>
-        <w:t xml:space="preserve">, 109 F.4th 1118 (8th Cir. 2024) (citation omitted).</w:t>
-      </w:r>
+        <w:keepNext/>
+        <w:keepLines/>
+        <w:spacing w:before="0" w:after="0" w:line="480" w:lineRule="exact"/>
+      </w:pPr>
     </w:p>
-    <w:p>
-      <w:pPr>
-        <w:pStyle w:val="BodyText"/>
-      </w:pPr>
-      <w:r>
-        <w:t xml:space="preserve">First, Defendants were entitled to receive the benefits they did under the cash sweep program. Defendants are entitled to be compensated for facilitating this service, and they disclosed all material aspects of cash sweep programs including the conflict of interest and generally lower interest rates. There is nothing unjust or inequitable about Defendants retaining the fees they collected throughout Plaintiff’s voluntary participation in the program. For instance, in</w:t>
-      </w:r>
-      <w:r>
-        <w:t xml:space="preserve"> </w:t>
-      </w:r>
-      <w:r>
-        <w:rPr>
-          <w:i/>
-          <w:iCs/>
-        </w:rPr>
-        <w:t xml:space="preserve">Wright v. Capella Univ., Inc.</w:t>
-      </w:r>
-      <w:r>
-        <w:t xml:space="preserve">, 378 F. Supp. 3d 760, 774–75 (D. Minn. 2019), the court dismissed former doctoral students’ unjust enrichment claim where the students claimed, among other things, that the school intentionally prolonged the program to collect more tuition. As in</w:t>
-      </w:r>
-      <w:r>
-        <w:t xml:space="preserve"> </w:t>
-      </w:r>
-      <w:r>
-        <w:rPr>
-          <w:i/>
-          <w:iCs/>
-        </w:rPr>
-        <w:t xml:space="preserve">Wright</w:t>
-      </w:r>
-      <w:r>
-        <w:t xml:space="preserve">, Plaintiff’s as-pled claims illustrate that she received what she bargained for, which is interest on uninvested funds that would otherwise remain static.</w:t>
-      </w:r>
-    </w:p>
-    <w:p>
-      <w:pPr>
-        <w:pStyle w:val="Heading1"/>
-      </w:pPr>
-      <w:bookmarkStart w:id="13" w:name="_conclusion"/>
-      <w:r>
-        <w:t xml:space="preserve">CONCLUSION</w:t>
-      </w:r>
-      <w:bookmarkEnd w:id="13"/>
-    </w:p>
-    <w:p>
-      <w:pPr>
-        <w:pStyle w:val="BodyKeep"/>
-      </w:pPr>
-      <w:r>
-        <w:t xml:space="preserve">For the foregoing reasons, Defendants respectfully request that Plaintiff’s Complaint be dismissed in its entirety.</w:t>
-      </w:r>
-    </w:p>
-    <w:p>
-      <w:pPr>
-        <w:keepNext/>
-        <w:spacing w:before="480" w:after="0" w:line="240" w:lineRule="auto"/>
-      </w:pPr>
-      <w:r>
-        <w:t xml:space="preserve">Dated: August 31, 2026</w:t>
-      </w:r>
-    </w:p>
-    <w:p>
-      <w:pPr>
-        <w:keepNext/>
-        <w:spacing w:before="240" w:after="0" w:line="240" w:lineRule="auto"/>
-        <w:ind w:left="4680" w:firstLine="0"/>
-      </w:pPr>
-      <w:r>
-        <w:t xml:space="preserve">Respectfully submitted,</w:t>
-      </w:r>
-    </w:p>
-    <w:p>
-      <w:pPr>
-        <w:keepNext/>
-        <w:spacing w:before="240" w:after="0" w:line="240" w:lineRule="auto"/>
-        <w:ind w:left="4680" w:firstLine="0"/>
-      </w:pPr>
-      <w:r>
-        <w:t xml:space="preserve">WILLKIE FARR &amp; GALLAGHER LLP</w:t>
-      </w:r>
-    </w:p>
-    <w:p>
-      <w:pPr>
-        <w:keepNext/>
-        <w:spacing w:before="480" w:after="0" w:line="240" w:lineRule="auto"/>
-        <w:ind w:left="4680" w:firstLine="0"/>
-      </w:pPr>
-      <w:r>
-        <w:t xml:space="preserve">By: /s/ Debra Bogo-Ernst</w:t>
-      </w:r>
-    </w:p>
-    <w:p>
-      <w:pPr>
-        <w:keepNext/>
-        <w:spacing w:before="0" w:after="0" w:line="240" w:lineRule="auto"/>
-        <w:ind w:left="4680" w:firstLine="0"/>
-      </w:pPr>
-      <w:r>
-        <w:t xml:space="preserve">Matthew M. Gurvitz</w:t>
-      </w:r>
-    </w:p>
-    <w:p>
-      <w:pPr>
-        <w:keepNext/>
-        <w:spacing w:before="0" w:after="0" w:line="240" w:lineRule="auto"/>
-        <w:ind w:left="4680" w:firstLine="0"/>
-      </w:pPr>
-      <w:r>
-        <w:t xml:space="preserve">Attorneys for Defendants</w:t>
-      </w:r>
-    </w:p>
-    <w:p>
-      <w:pPr>
-        <w:keepNext/>
-        <w:spacing w:before="0" w:after="0" w:line="240" w:lineRule="auto"/>
-        <w:ind w:left="4680" w:firstLine="0"/>
-      </w:pPr>
-      <w:r>
-        <w:t xml:space="preserve">Cetera Financial Group, Inc. and</w:t>
-      </w:r>
-    </w:p>
-    <w:p>
-      <w:pPr>
-        <w:keepNext/>
-        <w:spacing w:before="0" w:after="0" w:line="240" w:lineRule="auto"/>
-        <w:ind w:left="4680" w:firstLine="0"/>
-      </w:pPr>
-      <w:r>
-        <w:t xml:space="preserve">Cetera Investment Services LLC</w:t>
-      </w:r>
-    </w:p>
+    <w:tbl>
+      <w:tblPr>
+        <w:tblW w:w="8638" w:type="dxa"/>
+        <w:tblLayout w:type="fixed"/>
+        <w:tblCellMar>
+          <w:top w:w="0" w:type="dxa"/>
+          <w:left w:w="0" w:type="dxa"/>
+          <w:bottom w:w="0" w:type="dxa"/>
+          <w:right w:w="0" w:type="dxa"/>
+        </w:tblCellMar>
+        <w:tblLook w:val="0000" w:firstRow="0" w:lastRow="0" w:firstColumn="0" w:lastColumn="0" w:noHBand="0" w:noVBand="0"/>
+      </w:tblPr>
+      <w:tblGrid>
+        <w:gridCol w:w="4030"/>
+        <w:gridCol w:w="4608"/>
+      </w:tblGrid>
+      <w:tr>
+        <w:trPr>
+          <w:cantSplit/>
+        </w:trPr>
+        <w:tc>
+          <w:tcPr>
+            <w:tcW w:w="4030" w:type="dxa"/>
+          </w:tcPr>
+          <w:p>
+            <w:pPr>
+              <w:spacing w:before="0" w:after="0" w:line="322" w:lineRule="exact"/>
+              <w:ind w:left="0" w:firstLine="0"/>
+              <w:jc w:val="left"/>
+            </w:pPr>
+            <w:r>
+              <w:t xml:space="preserve">Dated:</w:t>
+            </w:r>
+            <w:r>
+              <w:t xml:space="preserve"> </w:t>
+            </w:r>
+            <w:r>
+              <w:t xml:space="preserve">August</w:t>
+            </w:r>
+            <w:r>
+              <w:t xml:space="preserve"> </w:t>
+            </w:r>
+            <w:r>
+              <w:t xml:space="preserve">31,</w:t>
+            </w:r>
+            <w:r>
+              <w:t xml:space="preserve"> </w:t>
+            </w:r>
+            <w:r>
+              <w:t xml:space="preserve">2026</w:t>
+            </w:r>
+          </w:p>
+        </w:tc>
+        <w:tc>
+          <w:tcPr>
+            <w:tcW w:w="4608" w:type="dxa"/>
+          </w:tcPr>
+          <w:p>
+            <w:pPr>
+              <w:spacing w:before="0" w:after="0" w:line="322" w:lineRule="exact"/>
+              <w:ind w:left="0" w:firstLine="0"/>
+              <w:jc w:val="left"/>
+            </w:pPr>
+            <w:r>
+              <w:t xml:space="preserve">Respectfully</w:t>
+            </w:r>
+            <w:r>
+              <w:t xml:space="preserve"> </w:t>
+            </w:r>
+            <w:r>
+              <w:t xml:space="preserve">submitted,</w:t>
+            </w:r>
+          </w:p>
+          <w:p>
+            <w:pPr>
+              <w:spacing w:before="480" w:after="0" w:line="322" w:lineRule="exact"/>
+              <w:ind w:left="0" w:firstLine="0"/>
+              <w:jc w:val="left"/>
+            </w:pPr>
+            <w:r>
+              <w:t xml:space="preserve">WILLKIE</w:t>
+            </w:r>
+            <w:r>
+              <w:t xml:space="preserve"> </w:t>
+            </w:r>
+            <w:r>
+              <w:t xml:space="preserve">FARR</w:t>
+            </w:r>
+            <w:r>
+              <w:t xml:space="preserve"> </w:t>
+            </w:r>
+            <w:r>
+              <w:t xml:space="preserve">&amp;</w:t>
+            </w:r>
+            <w:r>
+              <w:t xml:space="preserve"> </w:t>
+            </w:r>
+            <w:r>
+              <w:t xml:space="preserve">GALLAGHER</w:t>
+            </w:r>
+            <w:r>
+              <w:t xml:space="preserve"> </w:t>
+            </w:r>
+            <w:r>
+              <w:t xml:space="preserve">LLP</w:t>
+            </w:r>
+          </w:p>
+          <w:p>
+            <w:pPr>
+              <w:spacing w:before="480" w:after="0" w:line="322" w:lineRule="exact"/>
+              <w:ind w:left="0" w:firstLine="0"/>
+              <w:jc w:val="left"/>
+            </w:pPr>
+            <w:r>
+              <w:t xml:space="preserve">/s/</w:t>
+            </w:r>
+            <w:r>
+              <w:t xml:space="preserve"> </w:t>
+            </w:r>
+            <w:r>
+              <w:t xml:space="preserve">Debra</w:t>
+            </w:r>
+            <w:r>
+              <w:t xml:space="preserve"> </w:t>
+            </w:r>
+            <w:r>
+              <w:t xml:space="preserve">Bogo-Ernst</w:t>
+            </w:r>
+          </w:p>
+          <w:p>
+            <w:pPr>
+              <w:spacing w:before="0" w:after="0" w:line="322" w:lineRule="exact"/>
+              <w:ind w:left="0" w:firstLine="0"/>
+              <w:jc w:val="left"/>
+            </w:pPr>
+            <w:r>
+              <w:t xml:space="preserve">Debra</w:t>
+            </w:r>
+            <w:r>
+              <w:t xml:space="preserve"> </w:t>
+            </w:r>
+            <w:r>
+              <w:t xml:space="preserve">Bogo-Ernst</w:t>
+            </w:r>
+          </w:p>
+          <w:p>
+            <w:pPr>
+              <w:spacing w:before="0" w:after="0" w:line="322" w:lineRule="exact"/>
+              <w:ind w:left="0" w:firstLine="0"/>
+              <w:jc w:val="left"/>
+            </w:pPr>
+            <w:r>
+              <w:t xml:space="preserve">Matthew</w:t>
+            </w:r>
+            <w:r>
+              <w:t xml:space="preserve"> </w:t>
+            </w:r>
+            <w:r>
+              <w:t xml:space="preserve">M.</w:t>
+            </w:r>
+            <w:r>
+              <w:t xml:space="preserve"> </w:t>
+            </w:r>
+            <w:r>
+              <w:t xml:space="preserve">Gurvitz</w:t>
+            </w:r>
+          </w:p>
+          <w:p>
+            <w:pPr>
+              <w:spacing w:before="0" w:after="0" w:line="322" w:lineRule="exact"/>
+              <w:ind w:left="0" w:firstLine="0"/>
+              <w:jc w:val="left"/>
+            </w:pPr>
+            <w:r>
+              <w:t xml:space="preserve">Attorneys</w:t>
+            </w:r>
+            <w:r>
+              <w:t xml:space="preserve"> </w:t>
+            </w:r>
+            <w:r>
+              <w:t xml:space="preserve">for</w:t>
+            </w:r>
+            <w:r>
+              <w:t xml:space="preserve"> </w:t>
+            </w:r>
+            <w:r>
+              <w:t xml:space="preserve">Defendants</w:t>
+            </w:r>
+          </w:p>
+          <w:p>
+            <w:pPr>
+              <w:spacing w:before="0" w:after="0" w:line="322" w:lineRule="exact"/>
+              <w:ind w:left="0" w:firstLine="0"/>
+              <w:jc w:val="left"/>
+            </w:pPr>
+            <w:r>
+              <w:t xml:space="preserve">Cetera</w:t>
+            </w:r>
+            <w:r>
+              <w:t xml:space="preserve"> </w:t>
+            </w:r>
+            <w:r>
+              <w:t xml:space="preserve">Financial</w:t>
+            </w:r>
+            <w:r>
+              <w:t xml:space="preserve"> </w:t>
+            </w:r>
+            <w:r>
+              <w:t xml:space="preserve">Group,</w:t>
+            </w:r>
+            <w:r>
+              <w:t xml:space="preserve"> </w:t>
+            </w:r>
+            <w:r>
+              <w:t xml:space="preserve">Inc.</w:t>
+            </w:r>
+            <w:r>
+              <w:t xml:space="preserve"> </w:t>
+            </w:r>
+            <w:r>
+              <w:t xml:space="preserve">and</w:t>
+            </w:r>
+          </w:p>
+          <w:p>
+            <w:pPr>
+              <w:spacing w:before="0" w:after="0" w:line="322" w:lineRule="exact"/>
+              <w:ind w:left="0" w:firstLine="0"/>
+              <w:jc w:val="left"/>
+            </w:pPr>
+            <w:r>
+              <w:t xml:space="preserve">Cetera</w:t>
+            </w:r>
+            <w:r>
+              <w:t xml:space="preserve"> </w:t>
+            </w:r>
+            <w:r>
+              <w:t xml:space="preserve">Investment</w:t>
+            </w:r>
+            <w:r>
+              <w:t xml:space="preserve"> </w:t>
+            </w:r>
+            <w:r>
+              <w:t xml:space="preserve">Services</w:t>
+            </w:r>
+            <w:r>
+              <w:t xml:space="preserve"> </w:t>
+            </w:r>
+            <w:r>
+              <w:t xml:space="preserve">LLC</w:t>
+            </w:r>
+          </w:p>
+        </w:tc>
+      </w:tr>
+    </w:tbl>
     <w:sectPr>
-      <w:footerReference w:type="default" r:id="rIdCasdPage"/>
-      <w:footnotePr>
-        <w:numRestart w:val="continuous"/>
-      </w:footnotePr>
-      <w:type w:val="nextPage"/>
+      <w:headerReference w:type="default" r:id="rIdXdPleading"/>
+      <w:footerReference w:type="default" r:id="rIdXdPage"/>
       <w:pgSz w:w="12240" w:h="15840"/>
-      <w:pgMar w:top="1440" w:right="1440" w:bottom="1440" w:left="2160" w:header="720" w:footer="120" w:gutter="0"/>
-      <w:pgBorders w:offsetFrom="text">
-        <w:left w:val="double" w:sz="4" w:space="14" w:color="auto"/>
-        <w:right w:val="single" w:sz="4" w:space="7" w:color="auto"/>
-      </w:pgBorders>
-      <w:lnNumType w:countBy="1" w:distance="720" w:restart="newPage"/>
+      <w:pgMar w:top="1440" w:right="1442" w:bottom="1440" w:left="2160" w:header="720" w:footer="240" w:gutter="0"/>
       <w:pgNumType w:fmt="decimal" w:start="1"/>
     </w:sectPr>
   </w:body>
@@ -1449,6 +4445,17 @@
 
 <file path=word/comments.xml><?xml version="1.0" encoding="utf-8"?>
 <w:comments xmlns:w="http://schemas.openxmlformats.org/wordprocessingml/2006/main" xmlns:m="http://schemas.openxmlformats.org/officeDocument/2006/math" xmlns:r="http://schemas.openxmlformats.org/officeDocument/2006/relationships" xmlns:o="urn:schemas-microsoft-com:office:office" xmlns:v="urn:schemas-microsoft-com:vml" xmlns:w10="urn:schemas-microsoft-com:office:word" xmlns:a="http://schemas.openxmlformats.org/drawingml/2006/main" xmlns:pic="http://schemas.openxmlformats.org/drawingml/2006/picture" xmlns:wp="http://schemas.openxmlformats.org/drawingml/2006/wordprocessingDrawing"/>
+</file>
+
+<file path=word/footer1.xml><?xml version="1.0" encoding="utf-8"?>
+<w:ftr xmlns:w="http://schemas.openxmlformats.org/wordprocessingml/2006/main" xmlns:r="http://schemas.openxmlformats.org/officeDocument/2006/relationships">
+  <w:p>
+    <w:pPr>
+      <w:spacing w:before="0" w:after="0" w:line="230" w:lineRule="exact"/>
+      <w:jc w:val="center"/>
+    </w:pPr>
+  </w:p>
+</w:ftr>
 </file>
 
 <file path=word/footnotes.xml><?xml version="1.0" encoding="utf-8"?>
@@ -1514,9 +4521,7 @@
 <w:ftr xmlns:w="http://schemas.openxmlformats.org/wordprocessingml/2006/main" xmlns:r="http://schemas.openxmlformats.org/officeDocument/2006/relationships">
   <w:p>
     <w:pPr>
-      <w:suppressLineNumbers/>
-      <w:spacing w:before="0" w:after="0" w:line="240" w:lineRule="auto"/>
-      <w:ind w:firstLine="0"/>
+      <w:spacing w:before="0" w:after="0" w:line="230" w:lineRule="exact"/>
       <w:jc w:val="center"/>
     </w:pPr>
     <w:r>
@@ -1524,14 +4529,40 @@
         <w:sz w:val="20"/>
         <w:szCs w:val="20"/>
       </w:rPr>
-      <w:t xml:space="preserve">MEMORANDUM OF POINTS AND AUTHORITIES I/S/O MOTION TO DISMISS</w:t>
+      <w:fldChar w:fldCharType="begin"/>
+    </w:r>
+    <w:r>
+      <w:rPr>
+        <w:sz w:val="20"/>
+        <w:szCs w:val="20"/>
+      </w:rPr>
+      <w:instrText xml:space="preserve"> PAGE </w:instrText>
+    </w:r>
+    <w:r>
+      <w:rPr>
+        <w:sz w:val="20"/>
+        <w:szCs w:val="20"/>
+      </w:rPr>
+      <w:fldChar w:fldCharType="separate"/>
+    </w:r>
+    <w:r>
+      <w:rPr>
+        <w:sz w:val="20"/>
+        <w:szCs w:val="20"/>
+      </w:rPr>
+      <w:t>1</w:t>
+    </w:r>
+    <w:r>
+      <w:rPr>
+        <w:sz w:val="20"/>
+        <w:szCs w:val="20"/>
+      </w:rPr>
+      <w:fldChar w:fldCharType="end"/>
     </w:r>
   </w:p>
   <w:p>
     <w:pPr>
-      <w:suppressLineNumbers/>
-      <w:spacing w:before="0" w:after="0" w:line="240" w:lineRule="auto"/>
-      <w:ind w:firstLine="0"/>
+      <w:spacing w:before="0" w:after="0" w:line="230" w:lineRule="exact"/>
       <w:jc w:val="center"/>
     </w:pPr>
     <w:r>
@@ -1539,7 +4570,139 @@
         <w:sz w:val="20"/>
         <w:szCs w:val="20"/>
       </w:rPr>
-      <w:t xml:space="preserve">No. 3:26-cv-03372-RSH-VET</w:t>
+      <w:t xml:space="preserve">MEMORANDUM</w:t>
+    </w:r>
+    <w:r>
+      <w:rPr>
+        <w:sz w:val="20"/>
+        <w:szCs w:val="20"/>
+      </w:rPr>
+      <w:t xml:space="preserve"> </w:t>
+    </w:r>
+    <w:r>
+      <w:rPr>
+        <w:sz w:val="20"/>
+        <w:szCs w:val="20"/>
+      </w:rPr>
+      <w:t xml:space="preserve">OF</w:t>
+    </w:r>
+    <w:r>
+      <w:rPr>
+        <w:sz w:val="20"/>
+        <w:szCs w:val="20"/>
+      </w:rPr>
+      <w:t xml:space="preserve"> </w:t>
+    </w:r>
+    <w:r>
+      <w:rPr>
+        <w:sz w:val="20"/>
+        <w:szCs w:val="20"/>
+      </w:rPr>
+      <w:t xml:space="preserve">POINTS</w:t>
+    </w:r>
+    <w:r>
+      <w:rPr>
+        <w:sz w:val="20"/>
+        <w:szCs w:val="20"/>
+      </w:rPr>
+      <w:t xml:space="preserve"> </w:t>
+    </w:r>
+    <w:r>
+      <w:rPr>
+        <w:sz w:val="20"/>
+        <w:szCs w:val="20"/>
+      </w:rPr>
+      <w:t xml:space="preserve">AND</w:t>
+    </w:r>
+    <w:r>
+      <w:rPr>
+        <w:sz w:val="20"/>
+        <w:szCs w:val="20"/>
+      </w:rPr>
+      <w:t xml:space="preserve"> </w:t>
+    </w:r>
+    <w:r>
+      <w:rPr>
+        <w:sz w:val="20"/>
+        <w:szCs w:val="20"/>
+      </w:rPr>
+      <w:t xml:space="preserve">AUTHORITIES</w:t>
+    </w:r>
+    <w:r>
+      <w:rPr>
+        <w:sz w:val="20"/>
+        <w:szCs w:val="20"/>
+      </w:rPr>
+      <w:t xml:space="preserve"> </w:t>
+    </w:r>
+    <w:r>
+      <w:rPr>
+        <w:sz w:val="20"/>
+        <w:szCs w:val="20"/>
+      </w:rPr>
+      <w:t xml:space="preserve">I/​S/O</w:t>
+    </w:r>
+    <w:r>
+      <w:rPr>
+        <w:sz w:val="20"/>
+        <w:szCs w:val="20"/>
+      </w:rPr>
+      <w:t xml:space="preserve"> </w:t>
+    </w:r>
+    <w:r>
+      <w:rPr>
+        <w:sz w:val="20"/>
+        <w:szCs w:val="20"/>
+      </w:rPr>
+      <w:t xml:space="preserve">MOTION</w:t>
+    </w:r>
+    <w:r>
+      <w:rPr>
+        <w:sz w:val="20"/>
+        <w:szCs w:val="20"/>
+      </w:rPr>
+      <w:t xml:space="preserve"> </w:t>
+    </w:r>
+    <w:r>
+      <w:rPr>
+        <w:sz w:val="20"/>
+        <w:szCs w:val="20"/>
+      </w:rPr>
+      <w:t xml:space="preserve">TO</w:t>
+    </w:r>
+    <w:r>
+      <w:rPr>
+        <w:sz w:val="20"/>
+        <w:szCs w:val="20"/>
+      </w:rPr>
+      <w:t xml:space="preserve"> </w:t>
+    </w:r>
+    <w:r>
+      <w:rPr>
+        <w:sz w:val="20"/>
+        <w:szCs w:val="20"/>
+      </w:rPr>
+      <w:t xml:space="preserve">DISMISS</w:t>
+    </w:r>
+  </w:p>
+  <w:p>
+    <w:pPr>
+      <w:spacing w:before="0" w:after="0" w:line="230" w:lineRule="exact"/>
+      <w:jc w:val="center"/>
+    </w:pPr>
+    <w:r>
+      <w:rPr>
+        <w:sz w:val="20"/>
+        <w:szCs w:val="20"/>
+      </w:rPr>
+      <w:t xml:space="preserve">No. </w:t>
+    </w:r>
+    <w:r>
+      <w:rPr>
+        <w:sz w:val="20"/>
+        <w:szCs w:val="20"/>
+      </w:rPr>
+      <w:t xml:space="preserve">3:26-cv-⁠03372-RSH-VET</w:t>
     </w:r>
   </w:p>
 </w:ftr>
@@ -1549,72 +4712,9 @@
 <w:ftr xmlns:w="http://schemas.openxmlformats.org/wordprocessingml/2006/main" xmlns:r="http://schemas.openxmlformats.org/officeDocument/2006/relationships">
   <w:p>
     <w:pPr>
-      <w:suppressLineNumbers/>
-      <w:spacing w:before="0" w:after="80" w:line="240" w:lineRule="auto"/>
-      <w:ind w:firstLine="0"/>
+      <w:spacing w:before="0" w:after="0" w:line="230" w:lineRule="exact"/>
       <w:jc w:val="center"/>
     </w:pPr>
-    <w:r>
-      <w:rPr>
-        <w:sz w:val="20"/>
-      </w:rPr>
-      <w:fldChar w:fldCharType="begin"/>
-    </w:r>
-    <w:r>
-      <w:rPr>
-        <w:sz w:val="20"/>
-      </w:rPr>
-      <w:instrText xml:space="preserve"> PAGE </w:instrText>
-    </w:r>
-    <w:r>
-      <w:rPr>
-        <w:sz w:val="20"/>
-      </w:rPr>
-      <w:fldChar w:fldCharType="separate"/>
-    </w:r>
-    <w:r>
-      <w:rPr>
-        <w:sz w:val="20"/>
-        <w:szCs w:val="20"/>
-      </w:rPr>
-      <w:t xml:space="preserve">1</w:t>
-    </w:r>
-    <w:r>
-      <w:rPr>
-        <w:sz w:val="20"/>
-      </w:rPr>
-      <w:fldChar w:fldCharType="end"/>
-    </w:r>
-  </w:p>
-  <w:p>
-    <w:pPr>
-      <w:suppressLineNumbers/>
-      <w:spacing w:before="0" w:after="0" w:line="240" w:lineRule="auto"/>
-      <w:ind w:firstLine="0"/>
-      <w:jc w:val="center"/>
-    </w:pPr>
-    <w:r>
-      <w:rPr>
-        <w:sz w:val="20"/>
-        <w:szCs w:val="20"/>
-      </w:rPr>
-      <w:t xml:space="preserve">MEMORANDUM OF POINTS AND AUTHORITIES I/S/O MOTION TO DISMISS</w:t>
-    </w:r>
-  </w:p>
-  <w:p>
-    <w:pPr>
-      <w:suppressLineNumbers/>
-      <w:spacing w:before="0" w:after="0" w:line="240" w:lineRule="auto"/>
-      <w:ind w:firstLine="0"/>
-      <w:jc w:val="center"/>
-    </w:pPr>
-    <w:r>
-      <w:rPr>
-        <w:sz w:val="20"/>
-        <w:szCs w:val="20"/>
-      </w:rPr>
-      <w:t xml:space="preserve">No. 3:26-cv-03372-RSH-VET</w:t>
-    </w:r>
   </w:p>
 </w:ftr>
 </file>
@@ -1645,6 +4745,559 @@
 </w:ftr>
 </file>
 
+<file path=word/hdr-own1.xml><?xml version="1.0" encoding="utf-8"?>
+<w:hdr xmlns:w="http://schemas.openxmlformats.org/wordprocessingml/2006/main" xmlns:r="http://schemas.openxmlformats.org/officeDocument/2006/relationships">
+  <w:p>
+    <w:pPr>
+      <w:spacing w:before="0" w:after="0" w:line="20" w:lineRule="exact"/>
+    </w:pPr>
+    <w:r>
+      <w:drawing xmlns:wp="http://schemas.openxmlformats.org/drawingml/2006/wordprocessingDrawing">
+        <wp:anchor distT="0" distB="0" distL="0" distR="0" simplePos="0" relativeHeight="1" behindDoc="1" locked="1" layoutInCell="1" allowOverlap="1">
+          <wp:simplePos x="0" y="0"/>
+          <wp:positionH relativeFrom="page">
+            <wp:posOffset>0</wp:posOffset>
+          </wp:positionH>
+          <wp:positionV relativeFrom="page">
+            <wp:posOffset>914400</wp:posOffset>
+          </wp:positionV>
+          <wp:extent cx="914400" cy="8229600"/>
+          <wp:effectExtent l="0" t="0" r="0" b="0"/>
+          <wp:wrapNone/>
+          <wp:docPr id="9911" name="Pleading line numbers"/>
+          <wp:cNvGraphicFramePr/>
+          <a:graphic xmlns:a="http://schemas.openxmlformats.org/drawingml/2006/main">
+            <a:graphicData uri="http://schemas.microsoft.com/office/word/2010/wordprocessingShape">
+              <wps:wsp xmlns:wps="http://schemas.microsoft.com/office/word/2010/wordprocessingShape">
+                <wps:cNvSpPr txBox="1"/>
+                <wps:spPr>
+                  <a:xfrm>
+                    <a:off x="0" y="0"/>
+                    <a:ext cx="914400" cy="8229600"/>
+                  </a:xfrm>
+                  <a:prstGeom prst="rect">
+                    <a:avLst/>
+                  </a:prstGeom>
+                  <a:noFill/>
+                  <a:ln>
+                    <a:noFill/>
+                  </a:ln>
+                </wps:spPr>
+                <wps:txbx>
+                  <w:txbxContent>
+                    <w:p>
+                      <w:pPr>
+                        <w:spacing w:before="0" w:after="0" w:line="480" w:lineRule="exact"/>
+                        <w:ind w:left="0" w:right="0" w:firstLine="0"/>
+                        <w:jc w:val="right"/>
+                      </w:pPr>
+                      <w:r>
+                        <w:rPr>
+                          <w:sz w:val="28"/>
+                          <w:szCs w:val="28"/>
+                        </w:rPr>
+                        <w:t>1</w:t>
+                      </w:r>
+                    </w:p>
+                    <w:p>
+                      <w:pPr>
+                        <w:spacing w:before="0" w:after="0" w:line="480" w:lineRule="exact"/>
+                        <w:ind w:left="0" w:right="0" w:firstLine="0"/>
+                        <w:jc w:val="right"/>
+                      </w:pPr>
+                      <w:r>
+                        <w:rPr>
+                          <w:sz w:val="28"/>
+                          <w:szCs w:val="28"/>
+                        </w:rPr>
+                        <w:t>2</w:t>
+                      </w:r>
+                    </w:p>
+                    <w:p>
+                      <w:pPr>
+                        <w:spacing w:before="0" w:after="0" w:line="480" w:lineRule="exact"/>
+                        <w:ind w:left="0" w:right="0" w:firstLine="0"/>
+                        <w:jc w:val="right"/>
+                      </w:pPr>
+                      <w:r>
+                        <w:rPr>
+                          <w:sz w:val="28"/>
+                          <w:szCs w:val="28"/>
+                        </w:rPr>
+                        <w:t>3</w:t>
+                      </w:r>
+                    </w:p>
+                    <w:p>
+                      <w:pPr>
+                        <w:spacing w:before="0" w:after="0" w:line="480" w:lineRule="exact"/>
+                        <w:ind w:left="0" w:right="0" w:firstLine="0"/>
+                        <w:jc w:val="right"/>
+                      </w:pPr>
+                      <w:r>
+                        <w:rPr>
+                          <w:sz w:val="28"/>
+                          <w:szCs w:val="28"/>
+                        </w:rPr>
+                        <w:t>4</w:t>
+                      </w:r>
+                    </w:p>
+                    <w:p>
+                      <w:pPr>
+                        <w:spacing w:before="0" w:after="0" w:line="480" w:lineRule="exact"/>
+                        <w:ind w:left="0" w:right="0" w:firstLine="0"/>
+                        <w:jc w:val="right"/>
+                      </w:pPr>
+                      <w:r>
+                        <w:rPr>
+                          <w:sz w:val="28"/>
+                          <w:szCs w:val="28"/>
+                        </w:rPr>
+                        <w:t>5</w:t>
+                      </w:r>
+                    </w:p>
+                    <w:p>
+                      <w:pPr>
+                        <w:spacing w:before="0" w:after="0" w:line="480" w:lineRule="exact"/>
+                        <w:ind w:left="0" w:right="0" w:firstLine="0"/>
+                        <w:jc w:val="right"/>
+                      </w:pPr>
+                      <w:r>
+                        <w:rPr>
+                          <w:sz w:val="28"/>
+                          <w:szCs w:val="28"/>
+                        </w:rPr>
+                        <w:t>6</w:t>
+                      </w:r>
+                    </w:p>
+                    <w:p>
+                      <w:pPr>
+                        <w:spacing w:before="0" w:after="0" w:line="480" w:lineRule="exact"/>
+                        <w:ind w:left="0" w:right="0" w:firstLine="0"/>
+                        <w:jc w:val="right"/>
+                      </w:pPr>
+                      <w:r>
+                        <w:rPr>
+                          <w:sz w:val="28"/>
+                          <w:szCs w:val="28"/>
+                        </w:rPr>
+                        <w:t>7</w:t>
+                      </w:r>
+                    </w:p>
+                    <w:p>
+                      <w:pPr>
+                        <w:spacing w:before="0" w:after="0" w:line="480" w:lineRule="exact"/>
+                        <w:ind w:left="0" w:right="0" w:firstLine="0"/>
+                        <w:jc w:val="right"/>
+                      </w:pPr>
+                      <w:r>
+                        <w:rPr>
+                          <w:sz w:val="28"/>
+                          <w:szCs w:val="28"/>
+                        </w:rPr>
+                        <w:t>8</w:t>
+                      </w:r>
+                    </w:p>
+                    <w:p>
+                      <w:pPr>
+                        <w:spacing w:before="0" w:after="0" w:line="480" w:lineRule="exact"/>
+                        <w:ind w:left="0" w:right="0" w:firstLine="0"/>
+                        <w:jc w:val="right"/>
+                      </w:pPr>
+                      <w:r>
+                        <w:rPr>
+                          <w:sz w:val="28"/>
+                          <w:szCs w:val="28"/>
+                        </w:rPr>
+                        <w:t>9</w:t>
+                      </w:r>
+                    </w:p>
+                    <w:p>
+                      <w:pPr>
+                        <w:spacing w:before="0" w:after="0" w:line="480" w:lineRule="exact"/>
+                        <w:ind w:left="0" w:right="0" w:firstLine="0"/>
+                        <w:jc w:val="right"/>
+                      </w:pPr>
+                      <w:r>
+                        <w:rPr>
+                          <w:sz w:val="28"/>
+                          <w:szCs w:val="28"/>
+                        </w:rPr>
+                        <w:t>10</w:t>
+                      </w:r>
+                    </w:p>
+                    <w:p>
+                      <w:pPr>
+                        <w:spacing w:before="0" w:after="0" w:line="480" w:lineRule="exact"/>
+                        <w:ind w:left="0" w:right="0" w:firstLine="0"/>
+                        <w:jc w:val="right"/>
+                      </w:pPr>
+                      <w:r>
+                        <w:rPr>
+                          <w:sz w:val="28"/>
+                          <w:szCs w:val="28"/>
+                        </w:rPr>
+                        <w:t>11</w:t>
+                      </w:r>
+                    </w:p>
+                    <w:p>
+                      <w:pPr>
+                        <w:spacing w:before="0" w:after="0" w:line="480" w:lineRule="exact"/>
+                        <w:ind w:left="0" w:right="0" w:firstLine="0"/>
+                        <w:jc w:val="right"/>
+                      </w:pPr>
+                      <w:r>
+                        <w:rPr>
+                          <w:sz w:val="28"/>
+                          <w:szCs w:val="28"/>
+                        </w:rPr>
+                        <w:t>12</w:t>
+                      </w:r>
+                    </w:p>
+                    <w:p>
+                      <w:pPr>
+                        <w:spacing w:before="0" w:after="0" w:line="480" w:lineRule="exact"/>
+                        <w:ind w:left="0" w:right="0" w:firstLine="0"/>
+                        <w:jc w:val="right"/>
+                      </w:pPr>
+                      <w:r>
+                        <w:rPr>
+                          <w:sz w:val="28"/>
+                          <w:szCs w:val="28"/>
+                        </w:rPr>
+                        <w:t>13</w:t>
+                      </w:r>
+                    </w:p>
+                    <w:p>
+                      <w:pPr>
+                        <w:spacing w:before="0" w:after="0" w:line="480" w:lineRule="exact"/>
+                        <w:ind w:left="0" w:right="0" w:firstLine="0"/>
+                        <w:jc w:val="right"/>
+                      </w:pPr>
+                      <w:r>
+                        <w:rPr>
+                          <w:sz w:val="28"/>
+                          <w:szCs w:val="28"/>
+                        </w:rPr>
+                        <w:t>14</w:t>
+                      </w:r>
+                    </w:p>
+                    <w:p>
+                      <w:pPr>
+                        <w:spacing w:before="0" w:after="0" w:line="480" w:lineRule="exact"/>
+                        <w:ind w:left="0" w:right="0" w:firstLine="0"/>
+                        <w:jc w:val="right"/>
+                      </w:pPr>
+                      <w:r>
+                        <w:rPr>
+                          <w:sz w:val="28"/>
+                          <w:szCs w:val="28"/>
+                        </w:rPr>
+                        <w:t>15</w:t>
+                      </w:r>
+                    </w:p>
+                    <w:p>
+                      <w:pPr>
+                        <w:spacing w:before="0" w:after="0" w:line="480" w:lineRule="exact"/>
+                        <w:ind w:left="0" w:right="0" w:firstLine="0"/>
+                        <w:jc w:val="right"/>
+                      </w:pPr>
+                      <w:r>
+                        <w:rPr>
+                          <w:sz w:val="28"/>
+                          <w:szCs w:val="28"/>
+                        </w:rPr>
+                        <w:t>16</w:t>
+                      </w:r>
+                    </w:p>
+                    <w:p>
+                      <w:pPr>
+                        <w:spacing w:before="0" w:after="0" w:line="480" w:lineRule="exact"/>
+                        <w:ind w:left="0" w:right="0" w:firstLine="0"/>
+                        <w:jc w:val="right"/>
+                      </w:pPr>
+                      <w:r>
+                        <w:rPr>
+                          <w:sz w:val="28"/>
+                          <w:szCs w:val="28"/>
+                        </w:rPr>
+                        <w:t>17</w:t>
+                      </w:r>
+                    </w:p>
+                    <w:p>
+                      <w:pPr>
+                        <w:spacing w:before="0" w:after="0" w:line="480" w:lineRule="exact"/>
+                        <w:ind w:left="0" w:right="0" w:firstLine="0"/>
+                        <w:jc w:val="right"/>
+                      </w:pPr>
+                      <w:r>
+                        <w:rPr>
+                          <w:sz w:val="28"/>
+                          <w:szCs w:val="28"/>
+                        </w:rPr>
+                        <w:t>18</w:t>
+                      </w:r>
+                    </w:p>
+                    <w:p>
+                      <w:pPr>
+                        <w:spacing w:before="0" w:after="0" w:line="480" w:lineRule="exact"/>
+                        <w:ind w:left="0" w:right="0" w:firstLine="0"/>
+                        <w:jc w:val="right"/>
+                      </w:pPr>
+                      <w:r>
+                        <w:rPr>
+                          <w:sz w:val="28"/>
+                          <w:szCs w:val="28"/>
+                        </w:rPr>
+                        <w:t>19</w:t>
+                      </w:r>
+                    </w:p>
+                    <w:p>
+                      <w:pPr>
+                        <w:spacing w:before="0" w:after="0" w:line="480" w:lineRule="exact"/>
+                        <w:ind w:left="0" w:right="0" w:firstLine="0"/>
+                        <w:jc w:val="right"/>
+                      </w:pPr>
+                      <w:r>
+                        <w:rPr>
+                          <w:sz w:val="28"/>
+                          <w:szCs w:val="28"/>
+                        </w:rPr>
+                        <w:t>20</w:t>
+                      </w:r>
+                    </w:p>
+                    <w:p>
+                      <w:pPr>
+                        <w:spacing w:before="0" w:after="0" w:line="480" w:lineRule="exact"/>
+                        <w:ind w:left="0" w:right="0" w:firstLine="0"/>
+                        <w:jc w:val="right"/>
+                      </w:pPr>
+                      <w:r>
+                        <w:rPr>
+                          <w:sz w:val="28"/>
+                          <w:szCs w:val="28"/>
+                        </w:rPr>
+                        <w:t>21</w:t>
+                      </w:r>
+                    </w:p>
+                    <w:p>
+                      <w:pPr>
+                        <w:spacing w:before="0" w:after="0" w:line="480" w:lineRule="exact"/>
+                        <w:ind w:left="0" w:right="0" w:firstLine="0"/>
+                        <w:jc w:val="right"/>
+                      </w:pPr>
+                      <w:r>
+                        <w:rPr>
+                          <w:sz w:val="28"/>
+                          <w:szCs w:val="28"/>
+                        </w:rPr>
+                        <w:t>22</w:t>
+                      </w:r>
+                    </w:p>
+                    <w:p>
+                      <w:pPr>
+                        <w:spacing w:before="0" w:after="0" w:line="480" w:lineRule="exact"/>
+                        <w:ind w:left="0" w:right="0" w:firstLine="0"/>
+                        <w:jc w:val="right"/>
+                      </w:pPr>
+                      <w:r>
+                        <w:rPr>
+                          <w:sz w:val="28"/>
+                          <w:szCs w:val="28"/>
+                        </w:rPr>
+                        <w:t>23</w:t>
+                      </w:r>
+                    </w:p>
+                    <w:p>
+                      <w:pPr>
+                        <w:spacing w:before="0" w:after="0" w:line="480" w:lineRule="exact"/>
+                        <w:ind w:left="0" w:right="0" w:firstLine="0"/>
+                        <w:jc w:val="right"/>
+                      </w:pPr>
+                      <w:r>
+                        <w:rPr>
+                          <w:sz w:val="28"/>
+                          <w:szCs w:val="28"/>
+                        </w:rPr>
+                        <w:t>24</w:t>
+                      </w:r>
+                    </w:p>
+                    <w:p>
+                      <w:pPr>
+                        <w:spacing w:before="0" w:after="0" w:line="480" w:lineRule="exact"/>
+                        <w:ind w:left="0" w:right="0" w:firstLine="0"/>
+                        <w:jc w:val="right"/>
+                      </w:pPr>
+                      <w:r>
+                        <w:rPr>
+                          <w:sz w:val="28"/>
+                          <w:szCs w:val="28"/>
+                        </w:rPr>
+                        <w:t>25</w:t>
+                      </w:r>
+                    </w:p>
+                    <w:p>
+                      <w:pPr>
+                        <w:spacing w:before="0" w:after="0" w:line="480" w:lineRule="exact"/>
+                        <w:ind w:left="0" w:right="0" w:firstLine="0"/>
+                        <w:jc w:val="right"/>
+                      </w:pPr>
+                      <w:r>
+                        <w:rPr>
+                          <w:sz w:val="28"/>
+                          <w:szCs w:val="28"/>
+                        </w:rPr>
+                        <w:t>26</w:t>
+                      </w:r>
+                    </w:p>
+                    <w:p>
+                      <w:pPr>
+                        <w:spacing w:before="0" w:after="0" w:line="480" w:lineRule="exact"/>
+                        <w:ind w:left="0" w:right="0" w:firstLine="0"/>
+                        <w:jc w:val="right"/>
+                      </w:pPr>
+                      <w:r>
+                        <w:rPr>
+                          <w:sz w:val="28"/>
+                          <w:szCs w:val="28"/>
+                        </w:rPr>
+                        <w:t>27</w:t>
+                      </w:r>
+                    </w:p>
+                  </w:txbxContent>
+                </wps:txbx>
+                <wps:bodyPr rot="0" vert="horz" wrap="square" lIns="0" tIns="0" rIns="0" bIns="0" anchor="t" anchorCtr="0">
+                  <a:noAutofit/>
+                </wps:bodyPr>
+              </wps:wsp>
+            </a:graphicData>
+          </a:graphic>
+        </wp:anchor>
+      </w:drawing>
+    </w:r>
+    <w:r>
+      <w:drawing xmlns:wp="http://schemas.openxmlformats.org/drawingml/2006/wordprocessingDrawing">
+        <wp:anchor distT="0" distB="0" distL="0" distR="0" simplePos="0" relativeHeight="2" behindDoc="1" locked="1" layoutInCell="1" allowOverlap="1">
+          <wp:simplePos x="0" y="0"/>
+          <wp:positionH relativeFrom="page">
+            <wp:posOffset>1188720</wp:posOffset>
+          </wp:positionH>
+          <wp:positionV relativeFrom="page">
+            <wp:posOffset>0</wp:posOffset>
+          </wp:positionV>
+          <wp:extent cx="0" cy="10058400"/>
+          <wp:effectExtent l="0" t="0" r="0" b="0"/>
+          <wp:wrapNone/>
+          <wp:docPr id="9912" name="Pleading rule 1"/>
+          <wp:cNvGraphicFramePr/>
+          <a:graphic xmlns:a="http://schemas.openxmlformats.org/drawingml/2006/main">
+            <a:graphicData uri="http://schemas.microsoft.com/office/word/2010/wordprocessingShape">
+              <wps:wsp xmlns:wps="http://schemas.microsoft.com/office/word/2010/wordprocessingShape">
+                <wps:cNvCnPr/>
+                <wps:spPr>
+                  <a:xfrm>
+                    <a:off x="0" y="0"/>
+                    <a:ext cx="0" cy="10058400"/>
+                  </a:xfrm>
+                  <a:prstGeom prst="line">
+                    <a:avLst/>
+                  </a:prstGeom>
+                  <a:ln w="9525">
+                    <a:solidFill>
+                      <a:srgbClr val="000000"/>
+                    </a:solidFill>
+                  </a:ln>
+                </wps:spPr>
+                <wps:bodyPr/>
+              </wps:wsp>
+            </a:graphicData>
+          </a:graphic>
+        </wp:anchor>
+      </w:drawing>
+    </w:r>
+    <w:r>
+      <w:drawing xmlns:wp="http://schemas.openxmlformats.org/drawingml/2006/wordprocessingDrawing">
+        <wp:anchor distT="0" distB="0" distL="0" distR="0" simplePos="0" relativeHeight="3" behindDoc="1" locked="1" layoutInCell="1" allowOverlap="1">
+          <wp:simplePos x="0" y="0"/>
+          <wp:positionH relativeFrom="page">
+            <wp:posOffset>1225550</wp:posOffset>
+          </wp:positionH>
+          <wp:positionV relativeFrom="page">
+            <wp:posOffset>0</wp:posOffset>
+          </wp:positionV>
+          <wp:extent cx="0" cy="10058400"/>
+          <wp:effectExtent l="0" t="0" r="0" b="0"/>
+          <wp:wrapNone/>
+          <wp:docPr id="9913" name="Pleading rule 2"/>
+          <wp:cNvGraphicFramePr/>
+          <a:graphic xmlns:a="http://schemas.openxmlformats.org/drawingml/2006/main">
+            <a:graphicData uri="http://schemas.microsoft.com/office/word/2010/wordprocessingShape">
+              <wps:wsp xmlns:wps="http://schemas.microsoft.com/office/word/2010/wordprocessingShape">
+                <wps:cNvCnPr/>
+                <wps:spPr>
+                  <a:xfrm>
+                    <a:off x="0" y="0"/>
+                    <a:ext cx="0" cy="10058400"/>
+                  </a:xfrm>
+                  <a:prstGeom prst="line">
+                    <a:avLst/>
+                  </a:prstGeom>
+                  <a:ln w="9525">
+                    <a:solidFill>
+                      <a:srgbClr val="000000"/>
+                    </a:solidFill>
+                  </a:ln>
+                </wps:spPr>
+                <wps:bodyPr/>
+              </wps:wsp>
+            </a:graphicData>
+          </a:graphic>
+        </wp:anchor>
+      </w:drawing>
+    </w:r>
+    <w:r>
+      <w:drawing xmlns:wp="http://schemas.openxmlformats.org/drawingml/2006/wordprocessingDrawing">
+        <wp:anchor distT="0" distB="0" distL="0" distR="0" simplePos="0" relativeHeight="4" behindDoc="1" locked="1" layoutInCell="1" allowOverlap="1">
+          <wp:simplePos x="0" y="0"/>
+          <wp:positionH relativeFrom="page">
+            <wp:posOffset>6949440</wp:posOffset>
+          </wp:positionH>
+          <wp:positionV relativeFrom="page">
+            <wp:posOffset>0</wp:posOffset>
+          </wp:positionV>
+          <wp:extent cx="0" cy="10058400"/>
+          <wp:effectExtent l="0" t="0" r="0" b="0"/>
+          <wp:wrapNone/>
+          <wp:docPr id="9914" name="Pleading rule 3"/>
+          <wp:cNvGraphicFramePr/>
+          <a:graphic xmlns:a="http://schemas.openxmlformats.org/drawingml/2006/main">
+            <a:graphicData uri="http://schemas.microsoft.com/office/word/2010/wordprocessingShape">
+              <wps:wsp xmlns:wps="http://schemas.microsoft.com/office/word/2010/wordprocessingShape">
+                <wps:cNvCnPr/>
+                <wps:spPr>
+                  <a:xfrm>
+                    <a:off x="0" y="0"/>
+                    <a:ext cx="0" cy="10058400"/>
+                  </a:xfrm>
+                  <a:prstGeom prst="line">
+                    <a:avLst/>
+                  </a:prstGeom>
+                  <a:ln w="9525">
+                    <a:solidFill>
+                      <a:srgbClr val="000000"/>
+                    </a:solidFill>
+                  </a:ln>
+                </wps:spPr>
+                <wps:bodyPr/>
+              </wps:wsp>
+            </a:graphicData>
+          </a:graphic>
+        </wp:anchor>
+      </w:drawing>
+    </w:r>
+  </w:p>
+</w:hdr>
+</file>
+
 <file path=word/numbering.xml><?xml version="1.0" encoding="utf-8"?>
 <w:numbering xmlns:w="http://schemas.openxmlformats.org/wordprocessingml/2006/main">
   <w:abstractNum w:abstractNumId="990">
@@ -1742,7 +5395,8 @@
     </w:rPrDefault>
     <w:pPrDefault>
       <w:pPr>
-        <w:spacing w:before="0" w:after="0" w:line="480" w:lineRule="exact"/>
+        <w:widowControl/>
+        <w:spacing w:after="0"/>
       </w:pPr>
     </w:pPrDefault>
   </w:docDefaults>
@@ -1772,8 +5426,7 @@
     <w:basedOn w:val="BodyText"/>
     <w:qFormat/>
     <w:pPr>
-      <w:spacing w:before="0" w:after="0" w:line="480" w:lineRule="exact"/>
-      <w:ind w:firstLine="0"/>
+      <w:spacing w:before="36" w:after="36"/>
     </w:pPr>
   </w:style>
   <w:style w:type="paragraph" w:styleId="Title">
@@ -1790,9 +5443,9 @@
       <w:jc w:val="center"/>
     </w:pPr>
     <w:rPr>
-      <w:rFonts w:ascii="Times New Roman" w:hAnsi="Times New Roman" w:eastAsia="Times New Roman" w:cs="Times New Roman"/>
-      <w:sz w:val="28"/>
-      <w:szCs w:val="28"/>
+      <w:rFonts w:asciiTheme="majorHAnsi" w:eastAsiaTheme="majorEastAsia" w:hAnsiTheme="majorHAnsi" w:cstheme="majorBidi"/>
+      <w:sz w:val="56"/>
+      <w:szCs w:val="56"/>
     </w:rPr>
   </w:style>
   <w:style w:type="character" w:customStyle="1" w:styleId="TitleChar">
@@ -1802,9 +5455,9 @@
     <w:uiPriority w:val="10"/>
     <w:rsid w:val="00A10FD9"/>
     <w:rPr>
-      <w:rFonts w:ascii="Times New Roman" w:hAnsi="Times New Roman" w:eastAsia="Times New Roman" w:cs="Times New Roman"/>
-      <w:sz w:val="28"/>
-      <w:szCs w:val="28"/>
+      <w:rFonts w:asciiTheme="majorHAnsi" w:eastAsiaTheme="majorEastAsia" w:hAnsiTheme="majorHAnsi" w:cstheme="majorBidi"/>
+      <w:sz w:val="56"/>
+      <w:szCs w:val="56"/>
     </w:rPr>
   </w:style>
   <w:style w:type="paragraph" w:styleId="Subtitle">
@@ -1821,7 +5474,7 @@
       </w:numPr>
     </w:pPr>
     <w:rPr>
-      <w:rFonts w:ascii="Times New Roman" w:hAnsi="Times New Roman" w:eastAsia="Times New Roman" w:cs="Times New Roman"/>
+      <w:rFonts w:eastAsiaTheme="majorEastAsia" w:cstheme="majorBidi"/>
       <w:spacing w:val="15"/>
       <w:sz w:val="28"/>
       <w:szCs w:val="28"/>
@@ -1834,8 +5487,8 @@
     <w:uiPriority w:val="11"/>
     <w:rsid w:val="00A10FD9"/>
     <w:rPr>
-      <w:rFonts w:ascii="Times New Roman" w:hAnsi="Times New Roman" w:eastAsia="Times New Roman" w:cs="Times New Roman"/>
-      <w:color w:val="000000"/>
+      <w:rFonts w:eastAsiaTheme="majorEastAsia" w:cstheme="majorBidi"/>
+      <w:color w:val="595959" w:themeColor="text1" w:themeTint="A6"/>
       <w:spacing w:val="15"/>
       <w:sz w:val="28"/>
       <w:szCs w:val="28"/>
@@ -1851,8 +5504,8 @@
       <w:keepLines/>
     </w:pPr>
     <w:rPr>
-      <w:sz w:val="28"/>
-      <w:szCs w:val="28"/>
+      <w:sz w:val="24"/>
+      <w:szCs w:val="24"/>
     </w:rPr>
   </w:style>
   <w:style w:type="paragraph" w:styleId="Date">
@@ -1865,8 +5518,8 @@
       <w:keepLines/>
     </w:pPr>
     <w:rPr>
-      <w:sz w:val="28"/>
-      <w:szCs w:val="28"/>
+      <w:sz w:val="24"/>
+      <w:szCs w:val="24"/>
     </w:rPr>
   </w:style>
   <w:style w:type="paragraph" w:customStyle="1" w:styleId="AbstractTitle">
@@ -1882,8 +5535,8 @@
     </w:pPr>
     <w:rPr>
       <w:b/>
-      <w:sz w:val="28"/>
-      <w:szCs w:val="28"/>
+      <w:sz w:val="20"/>
+      <w:szCs w:val="20"/>
     </w:rPr>
   </w:style>
   <w:style w:type="paragraph" w:customStyle="1" w:styleId="Abstract">
@@ -1897,8 +5550,8 @@
       <w:spacing w:before="100" w:after="300"/>
     </w:pPr>
     <w:rPr>
-      <w:sz w:val="28"/>
-      <w:szCs w:val="28"/>
+      <w:sz w:val="20"/>
+      <w:szCs w:val="20"/>
     </w:rPr>
   </w:style>
   <w:style w:type="paragraph" w:styleId="Bibliography">
@@ -1920,13 +5573,16 @@
     <w:pPr>
       <w:keepNext/>
       <w:keepLines/>
-      <w:spacing w:before="0" w:after="0" w:line="480" w:lineRule="exact"/>
+      <w:spacing w:before="240" w:after="120" w:line="230" w:lineRule="exact"/>
+      <w:ind w:firstLine="0"/>
       <w:jc w:val="center"/>
       <w:outlineLvl w:val="0"/>
     </w:pPr>
     <w:rPr>
       <w:rFonts w:ascii="Times New Roman" w:hAnsi="Times New Roman" w:eastAsia="Times New Roman" w:cs="Times New Roman"/>
       <w:b/>
+      <w:bCs/>
+      <w:caps/>
       <w:color w:val="000000"/>
       <w:sz w:val="28"/>
       <w:szCs w:val="28"/>
@@ -1945,13 +5601,14 @@
     <w:pPr>
       <w:keepNext/>
       <w:keepLines/>
-      <w:spacing w:before="0" w:after="0" w:line="480" w:lineRule="exact"/>
-      <w:ind w:left="720" w:hanging="720"/>
+      <w:spacing w:before="240" w:after="120" w:line="230" w:lineRule="exact"/>
+      <w:ind w:firstLine="0"/>
       <w:outlineLvl w:val="1"/>
     </w:pPr>
     <w:rPr>
       <w:rFonts w:ascii="Times New Roman" w:hAnsi="Times New Roman" w:eastAsia="Times New Roman" w:cs="Times New Roman"/>
       <w:b/>
+      <w:bCs/>
       <w:color w:val="000000"/>
       <w:sz w:val="28"/>
       <w:szCs w:val="28"/>
@@ -1970,14 +5627,14 @@
     <w:pPr>
       <w:keepNext/>
       <w:keepLines/>
-      <w:spacing w:before="0" w:after="0" w:line="480" w:lineRule="exact"/>
-      <w:ind w:left="1440" w:hanging="720"/>
+      <w:spacing w:before="240" w:after="120" w:line="230" w:lineRule="exact"/>
+      <w:ind w:firstLine="0"/>
       <w:outlineLvl w:val="2"/>
     </w:pPr>
     <w:rPr>
       <w:rFonts w:ascii="Times New Roman" w:hAnsi="Times New Roman" w:eastAsia="Times New Roman" w:cs="Times New Roman"/>
       <w:b/>
-      <w:i/>
+      <w:bCs/>
       <w:color w:val="000000"/>
       <w:sz w:val="28"/>
       <w:szCs w:val="28"/>
@@ -1996,14 +5653,18 @@
     <w:pPr>
       <w:keepNext/>
       <w:keepLines/>
-      <w:spacing w:before="80" w:after="40"/>
+      <w:spacing w:before="240" w:after="120" w:line="230" w:lineRule="exact"/>
+      <w:ind w:firstLine="0"/>
       <w:outlineLvl w:val="3"/>
     </w:pPr>
     <w:rPr>
       <w:rFonts w:ascii="Times New Roman" w:hAnsi="Times New Roman" w:eastAsia="Times New Roman" w:cs="Times New Roman"/>
+      <w:b/>
+      <w:bCs/>
       <w:i/>
-      <w:iCs/>
       <w:color w:val="000000"/>
+      <w:sz w:val="28"/>
+      <w:szCs w:val="28"/>
     </w:rPr>
   </w:style>
   <w:style w:type="paragraph" w:styleId="Heading5">
@@ -2019,12 +5680,18 @@
     <w:pPr>
       <w:keepNext/>
       <w:keepLines/>
-      <w:spacing w:before="80" w:after="40"/>
+      <w:spacing w:before="240" w:after="120" w:line="230" w:lineRule="exact"/>
+      <w:ind w:firstLine="0"/>
       <w:outlineLvl w:val="4"/>
     </w:pPr>
     <w:rPr>
       <w:rFonts w:ascii="Times New Roman" w:hAnsi="Times New Roman" w:eastAsia="Times New Roman" w:cs="Times New Roman"/>
+      <w:b/>
+      <w:bCs/>
+      <w:i/>
       <w:color w:val="000000"/>
+      <w:sz w:val="28"/>
+      <w:szCs w:val="28"/>
     </w:rPr>
   </w:style>
   <w:style w:type="paragraph" w:styleId="Heading6">
@@ -2044,10 +5711,10 @@
       <w:outlineLvl w:val="5"/>
     </w:pPr>
     <w:rPr>
-      <w:rFonts w:ascii="Times New Roman" w:hAnsi="Times New Roman" w:eastAsia="Times New Roman" w:cs="Times New Roman"/>
+      <w:rFonts w:eastAsiaTheme="majorEastAsia" w:cstheme="majorBidi"/>
       <w:i/>
       <w:iCs/>
-      <w:color w:val="000000"/>
+      <w:color w:val="595959" w:themeColor="text1" w:themeTint="A6"/>
     </w:rPr>
   </w:style>
   <w:style w:type="paragraph" w:styleId="Heading7">
@@ -2067,8 +5734,8 @@
       <w:outlineLvl w:val="6"/>
     </w:pPr>
     <w:rPr>
-      <w:rFonts w:ascii="Times New Roman" w:hAnsi="Times New Roman" w:eastAsia="Times New Roman" w:cs="Times New Roman"/>
-      <w:color w:val="000000"/>
+      <w:rFonts w:eastAsiaTheme="majorEastAsia" w:cstheme="majorBidi"/>
+      <w:color w:val="595959" w:themeColor="text1" w:themeTint="A6"/>
     </w:rPr>
   </w:style>
   <w:style w:type="paragraph" w:styleId="Heading8">
@@ -2088,10 +5755,10 @@
       <w:outlineLvl w:val="7"/>
     </w:pPr>
     <w:rPr>
-      <w:rFonts w:ascii="Times New Roman" w:hAnsi="Times New Roman" w:eastAsia="Times New Roman" w:cs="Times New Roman"/>
+      <w:rFonts w:eastAsiaTheme="majorEastAsia" w:cstheme="majorBidi"/>
       <w:i/>
       <w:iCs/>
-      <w:color w:val="000000"/>
+      <w:color w:val="272727" w:themeColor="text1" w:themeTint="D8"/>
     </w:rPr>
   </w:style>
   <w:style w:type="paragraph" w:styleId="Heading9">
@@ -2111,8 +5778,8 @@
       <w:outlineLvl w:val="8"/>
     </w:pPr>
     <w:rPr>
-      <w:rFonts w:ascii="Times New Roman" w:hAnsi="Times New Roman" w:eastAsia="Times New Roman" w:cs="Times New Roman"/>
-      <w:color w:val="000000"/>
+      <w:rFonts w:eastAsiaTheme="majorEastAsia" w:cstheme="majorBidi"/>
+      <w:color w:val="272727" w:themeColor="text1" w:themeTint="D8"/>
     </w:rPr>
   </w:style>
   <w:style w:type="character" w:customStyle="1" w:styleId="Heading1Char">
@@ -2122,10 +5789,10 @@
     <w:uiPriority w:val="9"/>
     <w:rsid w:val="00A10FD9"/>
     <w:rPr>
-      <w:rFonts w:ascii="Times New Roman" w:hAnsi="Times New Roman" w:eastAsia="Times New Roman" w:cs="Times New Roman"/>
-      <w:color w:val="000000"/>
-      <w:sz w:val="28"/>
-      <w:szCs w:val="28"/>
+      <w:rFonts w:asciiTheme="majorHAnsi" w:eastAsiaTheme="majorEastAsia" w:hAnsiTheme="majorHAnsi" w:cstheme="majorBidi"/>
+      <w:color w:val="0F4761" w:themeColor="accent1" w:themeShade="BF"/>
+      <w:sz w:val="40"/>
+      <w:szCs w:val="40"/>
     </w:rPr>
   </w:style>
   <w:style w:type="character" w:customStyle="1" w:styleId="Heading2Char">
@@ -2136,10 +5803,10 @@
     <w:semiHidden/>
     <w:rsid w:val="00A10FD9"/>
     <w:rPr>
-      <w:rFonts w:ascii="Times New Roman" w:hAnsi="Times New Roman" w:eastAsia="Times New Roman" w:cs="Times New Roman"/>
-      <w:color w:val="000000"/>
-      <w:sz w:val="28"/>
-      <w:szCs w:val="28"/>
+      <w:rFonts w:asciiTheme="majorHAnsi" w:eastAsiaTheme="majorEastAsia" w:hAnsiTheme="majorHAnsi" w:cstheme="majorBidi"/>
+      <w:color w:val="0F4761" w:themeColor="accent1" w:themeShade="BF"/>
+      <w:sz w:val="32"/>
+      <w:szCs w:val="32"/>
     </w:rPr>
   </w:style>
   <w:style w:type="character" w:customStyle="1" w:styleId="Heading3Char">
@@ -2150,8 +5817,8 @@
     <w:semiHidden/>
     <w:rsid w:val="00A10FD9"/>
     <w:rPr>
-      <w:rFonts w:ascii="Times New Roman" w:hAnsi="Times New Roman" w:eastAsia="Times New Roman" w:cs="Times New Roman"/>
-      <w:color w:val="000000"/>
+      <w:rFonts w:eastAsiaTheme="majorEastAsia" w:cstheme="majorBidi"/>
+      <w:color w:val="0F4761" w:themeColor="accent1" w:themeShade="BF"/>
       <w:sz w:val="28"/>
       <w:szCs w:val="28"/>
     </w:rPr>
@@ -2164,10 +5831,10 @@
     <w:semiHidden/>
     <w:rsid w:val="00A10FD9"/>
     <w:rPr>
-      <w:rFonts w:ascii="Times New Roman" w:hAnsi="Times New Roman" w:eastAsia="Times New Roman" w:cs="Times New Roman"/>
+      <w:rFonts w:eastAsiaTheme="majorEastAsia" w:cstheme="majorBidi"/>
       <w:i/>
       <w:iCs/>
-      <w:color w:val="000000"/>
+      <w:color w:val="0F4761" w:themeColor="accent1" w:themeShade="BF"/>
     </w:rPr>
   </w:style>
   <w:style w:type="character" w:customStyle="1" w:styleId="Heading5Char">
@@ -2178,8 +5845,8 @@
     <w:semiHidden/>
     <w:rsid w:val="00A10FD9"/>
     <w:rPr>
-      <w:rFonts w:ascii="Times New Roman" w:hAnsi="Times New Roman" w:eastAsia="Times New Roman" w:cs="Times New Roman"/>
-      <w:color w:val="000000"/>
+      <w:rFonts w:eastAsiaTheme="majorEastAsia" w:cstheme="majorBidi"/>
+      <w:color w:val="0F4761" w:themeColor="accent1" w:themeShade="BF"/>
     </w:rPr>
   </w:style>
   <w:style w:type="character" w:customStyle="1" w:styleId="Heading6Char">
@@ -2190,10 +5857,10 @@
     <w:semiHidden/>
     <w:rsid w:val="00A10FD9"/>
     <w:rPr>
-      <w:rFonts w:ascii="Times New Roman" w:hAnsi="Times New Roman" w:eastAsia="Times New Roman" w:cs="Times New Roman"/>
+      <w:rFonts w:eastAsiaTheme="majorEastAsia" w:cstheme="majorBidi"/>
       <w:i/>
       <w:iCs/>
-      <w:color w:val="000000"/>
+      <w:color w:val="595959" w:themeColor="text1" w:themeTint="A6"/>
     </w:rPr>
   </w:style>
   <w:style w:type="character" w:customStyle="1" w:styleId="Heading7Char">
@@ -2204,8 +5871,8 @@
     <w:semiHidden/>
     <w:rsid w:val="00A10FD9"/>
     <w:rPr>
-      <w:rFonts w:ascii="Times New Roman" w:hAnsi="Times New Roman" w:eastAsia="Times New Roman" w:cs="Times New Roman"/>
-      <w:color w:val="000000"/>
+      <w:rFonts w:eastAsiaTheme="majorEastAsia" w:cstheme="majorBidi"/>
+      <w:color w:val="595959" w:themeColor="text1" w:themeTint="A6"/>
     </w:rPr>
   </w:style>
   <w:style w:type="character" w:customStyle="1" w:styleId="Heading8Char">
@@ -2216,10 +5883,10 @@
     <w:semiHidden/>
     <w:rsid w:val="00A10FD9"/>
     <w:rPr>
-      <w:rFonts w:ascii="Times New Roman" w:hAnsi="Times New Roman" w:eastAsia="Times New Roman" w:cs="Times New Roman"/>
+      <w:rFonts w:eastAsiaTheme="majorEastAsia" w:cstheme="majorBidi"/>
       <w:i/>
       <w:iCs/>
-      <w:color w:val="000000"/>
+      <w:color w:val="272727" w:themeColor="text1" w:themeTint="D8"/>
     </w:rPr>
   </w:style>
   <w:style w:type="character" w:customStyle="1" w:styleId="Heading9Char">
@@ -2230,9 +5897,18 @@
     <w:semiHidden/>
     <w:rsid w:val="00A10FD9"/>
     <w:rPr>
-      <w:rFonts w:ascii="Times New Roman" w:hAnsi="Times New Roman" w:eastAsia="Times New Roman" w:cs="Times New Roman"/>
-      <w:color w:val="000000"/>
+      <w:rFonts w:eastAsiaTheme="majorEastAsia" w:cstheme="majorBidi"/>
+      <w:color w:val="272727" w:themeColor="text1" w:themeTint="D8"/>
     </w:rPr>
+  </w:style>
+  <w:style w:type="paragraph" w:customStyle="1" w:styleId="ListItem">
+    <w:name w:val="List Item"/>
+    <w:basedOn w:val="BodyText"/>
+    <w:qFormat/>
+    <w:pPr>
+      <w:spacing w:before="0" w:after="0" w:line="480" w:lineRule="exact"/>
+      <w:ind w:left="720" w:hanging="720"/>
+    </w:pPr>
   </w:style>
   <w:style w:type="paragraph" w:styleId="BlockText">
     <w:name w:val="Block Text"/>
@@ -2242,8 +5918,8 @@
     <w:unhideWhenUsed/>
     <w:qFormat/>
     <w:pPr>
-      <w:spacing w:before="0" w:after="0" w:line="480" w:lineRule="exact"/>
-      <w:ind w:firstLine="0" w:left="480" w:right="480"/>
+      <w:spacing w:before="280" w:after="280" w:line="230" w:lineRule="exact"/>
+      <w:ind w:firstLine="0" w:left="720" w:right="720"/>
     </w:pPr>
   </w:style>
   <w:style w:type="paragraph" w:styleId="FootnoteText">
@@ -2254,8 +5930,13 @@
     <w:unhideWhenUsed/>
     <w:qFormat/>
     <w:pPr>
-      <w:spacing w:before="0" w:after="120" w:line="240" w:lineRule="auto"/>
+      <w:keepLines/>
+      <w:spacing w:before="0" w:after="140" w:line="322" w:lineRule="exact"/>
     </w:pPr>
+    <w:rPr>
+      <w:sz w:val="28"/>
+      <w:szCs w:val="28"/>
+    </w:rPr>
   </w:style>
   <w:style w:type="paragraph" w:styleId="FootnoteBlockText">
     <w:name w:val="Footnote Block Text"/>
@@ -2265,8 +5946,8 @@
     <w:unhideWhenUsed/>
     <w:qFormat/>
     <w:pPr>
-      <w:spacing w:before="100" w:after="100"/>
-      <w:ind w:firstLine="0" w:left="480" w:right="480"/>
+      <w:spacing w:before="280" w:after="280"/>
+      <w:ind w:firstLine="0" w:left="720" w:right="720"/>
     </w:pPr>
   </w:style>
   <w:style w:type="character" w:default="1" w:styleId="DefaultParagraphFont">
@@ -2355,8 +6036,8 @@
     <w:name w:val="Verbatim Char"/>
     <w:basedOn w:val="BodyTextChar"/>
     <w:rPr>
-      <w:rFonts w:ascii="Times New Roman" w:hAnsi="Times New Roman" w:eastAsia="Times New Roman" w:cs="Times New Roman"/>
-      <w:sz w:val="28"/>
+      <w:rFonts w:ascii="Consolas" w:hAnsi="Consolas"/>
+      <w:sz w:val="22"/>
     </w:rPr>
   </w:style>
   <w:style w:type="character" w:customStyle="1" w:styleId="SectionNumber">
@@ -2389,24 +6070,154 @@
       <w:outlineLvl w:val="9"/>
     </w:pPr>
     <w:rPr>
-      <w:rFonts w:ascii="Times New Roman" w:hAnsi="Times New Roman" w:eastAsia="Times New Roman" w:cs="Times New Roman"/>
+      <w:rFonts w:asciiTheme="majorHAnsi" w:eastAsiaTheme="majorEastAsia" w:hAnsiTheme="majorHAnsi" w:cstheme="majorBidi"/>
       <w:b w:val="0"/>
       <w:bCs w:val="0"/>
-      <w:color w:val="000000"/>
+      <w:color w:val="365F91" w:themeColor="accent1" w:themeShade="BF"/>
     </w:rPr>
   </w:style>
-  <w:style w:type="paragraph" w:customStyle="1" w:styleId="BodyKeep">
-    <w:name w:val="Body Keep"/>
+  <w:style w:type="paragraph" w:customStyle="1" w:styleId="BodyTextNote">
+    <w:name w:val="Body Text Note"/>
+    <w:basedOn w:val="BodyText"/>
+    <w:qFormat/>
+    <w:pPr>
+      <w:widowControl w:val="0"/>
+    </w:pPr>
+  </w:style>
+  <w:style w:type="paragraph" w:customStyle="1" w:styleId="XdQuote">
+    <w:name w:val="Xd Quote"/>
+    <w:basedOn w:val="Normal"/>
+    <w:qFormat/>
+    <w:pPr>
+      <w:spacing w:before="0" w:after="0" w:line="322" w:lineRule="exact"/>
+      <w:ind w:left="720" w:right="720" w:firstLine="0"/>
+    </w:pPr>
+  </w:style>
+  <w:style w:type="paragraph" w:customStyle="1" w:styleId="XdQuoteFirst">
+    <w:name w:val="Xd Quote First"/>
+    <w:basedOn w:val="Normal"/>
+    <w:qFormat/>
+    <w:pPr>
+      <w:spacing w:before="0" w:after="0" w:line="322" w:lineRule="exact"/>
+      <w:ind w:left="720" w:right="720" w:firstLine="0"/>
+    </w:pPr>
+  </w:style>
+  <w:style w:type="paragraph" w:customStyle="1" w:styleId="XdQuoteLast">
+    <w:name w:val="Xd Quote Last"/>
+    <w:basedOn w:val="Normal"/>
+    <w:qFormat/>
+    <w:pPr>
+      <w:spacing w:before="0" w:after="480" w:line="322" w:lineRule="exact"/>
+      <w:ind w:left="720" w:right="720" w:firstLine="0"/>
+    </w:pPr>
+  </w:style>
+  <w:style w:type="paragraph" w:customStyle="1" w:styleId="XdQuoteOnly">
+    <w:name w:val="Xd Quote Only"/>
+    <w:basedOn w:val="Normal"/>
+    <w:qFormat/>
+    <w:pPr>
+      <w:spacing w:before="0" w:after="480" w:line="322" w:lineRule="exact"/>
+      <w:ind w:left="720" w:right="720" w:firstLine="0"/>
+    </w:pPr>
+  </w:style>
+  <w:style w:type="paragraph" w:customStyle="1" w:styleId="XdTail">
+    <w:name w:val="Xd Tail"/>
+    <w:basedOn w:val="Normal"/>
+    <w:qFormat/>
+    <w:pPr>
+      <w:spacing w:before="0" w:after="0" w:line="322" w:lineRule="exact"/>
+      <w:ind w:firstLine="0"/>
+    </w:pPr>
+  </w:style>
+  <w:style w:type="paragraph" w:customStyle="1" w:styleId="BodyTextKeep">
+    <w:name w:val="Body Text Keep"/>
     <w:basedOn w:val="BodyText"/>
     <w:qFormat/>
     <w:pPr>
       <w:keepNext/>
+      <w:keepLines/>
     </w:pPr>
   </w:style>
-  <w:style w:type="paragraph" w:customStyle="1" w:styleId="BodyKeep">
-    <w:name w:val="BodyKeep"/>
-    <w:basedOn w:val="BodyText"/>
+  <w:style w:type="paragraph" w:customStyle="1" w:styleId="XdList1">
+    <w:name w:val="XdList 1"/>
+    <w:basedOn w:val="Normal"/>
     <w:qFormat/>
+    <w:pPr>
+      <w:spacing w:before="0" w:after="0" w:line="480" w:lineRule="exact"/>
+      <w:ind w:left="720" w:hanging="720"/>
+    </w:pPr>
+  </w:style>
+  <w:style w:type="paragraph" w:customStyle="1" w:styleId="XdList2">
+    <w:name w:val="XdList 2"/>
+    <w:basedOn w:val="Normal"/>
+    <w:qFormat/>
+    <w:pPr>
+      <w:spacing w:before="0" w:after="0" w:line="480" w:lineRule="exact"/>
+      <w:ind w:left="1440" w:hanging="720"/>
+    </w:pPr>
+  </w:style>
+  <w:style w:type="paragraph" w:customStyle="1" w:styleId="XdList3">
+    <w:name w:val="XdList 3"/>
+    <w:basedOn w:val="Normal"/>
+    <w:qFormat/>
+    <w:pPr>
+      <w:spacing w:before="0" w:after="0" w:line="480" w:lineRule="exact"/>
+      <w:ind w:left="2160" w:hanging="720"/>
+    </w:pPr>
+  </w:style>
+  <w:style w:type="paragraph" w:customStyle="1" w:styleId="XdTailList1">
+    <w:name w:val="XdTailList 1"/>
+    <w:basedOn w:val="Normal"/>
+    <w:qFormat/>
+    <w:pPr>
+      <w:spacing w:before="0" w:after="0" w:line="322" w:lineRule="exact"/>
+      <w:ind w:left="720" w:hanging="720"/>
+    </w:pPr>
+  </w:style>
+  <w:style w:type="paragraph" w:customStyle="1" w:styleId="XdTailList2">
+    <w:name w:val="XdTailList 2"/>
+    <w:basedOn w:val="Normal"/>
+    <w:qFormat/>
+    <w:pPr>
+      <w:spacing w:before="0" w:after="0" w:line="322" w:lineRule="exact"/>
+      <w:ind w:left="1440" w:hanging="720"/>
+    </w:pPr>
+  </w:style>
+  <w:style w:type="paragraph" w:customStyle="1" w:styleId="XdTailList3">
+    <w:name w:val="XdTailList 3"/>
+    <w:basedOn w:val="Normal"/>
+    <w:qFormat/>
+    <w:pPr>
+      <w:spacing w:before="0" w:after="0" w:line="322" w:lineRule="exact"/>
+      <w:ind w:left="2160" w:hanging="720"/>
+    </w:pPr>
+  </w:style>
+  <w:style w:type="paragraph" w:customStyle="1" w:styleId="XdQuoteList1">
+    <w:name w:val="Xd Quote List 1"/>
+    <w:basedOn w:val="Normal"/>
+    <w:qFormat/>
+    <w:pPr>
+      <w:spacing w:before="0" w:after="0" w:line="322" w:lineRule="exact"/>
+      <w:ind w:left="1440" w:right="720" w:hanging="720"/>
+    </w:pPr>
+  </w:style>
+  <w:style w:type="paragraph" w:customStyle="1" w:styleId="XdQuoteList2">
+    <w:name w:val="Xd Quote List 2"/>
+    <w:basedOn w:val="Normal"/>
+    <w:qFormat/>
+    <w:pPr>
+      <w:spacing w:before="0" w:after="0" w:line="322" w:lineRule="exact"/>
+      <w:ind w:left="2160" w:right="720" w:hanging="720"/>
+    </w:pPr>
+  </w:style>
+  <w:style w:type="paragraph" w:customStyle="1" w:styleId="XdQuoteList3">
+    <w:name w:val="Xd Quote List 3"/>
+    <w:basedOn w:val="Normal"/>
+    <w:qFormat/>
+    <w:pPr>
+      <w:spacing w:before="0" w:after="0" w:line="322" w:lineRule="exact"/>
+      <w:ind w:left="2880" w:right="720" w:hanging="720"/>
+    </w:pPr>
   </w:style>
   <w:style w:type="paragraph" w:customStyle="1" w:styleId="SourceCode">
     <w:name w:val="Source Code"/>

--- a/courts/ninth-circuit/california/federal/southern-district/motion-brief/usage/OUTPUT-motion-brief.docx
+++ b/courts/ninth-circuit/california/federal/southern-district/motion-brief/usage/OUTPUT-motion-brief.docx
@@ -1214,6 +1214,22 @@
           <w:bCs/>
         </w:rPr>
         <w:t xml:space="preserve">CONTENTS</w:t>
+      </w:r>
+    </w:p>
+    <w:p>
+      <w:pPr>
+        <w:keepNext/>
+        <w:keepLines/>
+        <w:spacing w:before="0" w:after="0" w:line="322" w:lineRule="exact"/>
+        <w:ind w:left="0" w:firstLine="0"/>
+        <w:jc w:val="right"/>
+      </w:pPr>
+      <w:r>
+        <w:rPr>
+          <w:b/>
+          <w:bCs/>
+        </w:rPr>
+        <w:t xml:space="preserve">Page</w:t>
       </w:r>
     </w:p>
     <w:p>
